--- a/docs/Clinical Protocol Rationale.docx
+++ b/docs/Clinical Protocol Rationale.docx
@@ -1,197 +1,204 @@
 
 <file path=word/document.xml><?xml version="1.0" encoding="utf-8"?>
-<w:document xmlns:mc="http://schemas.openxmlformats.org/markup-compatibility/2006" xmlns:o="urn:schemas-microsoft-com:office:office" xmlns:r="http://schemas.openxmlformats.org/officeDocument/2006/relationships" xmlns:m="http://schemas.openxmlformats.org/officeDocument/2006/math" xmlns:v="urn:schemas-microsoft-com:vml" xmlns:wp="http://schemas.openxmlformats.org/drawingml/2006/wordprocessingDrawing" xmlns:w10="urn:schemas-microsoft-com:office:word" xmlns:w="http://schemas.openxmlformats.org/wordprocessingml/2006/main" xmlns:wne="http://schemas.microsoft.com/office/word/2006/wordml" xmlns:sl="http://schemas.openxmlformats.org/schemaLibrary/2006/main" xmlns:a="http://schemas.openxmlformats.org/drawingml/2006/main" xmlns:pic="http://schemas.openxmlformats.org/drawingml/2006/picture" xmlns:c="http://schemas.openxmlformats.org/drawingml/2006/chart" xmlns:lc="http://schemas.openxmlformats.org/drawingml/2006/lockedCanvas" xmlns:dgm="http://schemas.openxmlformats.org/drawingml/2006/diagram" xmlns:wps="http://schemas.microsoft.com/office/word/2010/wordprocessingShape" xmlns:wpg="http://schemas.microsoft.com/office/word/2010/wordprocessingGroup" xmlns:w14="http://schemas.microsoft.com/office/word/2010/wordml" xmlns:w15="http://schemas.microsoft.com/office/word/2012/wordml" xmlns:w16="http://schemas.microsoft.com/office/word/2018/wordml" xmlns:w16cex="http://schemas.microsoft.com/office/word/2018/wordml/cex" xmlns:w16cid="http://schemas.microsoft.com/office/word/2016/wordml/cid" xmlns="http://schemas.microsoft.com/office/tasks/2019/documenttasks" xmlns:cr="http://schemas.microsoft.com/office/comments/2020/reactions">
+<w:document xmlns:wpc="http://schemas.microsoft.com/office/word/2010/wordprocessingCanvas" xmlns:cx="http://schemas.microsoft.com/office/drawing/2014/chartex" xmlns:cx1="http://schemas.microsoft.com/office/drawing/2015/9/8/chartex" xmlns:cx2="http://schemas.microsoft.com/office/drawing/2015/10/21/chartex" xmlns:cx3="http://schemas.microsoft.com/office/drawing/2016/5/9/chartex" xmlns:cx4="http://schemas.microsoft.com/office/drawing/2016/5/10/chartex" xmlns:cx5="http://schemas.microsoft.com/office/drawing/2016/5/11/chartex" xmlns:cx6="http://schemas.microsoft.com/office/drawing/2016/5/12/chartex" xmlns:cx7="http://schemas.microsoft.com/office/drawing/2016/5/13/chartex" xmlns:cx8="http://schemas.microsoft.com/office/drawing/2016/5/14/chartex" xmlns:mc="http://schemas.openxmlformats.org/markup-compatibility/2006" xmlns:aink="http://schemas.microsoft.com/office/drawing/2016/ink" xmlns:am3d="http://schemas.microsoft.com/office/drawing/2017/model3d" xmlns:o="urn:schemas-microsoft-com:office:office" xmlns:oel="http://schemas.microsoft.com/office/2019/extlst" xmlns:r="http://schemas.openxmlformats.org/officeDocument/2006/relationships" xmlns:m="http://schemas.openxmlformats.org/officeDocument/2006/math" xmlns:v="urn:schemas-microsoft-com:vml" xmlns:wp14="http://schemas.microsoft.com/office/word/2010/wordprocessingDrawing" xmlns:wp="http://schemas.openxmlformats.org/drawingml/2006/wordprocessingDrawing" xmlns:w10="urn:schemas-microsoft-com:office:word" xmlns:w="http://schemas.openxmlformats.org/wordprocessingml/2006/main" xmlns:w14="http://schemas.microsoft.com/office/word/2010/wordml" xmlns:w15="http://schemas.microsoft.com/office/word/2012/wordml" xmlns:w16cex="http://schemas.microsoft.com/office/word/2018/wordml/cex" xmlns:w16cid="http://schemas.microsoft.com/office/word/2016/wordml/cid" xmlns:w16="http://schemas.microsoft.com/office/word/2018/wordml" xmlns:w16du="http://schemas.microsoft.com/office/word/2023/wordml/word16du" xmlns:w16sdtdh="http://schemas.microsoft.com/office/word/2020/wordml/sdtdatahash" xmlns:w16sdtfl="http://schemas.microsoft.com/office/word/2024/wordml/sdtformatlock" xmlns:w16se="http://schemas.microsoft.com/office/word/2015/wordml/symex" xmlns:wpg="http://schemas.microsoft.com/office/word/2010/wordprocessingGroup" xmlns:wpi="http://schemas.microsoft.com/office/word/2010/wordprocessingInk" xmlns:wne="http://schemas.microsoft.com/office/word/2006/wordml" xmlns:wps="http://schemas.microsoft.com/office/word/2010/wordprocessingShape" mc:Ignorable="w14 w15 w16se w16cid w16 w16cex w16sdtdh w16sdtfl w16du wp14">
   <w:body>
     <w:p>
       <w:pPr>
         <w:pStyle w:val="Heading2"/>
+        <w:spacing w:after="240"/>
+        <w:rPr>
+          <w:sz w:val="30"/>
+          <w:szCs w:val="30"/>
+        </w:rPr>
+      </w:pPr>
+      <w:r>
+        <w:rPr>
+          <w:sz w:val="30"/>
+          <w:szCs w:val="30"/>
+        </w:rPr>
+        <w:t xml:space="preserve">Clinical Protocol Rationale: Contraindication of PO ND Therapy in Acute </w:t>
+      </w:r>
+      <w:r>
+        <w:rPr>
+          <w:i/>
+          <w:iCs/>
+          <w:sz w:val="30"/>
+          <w:szCs w:val="30"/>
+        </w:rPr>
+        <w:t>Pycnogonida</w:t>
+      </w:r>
+      <w:r>
+        <w:rPr>
+          <w:sz w:val="30"/>
+          <w:szCs w:val="30"/>
+        </w:rPr>
+        <w:t>-Induced Trauma</w:t>
+      </w:r>
+    </w:p>
+    <w:p>
+      <w:pPr>
         <w:pBdr>
-          <w:top w:space="0" w:sz="0" w:val="nil"/>
-          <w:left w:space="0" w:sz="0" w:val="nil"/>
-          <w:bottom w:space="0" w:sz="0" w:val="nil"/>
-          <w:right w:space="0" w:sz="0" w:val="nil"/>
-          <w:between w:space="0" w:sz="0" w:val="nil"/>
+          <w:top w:val="nil"/>
+          <w:left w:val="nil"/>
+          <w:bottom w:val="nil"/>
+          <w:right w:val="nil"/>
+          <w:between w:val="nil"/>
         </w:pBdr>
-        <w:shd w:fill="auto" w:val="clear"/>
-        <w:spacing w:after="240" w:lineRule="auto"/>
-        <w:rPr>
-          <w:b w:val="1"/>
-          <w:bCs w:val="1"/>
-          <w:i w:val="0"/>
-          <w:iCs w:val="0"/>
-          <w:sz w:val="30"/>
-          <w:szCs w:val="30"/>
-        </w:rPr>
-      </w:pPr>
-      <w:r>
-        <w:rPr>
-          <w:b w:val="1"/>
-          <w:bCs w:val="1"/>
-          <w:i w:val="0"/>
-          <w:iCs w:val="0"/>
-          <w:sz w:val="30"/>
-          <w:szCs w:val="30"/>
-          <w:rtl w:val="0"/>
-        </w:rPr>
-        <w:t xml:space="preserve">Clinical Protocol Rationale: Contraindication of PO ND Therapy in Acute </w:t>
-      </w:r>
-      <w:r>
-        <w:rPr>
-          <w:b w:val="1"/>
-          <w:bCs w:val="1"/>
-          <w:i w:val="1"/>
-          <w:iCs w:val="1"/>
-          <w:sz w:val="30"/>
-          <w:szCs w:val="30"/>
-          <w:rtl w:val="0"/>
-        </w:rPr>
-        <w:t xml:space="preserve">Pycnogonida</w:t>
-      </w:r>
-      <w:r>
-        <w:rPr>
-          <w:b w:val="1"/>
-          <w:bCs w:val="1"/>
-          <w:i w:val="0"/>
-          <w:iCs w:val="0"/>
-          <w:sz w:val="30"/>
-          <w:szCs w:val="30"/>
-          <w:rtl w:val="0"/>
-        </w:rPr>
-        <w:t xml:space="preserve">-Induced Trauma</w:t>
+        <w:spacing w:after="240"/>
+      </w:pPr>
+      <w:r>
+        <w:t xml:space="preserve">In acute soft-tissue trauma scenarios involving structural penetration by a large </w:t>
+      </w:r>
+      <w:r>
+        <w:rPr>
+          <w:i/>
+          <w:iCs/>
+        </w:rPr>
+        <w:t>Pycnogonida</w:t>
+      </w:r>
+      <w:r>
+        <w:t xml:space="preserve"> model matrix, relying on standard oral non-dispensing (</w:t>
+      </w:r>
+      <w:r>
+        <w:rPr>
+          <w:b/>
+          <w:bCs/>
+        </w:rPr>
+        <w:t>PO ND</w:t>
+      </w:r>
+      <w:r>
+        <w:t xml:space="preserve">) botanical regimens as a primary intervention is </w:t>
+      </w:r>
+      <w:r>
+        <w:rPr>
+          <w:b/>
+          <w:bCs/>
+        </w:rPr>
+        <w:t>strongly discouraged</w:t>
+      </w:r>
+      <w:r>
+        <w:t xml:space="preserve"> by the Yesler Towers Command Center clinical guidelines. Except in absolute crisis environments where regional regenerative medicine transport networks are entirely inaccessible, standard PO ND routes must be bypassed in favor of immediate transfer to a specialized trauma unit (such as </w:t>
+      </w:r>
+      <w:r>
+        <w:rPr>
+          <w:b/>
+          <w:bCs/>
+        </w:rPr>
+        <w:t>UW Harborview Medical Center</w:t>
+      </w:r>
+      <w:r>
+        <w:t>).</w:t>
       </w:r>
     </w:p>
     <w:p>
       <w:pPr>
         <w:pBdr>
-          <w:top w:space="0" w:sz="0" w:val="nil"/>
-          <w:left w:space="0" w:sz="0" w:val="nil"/>
-          <w:bottom w:space="0" w:sz="0" w:val="nil"/>
-          <w:right w:space="0" w:sz="0" w:val="nil"/>
-          <w:between w:space="0" w:sz="0" w:val="nil"/>
+          <w:top w:val="nil"/>
+          <w:left w:val="nil"/>
+          <w:bottom w:val="nil"/>
+          <w:right w:val="nil"/>
+          <w:between w:val="nil"/>
         </w:pBdr>
-        <w:shd w:fill="auto" w:val="clear"/>
-        <w:spacing w:after="240" w:lineRule="auto"/>
-        <w:rPr/>
-      </w:pPr>
-      <w:r>
-        <w:rPr>
-          <w:rtl w:val="0"/>
-        </w:rPr>
-        <w:t xml:space="preserve">In acute soft-tissue trauma scenarios involving structural penetration by a large </w:t>
-      </w:r>
-      <w:r>
-        <w:rPr>
-          <w:i w:val="1"/>
-          <w:iCs w:val="1"/>
-          <w:rtl w:val="0"/>
-        </w:rPr>
-        <w:t xml:space="preserve">Pycnogonida</w:t>
-      </w:r>
-      <w:r>
-        <w:rPr>
-          <w:rtl w:val="0"/>
-        </w:rPr>
-        <w:t xml:space="preserve"> model matrix, relying on standard oral non-dispensing (</w:t>
-      </w:r>
-      <w:r>
-        <w:rPr>
-          <w:b w:val="1"/>
-          <w:bCs w:val="1"/>
-          <w:rtl w:val="0"/>
-        </w:rPr>
-        <w:t xml:space="preserve">PO ND</w:t>
-      </w:r>
-      <w:r>
-        <w:rPr>
-          <w:rtl w:val="0"/>
-        </w:rPr>
-        <w:t xml:space="preserve">) botanical regimens as a primary intervention is </w:t>
-      </w:r>
-      <w:r>
-        <w:rPr>
-          <w:b w:val="1"/>
-          <w:bCs w:val="1"/>
-          <w:rtl w:val="0"/>
-        </w:rPr>
-        <w:t xml:space="preserve">strongly discouraged</w:t>
-      </w:r>
-      <w:r>
-        <w:rPr>
-          <w:rtl w:val="0"/>
-        </w:rPr>
-        <w:t xml:space="preserve"> by the Yesler Towers Command Center clinical guidelines. Except in absolute crisis environments where regional regenerative medicine transport networks are entirely inaccessible, standard PO ND routes must be bypassed in favor of immediate transfer to a specialized trauma unit (such as </w:t>
-      </w:r>
-      <w:r>
-        <w:rPr>
-          <w:b w:val="1"/>
-          <w:bCs w:val="1"/>
-          <w:rtl w:val="0"/>
-        </w:rPr>
-        <w:t xml:space="preserve">UW Harborview Medical Center</w:t>
-      </w:r>
-      <w:r>
-        <w:rPr>
-          <w:rtl w:val="0"/>
-        </w:rPr>
-        <w:t xml:space="preserve">).</w:t>
-      </w:r>
-    </w:p>
-    <w:p>
-      <w:pPr>
-        <w:pBdr>
-          <w:top w:space="0" w:sz="0" w:val="nil"/>
-          <w:left w:space="0" w:sz="0" w:val="nil"/>
-          <w:bottom w:space="0" w:sz="0" w:val="nil"/>
-          <w:right w:space="0" w:sz="0" w:val="nil"/>
-          <w:between w:space="0" w:sz="0" w:val="nil"/>
-        </w:pBdr>
-        <w:shd w:fill="auto" w:val="clear"/>
-        <w:spacing w:after="240" w:lineRule="auto"/>
-        <w:rPr/>
-      </w:pPr>
-      <w:r>
-        <w:rPr>
-          <w:rtl w:val="0"/>
-        </w:rPr>
-        <w:t xml:space="preserve">The clinical, toxicological, and epidemiological reasons for this contraindication are detailed below.</w:t>
-      </w:r>
-    </w:p>
-    <w:p>
-      <w:pPr>
-        <w:pStyle w:val="Heading2"/>
-        <w:pBdr>
-          <w:top w:space="0" w:sz="0" w:val="nil"/>
-          <w:left w:space="0" w:sz="0" w:val="nil"/>
-          <w:bottom w:space="0" w:sz="0" w:val="nil"/>
-          <w:right w:space="0" w:sz="0" w:val="nil"/>
-          <w:between w:space="0" w:sz="0" w:val="nil"/>
-        </w:pBdr>
-        <w:shd w:fill="auto" w:val="clear"/>
-        <w:rPr>
-          <w:b w:val="1"/>
-          <w:bCs w:val="1"/>
-          <w:i w:val="0"/>
-          <w:iCs w:val="0"/>
-          <w:sz w:val="30"/>
-          <w:szCs w:val="30"/>
-        </w:rPr>
-      </w:pPr>
-      <w:r>
-        <w:pict>
-          <v:rect style="width:0.0pt;height:1.5pt" o:hr="t" o:hrstd="t" o:hralign="center" fillcolor="#A0A0A0" stroked="f"/>
-        </w:pict>
-      </w:r>
-      <w:r>
-        <w:rPr>
-          <w:b w:val="1"/>
-          <w:bCs w:val="1"/>
-          <w:i w:val="0"/>
-          <w:iCs w:val="0"/>
-          <w:sz w:val="30"/>
-          <w:szCs w:val="30"/>
-          <w:rtl w:val="0"/>
-        </w:rPr>
-        <w:t xml:space="preserve">1. Lipid-Shell Saturation Toxicity</w:t>
+        <w:spacing w:after="240"/>
+      </w:pPr>
+      <w:r>
+        <w:t>The clinical, toxicological, and epidemiological reasons for this contraindication are detailed below.</w:t>
+      </w:r>
+    </w:p>
+    <w:p>
+      <w:pPr>
+        <w:pStyle w:val="Heading2"/>
+      </w:pPr>
+    </w:p>
+    <w:p>
+      <w:pPr>
+        <w:pStyle w:val="Heading2"/>
+      </w:pPr>
+    </w:p>
+    <w:p>
+      <w:pPr>
+        <w:pStyle w:val="Heading2"/>
+      </w:pPr>
+    </w:p>
+    <w:p>
+      <w:pPr>
+        <w:pStyle w:val="Heading2"/>
+      </w:pPr>
+    </w:p>
+    <w:p>
+      <w:pPr>
+        <w:pStyle w:val="Heading2"/>
+      </w:pPr>
+    </w:p>
+    <w:p>
+      <w:pPr>
+        <w:pStyle w:val="Heading2"/>
+      </w:pPr>
+    </w:p>
+    <w:p>
+      <w:pPr>
+        <w:pStyle w:val="Heading2"/>
+      </w:pPr>
+    </w:p>
+    <w:p>
+      <w:pPr>
+        <w:pStyle w:val="Heading2"/>
+      </w:pPr>
+    </w:p>
+    <w:p>
+      <w:pPr>
+        <w:pStyle w:val="Heading2"/>
+      </w:pPr>
+    </w:p>
+    <w:p>
+      <w:pPr>
+        <w:pStyle w:val="Heading2"/>
+      </w:pPr>
+    </w:p>
+    <w:p>
+      <w:pPr>
+        <w:pStyle w:val="Heading2"/>
+      </w:pPr>
+    </w:p>
+    <w:p>
+      <w:pPr>
+        <w:pStyle w:val="Heading2"/>
+      </w:pPr>
+    </w:p>
+    <w:p>
+      <w:pPr>
+        <w:pStyle w:val="Heading2"/>
+      </w:pPr>
+    </w:p>
+    <w:p>
+      <w:pPr>
+        <w:pStyle w:val="Heading2"/>
+      </w:pPr>
+    </w:p>
+    <w:p>
+      <w:pPr>
+        <w:pStyle w:val="Heading2"/>
+        <w:rPr>
+          <w:sz w:val="30"/>
+          <w:szCs w:val="30"/>
+        </w:rPr>
+      </w:pPr>
+    </w:p>
+    <w:p>
+      <w:pPr>
+        <w:pStyle w:val="Heading2"/>
+        <w:rPr>
+          <w:sz w:val="30"/>
+          <w:szCs w:val="30"/>
+        </w:rPr>
+      </w:pPr>
+      <w:r>
+        <w:rPr>
+          <w:sz w:val="30"/>
+          <w:szCs w:val="30"/>
+        </w:rPr>
+        <w:lastRenderedPageBreak/>
+        <w:t>1. Lipid-Shell Saturation Toxicity</w:t>
       </w:r>
     </w:p>
     <w:p>
@@ -201,27 +208,21 @@
           <w:numId w:val="1"/>
         </w:numPr>
         <w:pBdr>
-          <w:top w:space="0" w:sz="0" w:val="nil"/>
-          <w:left w:space="0" w:sz="0" w:val="nil"/>
-          <w:bottom w:space="0" w:sz="0" w:val="nil"/>
-          <w:right w:space="0" w:sz="0" w:val="nil"/>
-          <w:between w:space="0" w:sz="0" w:val="nil"/>
+          <w:top w:val="nil"/>
+          <w:left w:val="nil"/>
+          <w:bottom w:val="nil"/>
+          <w:right w:val="nil"/>
+          <w:between w:val="nil"/>
         </w:pBdr>
-        <w:shd w:fill="auto" w:val="clear"/>
-        <w:ind w:left="600" w:hanging="360"/>
-      </w:pPr>
-      <w:r>
-        <w:rPr>
-          <w:b w:val="1"/>
-          <w:bCs w:val="1"/>
-          <w:rtl w:val="0"/>
-        </w:rPr>
-        <w:t xml:space="preserve">The Mechanism:</w:t>
-      </w:r>
-      <w:r>
-        <w:rPr>
-          <w:rtl w:val="0"/>
-        </w:rPr>
+      </w:pPr>
+      <w:r>
+        <w:rPr>
+          <w:b/>
+          <w:bCs/>
+        </w:rPr>
+        <w:t>The Mechanism:</w:t>
+      </w:r>
+      <w:r>
         <w:t xml:space="preserve"> The high-density acellular lipid matrices derived from the exoskeletal shell structure of these simulated large arthropod vectors possess a molecular weight configuration that exceeds standard human metabolic clearance thresholds.</w:t>
       </w:r>
     </w:p>
@@ -232,27 +233,21 @@
           <w:numId w:val="1"/>
         </w:numPr>
         <w:pBdr>
-          <w:top w:space="0" w:sz="0" w:val="nil"/>
-          <w:left w:space="0" w:sz="0" w:val="nil"/>
-          <w:bottom w:space="0" w:sz="0" w:val="nil"/>
-          <w:right w:space="0" w:sz="0" w:val="nil"/>
-          <w:between w:space="0" w:sz="0" w:val="nil"/>
+          <w:top w:val="nil"/>
+          <w:left w:val="nil"/>
+          <w:bottom w:val="nil"/>
+          <w:right w:val="nil"/>
+          <w:between w:val="nil"/>
         </w:pBdr>
-        <w:shd w:fill="auto" w:val="clear"/>
-        <w:ind w:left="600" w:hanging="360"/>
-      </w:pPr>
-      <w:r>
-        <w:rPr>
-          <w:b w:val="1"/>
-          <w:bCs w:val="1"/>
-          <w:rtl w:val="0"/>
-        </w:rPr>
-        <w:t xml:space="preserve">The Clinical Risk:</w:t>
-      </w:r>
-      <w:r>
-        <w:rPr>
-          <w:rtl w:val="0"/>
-        </w:rPr>
+      </w:pPr>
+      <w:r>
+        <w:rPr>
+          <w:b/>
+          <w:bCs/>
+        </w:rPr>
+        <w:t>The Clinical Risk:</w:t>
+      </w:r>
+      <w:r>
         <w:t xml:space="preserve"> When introduced into the human body via a deep piercing wound, the local concentration of these unique lipids saturates tissue layers, inducing rapid desmoplastic tissue reactions.</w:t>
       </w:r>
     </w:p>
@@ -263,61 +258,192 @@
           <w:numId w:val="1"/>
         </w:numPr>
         <w:pBdr>
-          <w:top w:space="0" w:sz="0" w:val="nil"/>
-          <w:left w:space="0" w:sz="0" w:val="nil"/>
-          <w:bottom w:space="0" w:sz="0" w:val="nil"/>
-          <w:right w:space="0" w:sz="0" w:val="nil"/>
-          <w:between w:space="0" w:sz="0" w:val="nil"/>
+          <w:top w:val="nil"/>
+          <w:left w:val="nil"/>
+          <w:bottom w:val="nil"/>
+          <w:right w:val="nil"/>
+          <w:between w:val="nil"/>
         </w:pBdr>
-        <w:shd w:fill="auto" w:val="clear"/>
-        <w:ind w:left="600" w:hanging="360"/>
-      </w:pPr>
-      <w:r>
-        <w:rPr>
-          <w:b w:val="1"/>
-          <w:bCs w:val="1"/>
-          <w:rtl w:val="0"/>
-        </w:rPr>
-        <w:t xml:space="preserve">PO ND Limitation:</w:t>
-      </w:r>
-      <w:r>
-        <w:rPr>
-          <w:rtl w:val="0"/>
-        </w:rPr>
+      </w:pPr>
+      <w:r>
+        <w:rPr>
+          <w:b/>
+          <w:bCs/>
+        </w:rPr>
+        <w:t>PO ND Limitation:</w:t>
+      </w:r>
+      <w:r>
         <w:t xml:space="preserve"> Oral administration (PO) forces these dense, complex compounds through the hepatic first-pass metabolic pathway. The liver is incapable of processing this localized lipid overload efficiently, resulting in systemic hepatic strain and cellular toxicity without successfully breaking down the dense lipid-chitin matrix at the primary wound site.</w:t>
       </w:r>
     </w:p>
     <w:p>
       <w:pPr>
         <w:pStyle w:val="Heading2"/>
-        <w:pBdr>
-          <w:top w:space="0" w:sz="0" w:val="nil"/>
-          <w:left w:space="0" w:sz="0" w:val="nil"/>
-          <w:bottom w:space="0" w:sz="0" w:val="nil"/>
-          <w:right w:space="0" w:sz="0" w:val="nil"/>
-          <w:between w:space="0" w:sz="0" w:val="nil"/>
-        </w:pBdr>
-        <w:shd w:fill="auto" w:val="clear"/>
-        <w:rPr>
-          <w:b w:val="1"/>
-          <w:bCs w:val="1"/>
-          <w:i w:val="0"/>
-          <w:iCs w:val="0"/>
-          <w:sz w:val="30"/>
-          <w:szCs w:val="30"/>
-        </w:rPr>
-      </w:pPr>
-      <w:r>
-        <w:rPr>
-          <w:b w:val="1"/>
-          <w:bCs w:val="1"/>
-          <w:i w:val="0"/>
-          <w:iCs w:val="0"/>
-          <w:sz w:val="30"/>
-          <w:szCs w:val="30"/>
-          <w:rtl w:val="0"/>
-        </w:rPr>
-        <w:t xml:space="preserve">2. Failure to Contain Secondary Transmission Vectors</w:t>
+        <w:rPr>
+          <w:sz w:val="30"/>
+          <w:szCs w:val="30"/>
+        </w:rPr>
+      </w:pPr>
+    </w:p>
+    <w:p>
+      <w:pPr>
+        <w:pStyle w:val="Heading2"/>
+        <w:rPr>
+          <w:sz w:val="30"/>
+          <w:szCs w:val="30"/>
+        </w:rPr>
+      </w:pPr>
+    </w:p>
+    <w:p>
+      <w:pPr>
+        <w:pStyle w:val="Heading2"/>
+        <w:rPr>
+          <w:sz w:val="30"/>
+          <w:szCs w:val="30"/>
+        </w:rPr>
+      </w:pPr>
+    </w:p>
+    <w:p>
+      <w:pPr>
+        <w:pStyle w:val="Heading2"/>
+        <w:rPr>
+          <w:sz w:val="30"/>
+          <w:szCs w:val="30"/>
+        </w:rPr>
+      </w:pPr>
+    </w:p>
+    <w:p>
+      <w:pPr>
+        <w:pStyle w:val="Heading2"/>
+        <w:rPr>
+          <w:sz w:val="30"/>
+          <w:szCs w:val="30"/>
+        </w:rPr>
+      </w:pPr>
+    </w:p>
+    <w:p>
+      <w:pPr>
+        <w:pStyle w:val="Heading2"/>
+        <w:rPr>
+          <w:sz w:val="30"/>
+          <w:szCs w:val="30"/>
+        </w:rPr>
+      </w:pPr>
+    </w:p>
+    <w:p>
+      <w:pPr>
+        <w:pStyle w:val="Heading2"/>
+        <w:rPr>
+          <w:sz w:val="30"/>
+          <w:szCs w:val="30"/>
+        </w:rPr>
+      </w:pPr>
+    </w:p>
+    <w:p>
+      <w:pPr>
+        <w:pStyle w:val="Heading2"/>
+        <w:rPr>
+          <w:sz w:val="30"/>
+          <w:szCs w:val="30"/>
+        </w:rPr>
+      </w:pPr>
+    </w:p>
+    <w:p>
+      <w:pPr>
+        <w:pStyle w:val="Heading2"/>
+        <w:rPr>
+          <w:sz w:val="30"/>
+          <w:szCs w:val="30"/>
+        </w:rPr>
+      </w:pPr>
+    </w:p>
+    <w:p>
+      <w:pPr>
+        <w:pStyle w:val="Heading2"/>
+        <w:rPr>
+          <w:sz w:val="30"/>
+          <w:szCs w:val="30"/>
+        </w:rPr>
+      </w:pPr>
+    </w:p>
+    <w:p>
+      <w:pPr>
+        <w:pStyle w:val="Heading2"/>
+        <w:rPr>
+          <w:sz w:val="30"/>
+          <w:szCs w:val="30"/>
+        </w:rPr>
+      </w:pPr>
+    </w:p>
+    <w:p>
+      <w:pPr>
+        <w:pStyle w:val="Heading2"/>
+        <w:rPr>
+          <w:sz w:val="30"/>
+          <w:szCs w:val="30"/>
+        </w:rPr>
+      </w:pPr>
+    </w:p>
+    <w:p>
+      <w:pPr>
+        <w:pStyle w:val="Heading2"/>
+        <w:rPr>
+          <w:sz w:val="30"/>
+          <w:szCs w:val="30"/>
+        </w:rPr>
+      </w:pPr>
+    </w:p>
+    <w:p>
+      <w:pPr>
+        <w:pStyle w:val="Heading2"/>
+        <w:rPr>
+          <w:sz w:val="30"/>
+          <w:szCs w:val="30"/>
+        </w:rPr>
+      </w:pPr>
+    </w:p>
+    <w:p>
+      <w:pPr>
+        <w:pStyle w:val="Heading2"/>
+        <w:rPr>
+          <w:sz w:val="30"/>
+          <w:szCs w:val="30"/>
+        </w:rPr>
+      </w:pPr>
+    </w:p>
+    <w:p>
+      <w:pPr>
+        <w:pStyle w:val="Heading2"/>
+        <w:rPr>
+          <w:sz w:val="30"/>
+          <w:szCs w:val="30"/>
+        </w:rPr>
+      </w:pPr>
+    </w:p>
+    <w:p>
+      <w:pPr>
+        <w:pStyle w:val="Heading2"/>
+        <w:rPr>
+          <w:sz w:val="30"/>
+          <w:szCs w:val="30"/>
+        </w:rPr>
+      </w:pPr>
+    </w:p>
+    <w:p>
+      <w:pPr>
+        <w:pStyle w:val="Heading2"/>
+        <w:rPr>
+          <w:sz w:val="30"/>
+          <w:szCs w:val="30"/>
+        </w:rPr>
+      </w:pPr>
+      <w:r>
+        <w:rPr>
+          <w:sz w:val="30"/>
+          <w:szCs w:val="30"/>
+        </w:rPr>
+        <w:lastRenderedPageBreak/>
+        <w:t>2. Failure to Contain Secondary Transmission Vectors</w:t>
       </w:r>
     </w:p>
     <w:p>
@@ -327,27 +453,21 @@
           <w:numId w:val="2"/>
         </w:numPr>
         <w:pBdr>
-          <w:top w:space="0" w:sz="0" w:val="nil"/>
-          <w:left w:space="0" w:sz="0" w:val="nil"/>
-          <w:bottom w:space="0" w:sz="0" w:val="nil"/>
-          <w:right w:space="0" w:sz="0" w:val="nil"/>
-          <w:between w:space="0" w:sz="0" w:val="nil"/>
+          <w:top w:val="nil"/>
+          <w:left w:val="nil"/>
+          <w:bottom w:val="nil"/>
+          <w:right w:val="nil"/>
+          <w:between w:val="nil"/>
         </w:pBdr>
-        <w:shd w:fill="auto" w:val="clear"/>
-        <w:ind w:left="600" w:hanging="360"/>
-      </w:pPr>
-      <w:r>
-        <w:rPr>
-          <w:b w:val="1"/>
-          <w:bCs w:val="1"/>
-          <w:rtl w:val="0"/>
-        </w:rPr>
-        <w:t xml:space="preserve">The Containment Gap:</w:t>
-      </w:r>
-      <w:r>
-        <w:rPr>
-          <w:rtl w:val="0"/>
-        </w:rPr>
+      </w:pPr>
+      <w:r>
+        <w:rPr>
+          <w:b/>
+          <w:bCs/>
+        </w:rPr>
+        <w:t>The Containment Gap:</w:t>
+      </w:r>
+      <w:r>
         <w:t xml:space="preserve"> A primary objective during an active remote outbreak protocol is breaking the chain of transmission. PO ND medications act systemically and slowly; they do not establish an immediate chemical or physical barrier at the site of host-vector penetration.</w:t>
       </w:r>
     </w:p>
@@ -358,75 +478,202 @@
           <w:numId w:val="2"/>
         </w:numPr>
         <w:pBdr>
-          <w:top w:space="0" w:sz="0" w:val="nil"/>
-          <w:left w:space="0" w:sz="0" w:val="nil"/>
-          <w:bottom w:space="0" w:sz="0" w:val="nil"/>
-          <w:right w:space="0" w:sz="0" w:val="nil"/>
-          <w:between w:space="0" w:sz="0" w:val="nil"/>
+          <w:top w:val="nil"/>
+          <w:left w:val="nil"/>
+          <w:bottom w:val="nil"/>
+          <w:right w:val="nil"/>
+          <w:between w:val="nil"/>
         </w:pBdr>
-        <w:shd w:fill="auto" w:val="clear"/>
-        <w:ind w:left="600" w:hanging="360"/>
-      </w:pPr>
-      <w:r>
-        <w:rPr>
-          <w:b w:val="1"/>
-          <w:bCs w:val="1"/>
-          <w:rtl w:val="0"/>
-        </w:rPr>
-        <w:t xml:space="preserve">Wound-to-Human Spread:</w:t>
-      </w:r>
-      <w:r>
-        <w:rPr>
-          <w:rtl w:val="0"/>
-        </w:rPr>
+      </w:pPr>
+      <w:r>
+        <w:rPr>
+          <w:b/>
+          <w:bCs/>
+        </w:rPr>
+        <w:t>Wound-to-Human Spread:</w:t>
+      </w:r>
+      <w:r>
         <w:t xml:space="preserve"> Because PO ND protocols lack contact-killing or rapid localized encapsulation capabilities, infectious components and target pathogens present within the open, draining wound tissue can easily escape into the surrounding environment. This poses an immediate hazard to first responders, triage nurses, and transport staff unless the patient is immediately placed inside a specialized </w:t>
       </w:r>
       <w:r>
         <w:rPr>
-          <w:b w:val="1"/>
-          <w:bCs w:val="1"/>
-          <w:rtl w:val="0"/>
-        </w:rPr>
-        <w:t xml:space="preserve">infection body bag</w:t>
-      </w:r>
-      <w:r>
-        <w:rPr>
-          <w:rtl w:val="0"/>
-        </w:rPr>
+          <w:b/>
+          <w:bCs/>
+        </w:rPr>
+        <w:t>infection body bag</w:t>
+      </w:r>
+      <w:r>
         <w:t xml:space="preserve"> or an air-gapped isolation field handled by a regenerative trauma hospital.</w:t>
       </w:r>
     </w:p>
     <w:p>
       <w:pPr>
         <w:pStyle w:val="Heading2"/>
-        <w:pBdr>
-          <w:top w:space="0" w:sz="0" w:val="nil"/>
-          <w:left w:space="0" w:sz="0" w:val="nil"/>
-          <w:bottom w:space="0" w:sz="0" w:val="nil"/>
-          <w:right w:space="0" w:sz="0" w:val="nil"/>
-          <w:between w:space="0" w:sz="0" w:val="nil"/>
-        </w:pBdr>
-        <w:shd w:fill="auto" w:val="clear"/>
-        <w:rPr>
-          <w:b w:val="1"/>
-          <w:bCs w:val="1"/>
-          <w:i w:val="0"/>
-          <w:iCs w:val="0"/>
-          <w:sz w:val="30"/>
-          <w:szCs w:val="30"/>
-        </w:rPr>
-      </w:pPr>
-      <w:r>
-        <w:rPr>
-          <w:b w:val="1"/>
-          <w:bCs w:val="1"/>
-          <w:i w:val="0"/>
-          <w:iCs w:val="0"/>
-          <w:sz w:val="30"/>
-          <w:szCs w:val="30"/>
-          <w:rtl w:val="0"/>
-        </w:rPr>
-        <w:t xml:space="preserve">3. Extended Therapeutic Latency (6-Month Kinetic Window)</w:t>
+        <w:rPr>
+          <w:sz w:val="30"/>
+          <w:szCs w:val="30"/>
+        </w:rPr>
+      </w:pPr>
+    </w:p>
+    <w:p>
+      <w:pPr>
+        <w:pStyle w:val="Heading2"/>
+        <w:rPr>
+          <w:sz w:val="30"/>
+          <w:szCs w:val="30"/>
+        </w:rPr>
+      </w:pPr>
+    </w:p>
+    <w:p>
+      <w:pPr>
+        <w:pStyle w:val="Heading2"/>
+        <w:rPr>
+          <w:sz w:val="30"/>
+          <w:szCs w:val="30"/>
+        </w:rPr>
+      </w:pPr>
+    </w:p>
+    <w:p>
+      <w:pPr>
+        <w:pStyle w:val="Heading2"/>
+        <w:rPr>
+          <w:sz w:val="30"/>
+          <w:szCs w:val="30"/>
+        </w:rPr>
+      </w:pPr>
+    </w:p>
+    <w:p>
+      <w:pPr>
+        <w:pStyle w:val="Heading2"/>
+        <w:rPr>
+          <w:sz w:val="30"/>
+          <w:szCs w:val="30"/>
+        </w:rPr>
+      </w:pPr>
+    </w:p>
+    <w:p>
+      <w:pPr>
+        <w:pStyle w:val="Heading2"/>
+        <w:rPr>
+          <w:sz w:val="30"/>
+          <w:szCs w:val="30"/>
+        </w:rPr>
+      </w:pPr>
+    </w:p>
+    <w:p>
+      <w:pPr>
+        <w:pStyle w:val="Heading2"/>
+        <w:rPr>
+          <w:sz w:val="30"/>
+          <w:szCs w:val="30"/>
+        </w:rPr>
+      </w:pPr>
+    </w:p>
+    <w:p>
+      <w:pPr>
+        <w:pStyle w:val="Heading2"/>
+        <w:rPr>
+          <w:sz w:val="30"/>
+          <w:szCs w:val="30"/>
+        </w:rPr>
+      </w:pPr>
+    </w:p>
+    <w:p>
+      <w:pPr>
+        <w:pStyle w:val="Heading2"/>
+        <w:rPr>
+          <w:sz w:val="30"/>
+          <w:szCs w:val="30"/>
+        </w:rPr>
+      </w:pPr>
+    </w:p>
+    <w:p>
+      <w:pPr>
+        <w:pStyle w:val="Heading2"/>
+        <w:rPr>
+          <w:sz w:val="30"/>
+          <w:szCs w:val="30"/>
+        </w:rPr>
+      </w:pPr>
+    </w:p>
+    <w:p>
+      <w:pPr>
+        <w:pStyle w:val="Heading2"/>
+        <w:rPr>
+          <w:sz w:val="30"/>
+          <w:szCs w:val="30"/>
+        </w:rPr>
+      </w:pPr>
+    </w:p>
+    <w:p>
+      <w:pPr>
+        <w:pStyle w:val="Heading2"/>
+        <w:rPr>
+          <w:sz w:val="30"/>
+          <w:szCs w:val="30"/>
+        </w:rPr>
+      </w:pPr>
+    </w:p>
+    <w:p>
+      <w:pPr>
+        <w:pStyle w:val="Heading2"/>
+        <w:rPr>
+          <w:sz w:val="30"/>
+          <w:szCs w:val="30"/>
+        </w:rPr>
+      </w:pPr>
+    </w:p>
+    <w:p>
+      <w:pPr>
+        <w:pStyle w:val="Heading2"/>
+        <w:rPr>
+          <w:sz w:val="30"/>
+          <w:szCs w:val="30"/>
+        </w:rPr>
+      </w:pPr>
+    </w:p>
+    <w:p>
+      <w:pPr>
+        <w:pStyle w:val="Heading2"/>
+        <w:rPr>
+          <w:sz w:val="30"/>
+          <w:szCs w:val="30"/>
+        </w:rPr>
+      </w:pPr>
+    </w:p>
+    <w:p>
+      <w:pPr>
+        <w:pStyle w:val="Heading2"/>
+        <w:rPr>
+          <w:sz w:val="30"/>
+          <w:szCs w:val="30"/>
+        </w:rPr>
+      </w:pPr>
+    </w:p>
+    <w:p>
+      <w:pPr>
+        <w:pStyle w:val="Heading2"/>
+        <w:rPr>
+          <w:sz w:val="30"/>
+          <w:szCs w:val="30"/>
+        </w:rPr>
+      </w:pPr>
+    </w:p>
+    <w:p>
+      <w:pPr>
+        <w:pStyle w:val="Heading2"/>
+        <w:rPr>
+          <w:sz w:val="30"/>
+          <w:szCs w:val="30"/>
+        </w:rPr>
+      </w:pPr>
+      <w:r>
+        <w:rPr>
+          <w:sz w:val="30"/>
+          <w:szCs w:val="30"/>
+        </w:rPr>
+        <w:lastRenderedPageBreak/>
+        <w:t>3. Extended Therapeutic Latency (6-Month Kinetic Window)</w:t>
       </w:r>
     </w:p>
     <w:p>
@@ -436,27 +683,21 @@
           <w:numId w:val="3"/>
         </w:numPr>
         <w:pBdr>
-          <w:top w:space="0" w:sz="0" w:val="nil"/>
-          <w:left w:space="0" w:sz="0" w:val="nil"/>
-          <w:bottom w:space="0" w:sz="0" w:val="nil"/>
-          <w:right w:space="0" w:sz="0" w:val="nil"/>
-          <w:between w:space="0" w:sz="0" w:val="nil"/>
+          <w:top w:val="nil"/>
+          <w:left w:val="nil"/>
+          <w:bottom w:val="nil"/>
+          <w:right w:val="nil"/>
+          <w:between w:val="nil"/>
         </w:pBdr>
-        <w:shd w:fill="auto" w:val="clear"/>
-        <w:ind w:left="600" w:hanging="360"/>
-      </w:pPr>
-      <w:r>
-        <w:rPr>
-          <w:b w:val="1"/>
-          <w:bCs w:val="1"/>
-          <w:rtl w:val="0"/>
-        </w:rPr>
-        <w:t xml:space="preserve">The Timeline:</w:t>
-      </w:r>
-      <w:r>
-        <w:rPr>
-          <w:rtl w:val="0"/>
-        </w:rPr>
+      </w:pPr>
+      <w:r>
+        <w:rPr>
+          <w:b/>
+          <w:bCs/>
+        </w:rPr>
+        <w:t>The Timeline:</w:t>
+      </w:r>
+      <w:r>
         <w:t xml:space="preserve"> Longitudinal computational profiling inside formula-analytics demonstrates that standard oral administration lines require an extended kinetic transport timeline.</w:t>
       </w:r>
     </w:p>
@@ -467,55 +708,41 @@
           <w:numId w:val="3"/>
         </w:numPr>
         <w:pBdr>
-          <w:top w:space="0" w:sz="0" w:val="nil"/>
-          <w:left w:space="0" w:sz="0" w:val="nil"/>
-          <w:bottom w:space="0" w:sz="0" w:val="nil"/>
-          <w:right w:space="0" w:sz="0" w:val="nil"/>
-          <w:between w:space="0" w:sz="0" w:val="nil"/>
+          <w:top w:val="nil"/>
+          <w:left w:val="nil"/>
+          <w:bottom w:val="nil"/>
+          <w:right w:val="nil"/>
+          <w:between w:val="nil"/>
         </w:pBdr>
-        <w:shd w:fill="auto" w:val="clear"/>
-        <w:ind w:left="600" w:hanging="360"/>
-      </w:pPr>
-      <w:r>
-        <w:rPr>
-          <w:b w:val="1"/>
-          <w:bCs w:val="1"/>
-          <w:rtl w:val="0"/>
-        </w:rPr>
-        <w:t xml:space="preserve">The 6-Month Delay:</w:t>
-      </w:r>
-      <w:r>
-        <w:rPr>
-          <w:rtl w:val="0"/>
-        </w:rPr>
+      </w:pPr>
+      <w:r>
+        <w:rPr>
+          <w:b/>
+          <w:bCs/>
+        </w:rPr>
+        <w:t>The 6-Month Delay:</w:t>
+      </w:r>
+      <w:r>
         <w:t xml:space="preserve"> Achieving therapeutic serum steady-states and initiating full macro-molecular tissue remodeling via oral botanical complexes (e.g., standard </w:t>
       </w:r>
       <w:r>
         <w:rPr>
-          <w:i w:val="1"/>
-          <w:iCs w:val="1"/>
-          <w:rtl w:val="0"/>
-        </w:rPr>
-        <w:t xml:space="preserve">Pinus pinaster</w:t>
-      </w:r>
-      <w:r>
-        <w:rPr>
-          <w:rtl w:val="0"/>
-        </w:rPr>
+          <w:i/>
+          <w:iCs/>
+        </w:rPr>
+        <w:t>Pinus pinaster</w:t>
+      </w:r>
+      <w:r>
         <w:t xml:space="preserve"> or polyphenol tracking profiles) takes up to </w:t>
       </w:r>
       <w:r>
         <w:rPr>
-          <w:b w:val="1"/>
-          <w:bCs w:val="1"/>
-          <w:rtl w:val="0"/>
-        </w:rPr>
-        <w:t xml:space="preserve">6 months</w:t>
-      </w:r>
-      <w:r>
-        <w:rPr>
-          <w:rtl w:val="0"/>
-        </w:rPr>
+          <w:b/>
+          <w:bCs/>
+        </w:rPr>
+        <w:t>6 months</w:t>
+      </w:r>
+      <w:r>
         <w:t xml:space="preserve"> to fully resolve dense, scirrhous-like tissue configurations.</w:t>
       </w:r>
     </w:p>
@@ -526,804 +753,700 @@
           <w:numId w:val="3"/>
         </w:numPr>
         <w:pBdr>
-          <w:top w:space="0" w:sz="0" w:val="nil"/>
-          <w:left w:space="0" w:sz="0" w:val="nil"/>
-          <w:bottom w:space="0" w:sz="0" w:val="nil"/>
-          <w:right w:space="0" w:sz="0" w:val="nil"/>
-          <w:between w:space="0" w:sz="0" w:val="nil"/>
+          <w:top w:val="nil"/>
+          <w:left w:val="nil"/>
+          <w:bottom w:val="nil"/>
+          <w:right w:val="nil"/>
+          <w:between w:val="nil"/>
         </w:pBdr>
-        <w:shd w:fill="auto" w:val="clear"/>
-        <w:ind w:left="600" w:hanging="360"/>
-      </w:pPr>
-      <w:r>
-        <w:rPr>
-          <w:b w:val="1"/>
-          <w:bCs w:val="1"/>
-          <w:rtl w:val="0"/>
-        </w:rPr>
-        <w:t xml:space="preserve">The Acute Danger:</w:t>
-      </w:r>
-      <w:r>
-        <w:rPr>
-          <w:rtl w:val="0"/>
-        </w:rPr>
+      </w:pPr>
+      <w:proofErr w:type="gramStart"/>
+      <w:r>
+        <w:rPr>
+          <w:b/>
+          <w:bCs/>
+        </w:rPr>
+        <w:t>The Acute</w:t>
+      </w:r>
+      <w:proofErr w:type="gramEnd"/>
+      <w:r>
+        <w:rPr>
+          <w:b/>
+          <w:bCs/>
+        </w:rPr>
+        <w:t xml:space="preserve"> Danger:</w:t>
+      </w:r>
+      <w:r>
         <w:t xml:space="preserve"> Acute trauma demands an immediate cellular response to halt tissue degradation, manage ischemic fluid dynamics, and neutralize localized toxins within hours. A 6-month therapeutic window allows deep cellular necrosis or unchecked viral replication to compromise the extremity long before the oral medication achieves therapeutic tissue saturation.</w:t>
       </w:r>
     </w:p>
     <w:p>
       <w:pPr>
         <w:pStyle w:val="Heading2"/>
-        <w:pBdr>
-          <w:top w:space="0" w:sz="0" w:val="nil"/>
-          <w:left w:space="0" w:sz="0" w:val="nil"/>
-          <w:bottom w:space="0" w:sz="0" w:val="nil"/>
-          <w:right w:space="0" w:sz="0" w:val="nil"/>
-          <w:between w:space="0" w:sz="0" w:val="nil"/>
-        </w:pBdr>
-        <w:shd w:fill="auto" w:val="clear"/>
-        <w:rPr>
-          <w:b w:val="1"/>
-          <w:bCs w:val="1"/>
-          <w:i w:val="0"/>
-          <w:iCs w:val="0"/>
-          <w:sz w:val="30"/>
-          <w:szCs w:val="30"/>
-        </w:rPr>
-      </w:pPr>
-      <w:r>
-        <w:pict>
-          <v:rect style="width:0.0pt;height:1.5pt" o:hr="t" o:hrstd="t" o:hralign="center" fillcolor="#A0A0A0" stroked="f"/>
-        </w:pict>
-      </w:r>
-      <w:r>
-        <w:rPr>
-          <w:b w:val="1"/>
-          <w:bCs w:val="1"/>
-          <w:i w:val="0"/>
-          <w:iCs w:val="0"/>
-          <w:sz w:val="30"/>
-          <w:szCs w:val="30"/>
-          <w:rtl w:val="0"/>
-        </w:rPr>
-        <w:t xml:space="preserve">Standard Protocol Matrix: Acute Trauma Interventions</w:t>
+      </w:pPr>
+    </w:p>
+    <w:p>
+      <w:pPr>
+        <w:pStyle w:val="Heading2"/>
+      </w:pPr>
+    </w:p>
+    <w:p>
+      <w:pPr>
+        <w:pStyle w:val="Heading2"/>
+      </w:pPr>
+    </w:p>
+    <w:p>
+      <w:pPr>
+        <w:pStyle w:val="Heading2"/>
+      </w:pPr>
+    </w:p>
+    <w:p>
+      <w:pPr>
+        <w:pStyle w:val="Heading2"/>
+      </w:pPr>
+    </w:p>
+    <w:p>
+      <w:pPr>
+        <w:pStyle w:val="Heading2"/>
+      </w:pPr>
+    </w:p>
+    <w:p>
+      <w:pPr>
+        <w:pStyle w:val="Heading2"/>
+      </w:pPr>
+    </w:p>
+    <w:p>
+      <w:pPr>
+        <w:pStyle w:val="Heading2"/>
+      </w:pPr>
+    </w:p>
+    <w:p>
+      <w:pPr>
+        <w:pStyle w:val="Heading2"/>
+      </w:pPr>
+    </w:p>
+    <w:p>
+      <w:pPr>
+        <w:pStyle w:val="Heading2"/>
+      </w:pPr>
+    </w:p>
+    <w:p>
+      <w:pPr>
+        <w:pStyle w:val="Heading2"/>
+      </w:pPr>
+    </w:p>
+    <w:p>
+      <w:pPr>
+        <w:pStyle w:val="Heading2"/>
+      </w:pPr>
+    </w:p>
+    <w:p>
+      <w:pPr>
+        <w:pStyle w:val="Heading2"/>
+      </w:pPr>
+    </w:p>
+    <w:p>
+      <w:pPr>
+        <w:pStyle w:val="Heading2"/>
+      </w:pPr>
+    </w:p>
+    <w:p>
+      <w:pPr>
+        <w:pStyle w:val="Heading2"/>
+      </w:pPr>
+    </w:p>
+    <w:p>
+      <w:pPr>
+        <w:pStyle w:val="Heading2"/>
+        <w:rPr>
+          <w:sz w:val="30"/>
+          <w:szCs w:val="30"/>
+        </w:rPr>
+      </w:pPr>
+      <w:r>
+        <w:rPr>
+          <w:sz w:val="30"/>
+          <w:szCs w:val="30"/>
+        </w:rPr>
+        <w:lastRenderedPageBreak/>
+        <w:t>Standard Protocol Matrix: Acute Trauma Interventions</w:t>
       </w:r>
     </w:p>
     <w:tbl>
       <w:tblPr>
-        <w:tblStyle w:val="Table1"/>
-        <w:tblW w:w="9360.0" w:type="dxa"/>
-        <w:jc w:val="left"/>
+        <w:tblStyle w:val="a"/>
+        <w:tblW w:w="9360" w:type="dxa"/>
+        <w:tblInd w:w="0" w:type="dxa"/>
         <w:tblBorders>
-          <w:top w:color="000000" w:space="0" w:sz="8" w:val="single"/>
-          <w:left w:color="000000" w:space="0" w:sz="8" w:val="single"/>
-          <w:bottom w:color="000000" w:space="0" w:sz="8" w:val="single"/>
-          <w:right w:color="000000" w:space="0" w:sz="8" w:val="single"/>
-          <w:insideH w:color="000000" w:space="0" w:sz="8" w:val="single"/>
-          <w:insideV w:color="000000" w:space="0" w:sz="8" w:val="single"/>
+          <w:top w:val="single" w:sz="8" w:space="0" w:color="000000"/>
+          <w:left w:val="single" w:sz="8" w:space="0" w:color="000000"/>
+          <w:bottom w:val="single" w:sz="8" w:space="0" w:color="000000"/>
+          <w:right w:val="single" w:sz="8" w:space="0" w:color="000000"/>
+          <w:insideH w:val="single" w:sz="8" w:space="0" w:color="000000"/>
+          <w:insideV w:val="single" w:sz="8" w:space="0" w:color="000000"/>
         </w:tblBorders>
         <w:tblLayout w:type="fixed"/>
-        <w:tblLook w:val="0600"/>
+        <w:tblLook w:val="0600" w:firstRow="0" w:lastRow="0" w:firstColumn="0" w:lastColumn="0" w:noHBand="1" w:noVBand="1"/>
       </w:tblPr>
       <w:tblGrid>
         <w:gridCol w:w="3120"/>
         <w:gridCol w:w="3120"/>
         <w:gridCol w:w="3120"/>
-        <w:tblGridChange w:id="0">
-          <w:tblGrid>
-            <w:gridCol w:w="3120"/>
-            <w:gridCol w:w="3120"/>
-            <w:gridCol w:w="3120"/>
-          </w:tblGrid>
-        </w:tblGridChange>
       </w:tblGrid>
       <w:tr>
         <w:trPr>
-          <w:cantSplit w:val="0"/>
-          <w:tblHeader w:val="1"/>
+          <w:tblHeader/>
         </w:trPr>
         <w:tc>
           <w:tcPr>
+            <w:tcW w:w="3120" w:type="dxa"/>
             <w:tcBorders>
-              <w:top w:color="000000" w:space="0" w:sz="8" w:val="single"/>
-              <w:left w:color="000000" w:space="0" w:sz="8" w:val="single"/>
-              <w:bottom w:color="000000" w:space="0" w:sz="8" w:val="single"/>
-              <w:right w:color="000000" w:space="0" w:sz="8" w:val="single"/>
+              <w:top w:val="single" w:sz="8" w:space="0" w:color="000000"/>
+              <w:left w:val="single" w:sz="8" w:space="0" w:color="000000"/>
+              <w:bottom w:val="single" w:sz="8" w:space="0" w:color="000000"/>
+              <w:right w:val="single" w:sz="8" w:space="0" w:color="000000"/>
             </w:tcBorders>
-            <w:shd w:fill="auto" w:val="clear"/>
             <w:tcMar>
-              <w:top w:w="100.0" w:type="dxa"/>
-              <w:left w:w="100.0" w:type="dxa"/>
-              <w:bottom w:w="100.0" w:type="dxa"/>
-              <w:right w:w="100.0" w:type="dxa"/>
+              <w:top w:w="100" w:type="dxa"/>
+              <w:left w:w="100" w:type="dxa"/>
+              <w:bottom w:w="100" w:type="dxa"/>
+              <w:right w:w="100" w:type="dxa"/>
             </w:tcMar>
-            <w:vAlign w:val="top"/>
           </w:tcPr>
           <w:p>
             <w:pPr>
               <w:pBdr>
-                <w:top w:space="0" w:sz="0" w:val="nil"/>
-                <w:left w:space="0" w:sz="0" w:val="nil"/>
-                <w:bottom w:space="0" w:sz="0" w:val="nil"/>
-                <w:right w:space="0" w:sz="0" w:val="nil"/>
-                <w:between w:space="0" w:sz="0" w:val="nil"/>
+                <w:top w:val="nil"/>
+                <w:left w:val="nil"/>
+                <w:bottom w:val="nil"/>
+                <w:right w:val="nil"/>
+                <w:between w:val="nil"/>
               </w:pBdr>
-              <w:shd w:fill="auto" w:val="clear"/>
-              <w:spacing w:after="100" w:before="100" w:line="288.0000114440918" w:lineRule="auto"/>
-              <w:rPr>
-                <w:vertAlign w:val="baseline"/>
-              </w:rPr>
+              <w:spacing w:before="100" w:after="100" w:line="288" w:lineRule="auto"/>
             </w:pPr>
             <w:r>
-              <w:rPr>
-                <w:vertAlign w:val="baseline"/>
-                <w:rtl w:val="0"/>
-              </w:rPr>
-              <w:t xml:space="preserve">Clinical Parameter</w:t>
+              <w:t>Clinical Parameter</w:t>
             </w:r>
           </w:p>
         </w:tc>
         <w:tc>
           <w:tcPr>
+            <w:tcW w:w="3120" w:type="dxa"/>
             <w:tcBorders>
-              <w:top w:color="000000" w:space="0" w:sz="8" w:val="single"/>
-              <w:left w:color="000000" w:space="0" w:sz="8" w:val="single"/>
-              <w:bottom w:color="000000" w:space="0" w:sz="8" w:val="single"/>
-              <w:right w:color="000000" w:space="0" w:sz="8" w:val="single"/>
+              <w:top w:val="single" w:sz="8" w:space="0" w:color="000000"/>
+              <w:left w:val="single" w:sz="8" w:space="0" w:color="000000"/>
+              <w:bottom w:val="single" w:sz="8" w:space="0" w:color="000000"/>
+              <w:right w:val="single" w:sz="8" w:space="0" w:color="000000"/>
             </w:tcBorders>
-            <w:shd w:fill="auto" w:val="clear"/>
             <w:tcMar>
-              <w:top w:w="100.0" w:type="dxa"/>
-              <w:left w:w="100.0" w:type="dxa"/>
-              <w:bottom w:w="100.0" w:type="dxa"/>
-              <w:right w:w="100.0" w:type="dxa"/>
+              <w:top w:w="100" w:type="dxa"/>
+              <w:left w:w="100" w:type="dxa"/>
+              <w:bottom w:w="100" w:type="dxa"/>
+              <w:right w:w="100" w:type="dxa"/>
             </w:tcMar>
-            <w:vAlign w:val="top"/>
           </w:tcPr>
           <w:p>
             <w:pPr>
               <w:pBdr>
-                <w:top w:space="0" w:sz="0" w:val="nil"/>
-                <w:left w:space="0" w:sz="0" w:val="nil"/>
-                <w:bottom w:space="0" w:sz="0" w:val="nil"/>
-                <w:right w:space="0" w:sz="0" w:val="nil"/>
-                <w:between w:space="0" w:sz="0" w:val="nil"/>
+                <w:top w:val="nil"/>
+                <w:left w:val="nil"/>
+                <w:bottom w:val="nil"/>
+                <w:right w:val="nil"/>
+                <w:between w:val="nil"/>
               </w:pBdr>
-              <w:shd w:fill="auto" w:val="clear"/>
-              <w:spacing w:after="100" w:before="100" w:line="288.0000114440918" w:lineRule="auto"/>
-              <w:rPr>
-                <w:vertAlign w:val="baseline"/>
-              </w:rPr>
+              <w:spacing w:before="100" w:after="100" w:line="288" w:lineRule="auto"/>
             </w:pPr>
             <w:r>
-              <w:rPr>
-                <w:vertAlign w:val="baseline"/>
-                <w:rtl w:val="0"/>
-              </w:rPr>
-              <w:t xml:space="preserve">Standard PO ND Regimen</w:t>
+              <w:t>Standard PO ND Regimen</w:t>
             </w:r>
           </w:p>
         </w:tc>
         <w:tc>
           <w:tcPr>
+            <w:tcW w:w="3120" w:type="dxa"/>
             <w:tcBorders>
-              <w:top w:color="000000" w:space="0" w:sz="8" w:val="single"/>
-              <w:left w:color="000000" w:space="0" w:sz="8" w:val="single"/>
-              <w:bottom w:color="000000" w:space="0" w:sz="8" w:val="single"/>
-              <w:right w:color="000000" w:space="0" w:sz="8" w:val="single"/>
+              <w:top w:val="single" w:sz="8" w:space="0" w:color="000000"/>
+              <w:left w:val="single" w:sz="8" w:space="0" w:color="000000"/>
+              <w:bottom w:val="single" w:sz="8" w:space="0" w:color="000000"/>
+              <w:right w:val="single" w:sz="8" w:space="0" w:color="000000"/>
             </w:tcBorders>
-            <w:shd w:fill="auto" w:val="clear"/>
             <w:tcMar>
-              <w:top w:w="100.0" w:type="dxa"/>
-              <w:left w:w="100.0" w:type="dxa"/>
-              <w:bottom w:w="100.0" w:type="dxa"/>
-              <w:right w:w="100.0" w:type="dxa"/>
+              <w:top w:w="100" w:type="dxa"/>
+              <w:left w:w="100" w:type="dxa"/>
+              <w:bottom w:w="100" w:type="dxa"/>
+              <w:right w:w="100" w:type="dxa"/>
             </w:tcMar>
-            <w:vAlign w:val="top"/>
           </w:tcPr>
           <w:p>
             <w:pPr>
               <w:pBdr>
-                <w:top w:space="0" w:sz="0" w:val="nil"/>
-                <w:left w:space="0" w:sz="0" w:val="nil"/>
-                <w:bottom w:space="0" w:sz="0" w:val="nil"/>
-                <w:right w:space="0" w:sz="0" w:val="nil"/>
-                <w:between w:space="0" w:sz="0" w:val="nil"/>
+                <w:top w:val="nil"/>
+                <w:left w:val="nil"/>
+                <w:bottom w:val="nil"/>
+                <w:right w:val="nil"/>
+                <w:between w:val="nil"/>
               </w:pBdr>
-              <w:shd w:fill="auto" w:val="clear"/>
-              <w:spacing w:after="100" w:before="100" w:line="288.0000114440918" w:lineRule="auto"/>
-              <w:rPr>
-                <w:vertAlign w:val="baseline"/>
-              </w:rPr>
+              <w:spacing w:before="100" w:after="100" w:line="288" w:lineRule="auto"/>
             </w:pPr>
             <w:r>
-              <w:rPr>
-                <w:vertAlign w:val="baseline"/>
-                <w:rtl w:val="0"/>
-              </w:rPr>
-              <w:t xml:space="preserve">Regenerative Trauma Hospital (Preferred)</w:t>
+              <w:t>Regenerative Trauma Hospital (Preferred)</w:t>
             </w:r>
           </w:p>
         </w:tc>
       </w:tr>
       <w:tr>
-        <w:trPr>
-          <w:cantSplit w:val="0"/>
-          <w:tblHeader w:val="0"/>
-        </w:trPr>
         <w:tc>
           <w:tcPr>
+            <w:tcW w:w="3120" w:type="dxa"/>
             <w:tcBorders>
-              <w:top w:color="000000" w:space="0" w:sz="8" w:val="single"/>
-              <w:left w:color="000000" w:space="0" w:sz="8" w:val="single"/>
-              <w:bottom w:color="000000" w:space="0" w:sz="8" w:val="single"/>
-              <w:right w:color="000000" w:space="0" w:sz="8" w:val="single"/>
+              <w:top w:val="single" w:sz="8" w:space="0" w:color="000000"/>
+              <w:left w:val="single" w:sz="8" w:space="0" w:color="000000"/>
+              <w:bottom w:val="single" w:sz="8" w:space="0" w:color="000000"/>
+              <w:right w:val="single" w:sz="8" w:space="0" w:color="000000"/>
             </w:tcBorders>
-            <w:shd w:fill="auto" w:val="clear"/>
             <w:tcMar>
-              <w:top w:w="100.0" w:type="dxa"/>
-              <w:left w:w="100.0" w:type="dxa"/>
-              <w:bottom w:w="100.0" w:type="dxa"/>
-              <w:right w:w="100.0" w:type="dxa"/>
+              <w:top w:w="100" w:type="dxa"/>
+              <w:left w:w="100" w:type="dxa"/>
+              <w:bottom w:w="100" w:type="dxa"/>
+              <w:right w:w="100" w:type="dxa"/>
             </w:tcMar>
-            <w:vAlign w:val="top"/>
           </w:tcPr>
           <w:p>
             <w:pPr>
               <w:pBdr>
-                <w:top w:space="0" w:sz="0" w:val="nil"/>
-                <w:left w:space="0" w:sz="0" w:val="nil"/>
-                <w:bottom w:space="0" w:sz="0" w:val="nil"/>
-                <w:right w:space="0" w:sz="0" w:val="nil"/>
-                <w:between w:space="0" w:sz="0" w:val="nil"/>
+                <w:top w:val="nil"/>
+                <w:left w:val="nil"/>
+                <w:bottom w:val="nil"/>
+                <w:right w:val="nil"/>
+                <w:between w:val="nil"/>
               </w:pBdr>
-              <w:shd w:fill="auto" w:val="clear"/>
-              <w:spacing w:after="100" w:before="100" w:line="288.0000114440918" w:lineRule="auto"/>
+              <w:spacing w:before="100" w:after="100" w:line="288" w:lineRule="auto"/>
               <w:rPr>
-                <w:b w:val="1"/>
-                <w:bCs w:val="1"/>
-                <w:vertAlign w:val="baseline"/>
+                <w:b/>
+                <w:bCs/>
               </w:rPr>
             </w:pPr>
             <w:r>
               <w:rPr>
-                <w:b w:val="1"/>
-                <w:bCs w:val="1"/>
-                <w:vertAlign w:val="baseline"/>
-                <w:rtl w:val="0"/>
+                <w:b/>
+                <w:bCs/>
               </w:rPr>
-              <w:t xml:space="preserve">Therapeutic Latency</w:t>
+              <w:t>Therapeutic Latency</w:t>
             </w:r>
           </w:p>
         </w:tc>
         <w:tc>
           <w:tcPr>
+            <w:tcW w:w="3120" w:type="dxa"/>
             <w:tcBorders>
-              <w:top w:color="000000" w:space="0" w:sz="8" w:val="single"/>
-              <w:left w:color="000000" w:space="0" w:sz="8" w:val="single"/>
-              <w:bottom w:color="000000" w:space="0" w:sz="8" w:val="single"/>
-              <w:right w:color="000000" w:space="0" w:sz="8" w:val="single"/>
+              <w:top w:val="single" w:sz="8" w:space="0" w:color="000000"/>
+              <w:left w:val="single" w:sz="8" w:space="0" w:color="000000"/>
+              <w:bottom w:val="single" w:sz="8" w:space="0" w:color="000000"/>
+              <w:right w:val="single" w:sz="8" w:space="0" w:color="000000"/>
             </w:tcBorders>
-            <w:shd w:fill="auto" w:val="clear"/>
             <w:tcMar>
-              <w:top w:w="100.0" w:type="dxa"/>
-              <w:left w:w="100.0" w:type="dxa"/>
-              <w:bottom w:w="100.0" w:type="dxa"/>
-              <w:right w:w="100.0" w:type="dxa"/>
+              <w:top w:w="100" w:type="dxa"/>
+              <w:left w:w="100" w:type="dxa"/>
+              <w:bottom w:w="100" w:type="dxa"/>
+              <w:right w:w="100" w:type="dxa"/>
             </w:tcMar>
-            <w:vAlign w:val="top"/>
           </w:tcPr>
           <w:p>
             <w:pPr>
               <w:pBdr>
-                <w:top w:space="0" w:sz="0" w:val="nil"/>
-                <w:left w:space="0" w:sz="0" w:val="nil"/>
-                <w:bottom w:space="0" w:sz="0" w:val="nil"/>
-                <w:right w:space="0" w:sz="0" w:val="nil"/>
-                <w:between w:space="0" w:sz="0" w:val="nil"/>
+                <w:top w:val="nil"/>
+                <w:left w:val="nil"/>
+                <w:bottom w:val="nil"/>
+                <w:right w:val="nil"/>
+                <w:between w:val="nil"/>
               </w:pBdr>
-              <w:shd w:fill="auto" w:val="clear"/>
-              <w:spacing w:after="100" w:before="100" w:line="288.0000114440918" w:lineRule="auto"/>
-              <w:rPr>
-                <w:vertAlign w:val="baseline"/>
-              </w:rPr>
+              <w:spacing w:before="100" w:after="100" w:line="288" w:lineRule="auto"/>
             </w:pPr>
             <w:r>
               <w:rPr>
-                <w:vertAlign w:val="baseline"/>
-                <w:rtl w:val="0"/>
+                <w:b/>
+                <w:bCs/>
               </w:rPr>
-              <w:t xml:space="preserve">🐌 </w:t>
+              <w:t>6 Months</w:t>
             </w:r>
             <w:r>
-              <w:rPr>
-                <w:b w:val="1"/>
-                <w:bCs w:val="1"/>
-                <w:vertAlign w:val="baseline"/>
-                <w:rtl w:val="0"/>
-              </w:rPr>
-              <w:t xml:space="preserve">6 Months</w:t>
-            </w:r>
-            <w:r>
-              <w:rPr>
-                <w:vertAlign w:val="baseline"/>
-                <w:rtl w:val="0"/>
-              </w:rPr>
               <w:t xml:space="preserve"> (Delayed response)</w:t>
             </w:r>
           </w:p>
         </w:tc>
         <w:tc>
           <w:tcPr>
+            <w:tcW w:w="3120" w:type="dxa"/>
             <w:tcBorders>
-              <w:top w:color="000000" w:space="0" w:sz="8" w:val="single"/>
-              <w:left w:color="000000" w:space="0" w:sz="8" w:val="single"/>
-              <w:bottom w:color="000000" w:space="0" w:sz="8" w:val="single"/>
-              <w:right w:color="000000" w:space="0" w:sz="8" w:val="single"/>
+              <w:top w:val="single" w:sz="8" w:space="0" w:color="000000"/>
+              <w:left w:val="single" w:sz="8" w:space="0" w:color="000000"/>
+              <w:bottom w:val="single" w:sz="8" w:space="0" w:color="000000"/>
+              <w:right w:val="single" w:sz="8" w:space="0" w:color="000000"/>
             </w:tcBorders>
-            <w:shd w:fill="auto" w:val="clear"/>
             <w:tcMar>
-              <w:top w:w="100.0" w:type="dxa"/>
-              <w:left w:w="100.0" w:type="dxa"/>
-              <w:bottom w:w="100.0" w:type="dxa"/>
-              <w:right w:w="100.0" w:type="dxa"/>
+              <w:top w:w="100" w:type="dxa"/>
+              <w:left w:w="100" w:type="dxa"/>
+              <w:bottom w:w="100" w:type="dxa"/>
+              <w:right w:w="100" w:type="dxa"/>
             </w:tcMar>
-            <w:vAlign w:val="top"/>
           </w:tcPr>
           <w:p>
             <w:pPr>
               <w:pBdr>
-                <w:top w:space="0" w:sz="0" w:val="nil"/>
-                <w:left w:space="0" w:sz="0" w:val="nil"/>
-                <w:bottom w:space="0" w:sz="0" w:val="nil"/>
-                <w:right w:space="0" w:sz="0" w:val="nil"/>
-                <w:between w:space="0" w:sz="0" w:val="nil"/>
+                <w:top w:val="nil"/>
+                <w:left w:val="nil"/>
+                <w:bottom w:val="nil"/>
+                <w:right w:val="nil"/>
+                <w:between w:val="nil"/>
               </w:pBdr>
-              <w:shd w:fill="auto" w:val="clear"/>
-              <w:spacing w:after="100" w:before="100" w:line="288.0000114440918" w:lineRule="auto"/>
-              <w:rPr>
-                <w:vertAlign w:val="baseline"/>
-              </w:rPr>
+              <w:spacing w:before="100" w:after="100" w:line="288" w:lineRule="auto"/>
             </w:pPr>
             <w:r>
               <w:rPr>
-                <w:vertAlign w:val="baseline"/>
-                <w:rtl w:val="0"/>
+                <w:b/>
+                <w:bCs/>
               </w:rPr>
-              <w:t xml:space="preserve">⚡ </w:t>
+              <w:t>Immediate</w:t>
             </w:r>
             <w:r>
-              <w:rPr>
-                <w:b w:val="1"/>
-                <w:bCs w:val="1"/>
-                <w:vertAlign w:val="baseline"/>
-                <w:rtl w:val="0"/>
-              </w:rPr>
-              <w:t xml:space="preserve">Immediate</w:t>
-            </w:r>
-            <w:r>
-              <w:rPr>
-                <w:vertAlign w:val="baseline"/>
-                <w:rtl w:val="0"/>
-              </w:rPr>
               <w:t xml:space="preserve"> (Advanced fluid dynamics/matrix control)</w:t>
             </w:r>
           </w:p>
         </w:tc>
       </w:tr>
       <w:tr>
-        <w:trPr>
-          <w:cantSplit w:val="0"/>
-          <w:tblHeader w:val="0"/>
-        </w:trPr>
         <w:tc>
           <w:tcPr>
+            <w:tcW w:w="3120" w:type="dxa"/>
             <w:tcBorders>
-              <w:top w:color="000000" w:space="0" w:sz="8" w:val="single"/>
-              <w:left w:color="000000" w:space="0" w:sz="8" w:val="single"/>
-              <w:bottom w:color="000000" w:space="0" w:sz="8" w:val="single"/>
-              <w:right w:color="000000" w:space="0" w:sz="8" w:val="single"/>
+              <w:top w:val="single" w:sz="8" w:space="0" w:color="000000"/>
+              <w:left w:val="single" w:sz="8" w:space="0" w:color="000000"/>
+              <w:bottom w:val="single" w:sz="8" w:space="0" w:color="000000"/>
+              <w:right w:val="single" w:sz="8" w:space="0" w:color="000000"/>
             </w:tcBorders>
-            <w:shd w:fill="auto" w:val="clear"/>
             <w:tcMar>
-              <w:top w:w="100.0" w:type="dxa"/>
-              <w:left w:w="100.0" w:type="dxa"/>
-              <w:bottom w:w="100.0" w:type="dxa"/>
-              <w:right w:w="100.0" w:type="dxa"/>
+              <w:top w:w="100" w:type="dxa"/>
+              <w:left w:w="100" w:type="dxa"/>
+              <w:bottom w:w="100" w:type="dxa"/>
+              <w:right w:w="100" w:type="dxa"/>
             </w:tcMar>
-            <w:vAlign w:val="top"/>
           </w:tcPr>
           <w:p>
             <w:pPr>
               <w:pBdr>
-                <w:top w:space="0" w:sz="0" w:val="nil"/>
-                <w:left w:space="0" w:sz="0" w:val="nil"/>
-                <w:bottom w:space="0" w:sz="0" w:val="nil"/>
-                <w:right w:space="0" w:sz="0" w:val="nil"/>
-                <w:between w:space="0" w:sz="0" w:val="nil"/>
+                <w:top w:val="nil"/>
+                <w:left w:val="nil"/>
+                <w:bottom w:val="nil"/>
+                <w:right w:val="nil"/>
+                <w:between w:val="nil"/>
               </w:pBdr>
-              <w:shd w:fill="auto" w:val="clear"/>
-              <w:spacing w:after="100" w:before="100" w:line="288.0000114440918" w:lineRule="auto"/>
+              <w:spacing w:before="100" w:after="100" w:line="288" w:lineRule="auto"/>
               <w:rPr>
-                <w:b w:val="1"/>
-                <w:bCs w:val="1"/>
-                <w:vertAlign w:val="baseline"/>
+                <w:b/>
+                <w:bCs/>
               </w:rPr>
             </w:pPr>
             <w:r>
               <w:rPr>
-                <w:b w:val="1"/>
-                <w:bCs w:val="1"/>
-                <w:vertAlign w:val="baseline"/>
-                <w:rtl w:val="0"/>
+                <w:b/>
+                <w:bCs/>
               </w:rPr>
-              <w:t xml:space="preserve">Lipid Saturation Profile</w:t>
+              <w:t>Lipid Saturation Profile</w:t>
             </w:r>
           </w:p>
         </w:tc>
         <w:tc>
           <w:tcPr>
+            <w:tcW w:w="3120" w:type="dxa"/>
             <w:tcBorders>
-              <w:top w:color="000000" w:space="0" w:sz="8" w:val="single"/>
-              <w:left w:color="000000" w:space="0" w:sz="8" w:val="single"/>
-              <w:bottom w:color="000000" w:space="0" w:sz="8" w:val="single"/>
-              <w:right w:color="000000" w:space="0" w:sz="8" w:val="single"/>
+              <w:top w:val="single" w:sz="8" w:space="0" w:color="000000"/>
+              <w:left w:val="single" w:sz="8" w:space="0" w:color="000000"/>
+              <w:bottom w:val="single" w:sz="8" w:space="0" w:color="000000"/>
+              <w:right w:val="single" w:sz="8" w:space="0" w:color="000000"/>
             </w:tcBorders>
-            <w:shd w:fill="auto" w:val="clear"/>
             <w:tcMar>
-              <w:top w:w="100.0" w:type="dxa"/>
-              <w:left w:w="100.0" w:type="dxa"/>
-              <w:bottom w:w="100.0" w:type="dxa"/>
-              <w:right w:w="100.0" w:type="dxa"/>
+              <w:top w:w="100" w:type="dxa"/>
+              <w:left w:w="100" w:type="dxa"/>
+              <w:bottom w:w="100" w:type="dxa"/>
+              <w:right w:w="100" w:type="dxa"/>
             </w:tcMar>
-            <w:vAlign w:val="top"/>
           </w:tcPr>
           <w:p>
             <w:pPr>
               <w:pBdr>
-                <w:top w:space="0" w:sz="0" w:val="nil"/>
-                <w:left w:space="0" w:sz="0" w:val="nil"/>
-                <w:bottom w:space="0" w:sz="0" w:val="nil"/>
-                <w:right w:space="0" w:sz="0" w:val="nil"/>
-                <w:between w:space="0" w:sz="0" w:val="nil"/>
+                <w:top w:val="nil"/>
+                <w:left w:val="nil"/>
+                <w:bottom w:val="nil"/>
+                <w:right w:val="nil"/>
+                <w:between w:val="nil"/>
               </w:pBdr>
-              <w:shd w:fill="auto" w:val="clear"/>
-              <w:spacing w:after="100" w:before="100" w:line="288.0000114440918" w:lineRule="auto"/>
-              <w:rPr>
-                <w:vertAlign w:val="baseline"/>
-              </w:rPr>
+              <w:spacing w:before="100" w:after="100" w:line="288" w:lineRule="auto"/>
             </w:pPr>
             <w:r>
-              <w:rPr>
-                <w:vertAlign w:val="baseline"/>
-                <w:rtl w:val="0"/>
-              </w:rPr>
-              <w:t xml:space="preserve">🚫 Hepatic overload / Toxic accumulation</w:t>
+              <w:t>Hepatic overload / Toxic accumulation</w:t>
             </w:r>
           </w:p>
         </w:tc>
         <w:tc>
           <w:tcPr>
+            <w:tcW w:w="3120" w:type="dxa"/>
             <w:tcBorders>
-              <w:top w:color="000000" w:space="0" w:sz="8" w:val="single"/>
-              <w:left w:color="000000" w:space="0" w:sz="8" w:val="single"/>
-              <w:bottom w:color="000000" w:space="0" w:sz="8" w:val="single"/>
-              <w:right w:color="000000" w:space="0" w:sz="8" w:val="single"/>
+              <w:top w:val="single" w:sz="8" w:space="0" w:color="000000"/>
+              <w:left w:val="single" w:sz="8" w:space="0" w:color="000000"/>
+              <w:bottom w:val="single" w:sz="8" w:space="0" w:color="000000"/>
+              <w:right w:val="single" w:sz="8" w:space="0" w:color="000000"/>
             </w:tcBorders>
-            <w:shd w:fill="auto" w:val="clear"/>
             <w:tcMar>
-              <w:top w:w="100.0" w:type="dxa"/>
-              <w:left w:w="100.0" w:type="dxa"/>
-              <w:bottom w:w="100.0" w:type="dxa"/>
-              <w:right w:w="100.0" w:type="dxa"/>
+              <w:top w:w="100" w:type="dxa"/>
+              <w:left w:w="100" w:type="dxa"/>
+              <w:bottom w:w="100" w:type="dxa"/>
+              <w:right w:w="100" w:type="dxa"/>
             </w:tcMar>
-            <w:vAlign w:val="top"/>
           </w:tcPr>
           <w:p>
             <w:pPr>
               <w:pBdr>
-                <w:top w:space="0" w:sz="0" w:val="nil"/>
-                <w:left w:space="0" w:sz="0" w:val="nil"/>
-                <w:bottom w:space="0" w:sz="0" w:val="nil"/>
-                <w:right w:space="0" w:sz="0" w:val="nil"/>
-                <w:between w:space="0" w:sz="0" w:val="nil"/>
+                <w:top w:val="nil"/>
+                <w:left w:val="nil"/>
+                <w:bottom w:val="nil"/>
+                <w:right w:val="nil"/>
+                <w:between w:val="nil"/>
               </w:pBdr>
-              <w:shd w:fill="auto" w:val="clear"/>
-              <w:spacing w:after="100" w:before="100" w:line="288.0000114440918" w:lineRule="auto"/>
-              <w:rPr>
-                <w:vertAlign w:val="baseline"/>
-              </w:rPr>
+              <w:spacing w:before="100" w:after="100" w:line="288" w:lineRule="auto"/>
             </w:pPr>
             <w:r>
               <w:rPr>
-                <w:rFonts w:ascii="Arial Unicode MS" w:cs="Arial Unicode MS" w:eastAsia="Arial Unicode MS" w:hAnsi="Arial Unicode MS"/>
-                <w:vertAlign w:val="baseline"/>
-                <w:rtl w:val="0"/>
+                <w:rFonts w:ascii="Arial Unicode MS" w:eastAsia="Arial Unicode MS" w:hAnsi="Arial Unicode MS" w:cs="Arial Unicode MS"/>
               </w:rPr>
-              <w:t xml:space="preserve">✅ Advanced mechanical extraction / Tissue remodeling</w:t>
+              <w:t>Advanced mechanical extraction / Tissue remodeling</w:t>
             </w:r>
           </w:p>
         </w:tc>
       </w:tr>
       <w:tr>
-        <w:trPr>
-          <w:cantSplit w:val="0"/>
-          <w:tblHeader w:val="0"/>
-        </w:trPr>
         <w:tc>
           <w:tcPr>
+            <w:tcW w:w="3120" w:type="dxa"/>
             <w:tcBorders>
-              <w:top w:color="000000" w:space="0" w:sz="8" w:val="single"/>
-              <w:left w:color="000000" w:space="0" w:sz="8" w:val="single"/>
-              <w:bottom w:color="000000" w:space="0" w:sz="8" w:val="single"/>
-              <w:right w:color="000000" w:space="0" w:sz="8" w:val="single"/>
+              <w:top w:val="single" w:sz="8" w:space="0" w:color="000000"/>
+              <w:left w:val="single" w:sz="8" w:space="0" w:color="000000"/>
+              <w:bottom w:val="single" w:sz="8" w:space="0" w:color="000000"/>
+              <w:right w:val="single" w:sz="8" w:space="0" w:color="000000"/>
             </w:tcBorders>
-            <w:shd w:fill="auto" w:val="clear"/>
             <w:tcMar>
-              <w:top w:w="100.0" w:type="dxa"/>
-              <w:left w:w="100.0" w:type="dxa"/>
-              <w:bottom w:w="100.0" w:type="dxa"/>
-              <w:right w:w="100.0" w:type="dxa"/>
+              <w:top w:w="100" w:type="dxa"/>
+              <w:left w:w="100" w:type="dxa"/>
+              <w:bottom w:w="100" w:type="dxa"/>
+              <w:right w:w="100" w:type="dxa"/>
             </w:tcMar>
-            <w:vAlign w:val="top"/>
           </w:tcPr>
           <w:p>
             <w:pPr>
               <w:pBdr>
-                <w:top w:space="0" w:sz="0" w:val="nil"/>
-                <w:left w:space="0" w:sz="0" w:val="nil"/>
-                <w:bottom w:space="0" w:sz="0" w:val="nil"/>
-                <w:right w:space="0" w:sz="0" w:val="nil"/>
-                <w:between w:space="0" w:sz="0" w:val="nil"/>
+                <w:top w:val="nil"/>
+                <w:left w:val="nil"/>
+                <w:bottom w:val="nil"/>
+                <w:right w:val="nil"/>
+                <w:between w:val="nil"/>
               </w:pBdr>
-              <w:shd w:fill="auto" w:val="clear"/>
-              <w:spacing w:after="100" w:before="100" w:line="288.0000114440918" w:lineRule="auto"/>
+              <w:spacing w:before="100" w:after="100" w:line="288" w:lineRule="auto"/>
               <w:rPr>
-                <w:b w:val="1"/>
-                <w:bCs w:val="1"/>
-                <w:vertAlign w:val="baseline"/>
+                <w:b/>
+                <w:bCs/>
               </w:rPr>
             </w:pPr>
             <w:r>
               <w:rPr>
-                <w:b w:val="1"/>
-                <w:bCs w:val="1"/>
-                <w:vertAlign w:val="baseline"/>
-                <w:rtl w:val="0"/>
+                <w:b/>
+                <w:bCs/>
               </w:rPr>
-              <w:t xml:space="preserve">Transmission Containment</w:t>
+              <w:t>Transmission Containment</w:t>
             </w:r>
           </w:p>
         </w:tc>
         <w:tc>
           <w:tcPr>
+            <w:tcW w:w="3120" w:type="dxa"/>
             <w:tcBorders>
-              <w:top w:color="000000" w:space="0" w:sz="8" w:val="single"/>
-              <w:left w:color="000000" w:space="0" w:sz="8" w:val="single"/>
-              <w:bottom w:color="000000" w:space="0" w:sz="8" w:val="single"/>
-              <w:right w:color="000000" w:space="0" w:sz="8" w:val="single"/>
+              <w:top w:val="single" w:sz="8" w:space="0" w:color="000000"/>
+              <w:left w:val="single" w:sz="8" w:space="0" w:color="000000"/>
+              <w:bottom w:val="single" w:sz="8" w:space="0" w:color="000000"/>
+              <w:right w:val="single" w:sz="8" w:space="0" w:color="000000"/>
             </w:tcBorders>
-            <w:shd w:fill="auto" w:val="clear"/>
             <w:tcMar>
-              <w:top w:w="100.0" w:type="dxa"/>
-              <w:left w:w="100.0" w:type="dxa"/>
-              <w:bottom w:w="100.0" w:type="dxa"/>
-              <w:right w:w="100.0" w:type="dxa"/>
+              <w:top w:w="100" w:type="dxa"/>
+              <w:left w:w="100" w:type="dxa"/>
+              <w:bottom w:w="100" w:type="dxa"/>
+              <w:right w:w="100" w:type="dxa"/>
             </w:tcMar>
-            <w:vAlign w:val="top"/>
           </w:tcPr>
           <w:p>
             <w:pPr>
               <w:pBdr>
-                <w:top w:space="0" w:sz="0" w:val="nil"/>
-                <w:left w:space="0" w:sz="0" w:val="nil"/>
-                <w:bottom w:space="0" w:sz="0" w:val="nil"/>
-                <w:right w:space="0" w:sz="0" w:val="nil"/>
-                <w:between w:space="0" w:sz="0" w:val="nil"/>
+                <w:top w:val="nil"/>
+                <w:left w:val="nil"/>
+                <w:bottom w:val="nil"/>
+                <w:right w:val="nil"/>
+                <w:between w:val="nil"/>
               </w:pBdr>
-              <w:shd w:fill="auto" w:val="clear"/>
-              <w:spacing w:after="100" w:before="100" w:line="288.0000114440918" w:lineRule="auto"/>
-              <w:rPr>
-                <w:vertAlign w:val="baseline"/>
-              </w:rPr>
+              <w:spacing w:before="100" w:after="100" w:line="288" w:lineRule="auto"/>
             </w:pPr>
             <w:r>
               <w:rPr>
-                <w:rFonts w:ascii="Arial Unicode MS" w:cs="Arial Unicode MS" w:eastAsia="Arial Unicode MS" w:hAnsi="Arial Unicode MS"/>
-                <w:vertAlign w:val="baseline"/>
-                <w:rtl w:val="0"/>
+                <w:rFonts w:ascii="Arial Unicode MS" w:eastAsia="Arial Unicode MS" w:hAnsi="Arial Unicode MS" w:cs="Arial Unicode MS"/>
               </w:rPr>
-              <w:t xml:space="preserve">❌ Minimal protection against wound spread</w:t>
+              <w:t>Minimal protection against wound spread</w:t>
             </w:r>
           </w:p>
         </w:tc>
         <w:tc>
           <w:tcPr>
+            <w:tcW w:w="3120" w:type="dxa"/>
             <w:tcBorders>
-              <w:top w:color="000000" w:space="0" w:sz="8" w:val="single"/>
-              <w:left w:color="000000" w:space="0" w:sz="8" w:val="single"/>
-              <w:bottom w:color="000000" w:space="0" w:sz="8" w:val="single"/>
-              <w:right w:color="000000" w:space="0" w:sz="8" w:val="single"/>
+              <w:top w:val="single" w:sz="8" w:space="0" w:color="000000"/>
+              <w:left w:val="single" w:sz="8" w:space="0" w:color="000000"/>
+              <w:bottom w:val="single" w:sz="8" w:space="0" w:color="000000"/>
+              <w:right w:val="single" w:sz="8" w:space="0" w:color="000000"/>
             </w:tcBorders>
-            <w:shd w:fill="auto" w:val="clear"/>
             <w:tcMar>
-              <w:top w:w="100.0" w:type="dxa"/>
-              <w:left w:w="100.0" w:type="dxa"/>
-              <w:bottom w:w="100.0" w:type="dxa"/>
-              <w:right w:w="100.0" w:type="dxa"/>
+              <w:top w:w="100" w:type="dxa"/>
+              <w:left w:w="100" w:type="dxa"/>
+              <w:bottom w:w="100" w:type="dxa"/>
+              <w:right w:w="100" w:type="dxa"/>
             </w:tcMar>
-            <w:vAlign w:val="top"/>
           </w:tcPr>
           <w:p>
             <w:pPr>
               <w:pBdr>
-                <w:top w:space="0" w:sz="0" w:val="nil"/>
-                <w:left w:space="0" w:sz="0" w:val="nil"/>
-                <w:bottom w:space="0" w:sz="0" w:val="nil"/>
-                <w:right w:space="0" w:sz="0" w:val="nil"/>
-                <w:between w:space="0" w:sz="0" w:val="nil"/>
+                <w:top w:val="nil"/>
+                <w:left w:val="nil"/>
+                <w:bottom w:val="nil"/>
+                <w:right w:val="nil"/>
+                <w:between w:val="nil"/>
               </w:pBdr>
-              <w:shd w:fill="auto" w:val="clear"/>
-              <w:spacing w:after="100" w:before="100" w:line="288.0000114440918" w:lineRule="auto"/>
-              <w:rPr>
-                <w:vertAlign w:val="baseline"/>
-              </w:rPr>
+              <w:spacing w:before="100" w:after="100" w:line="288" w:lineRule="auto"/>
             </w:pPr>
             <w:r>
-              <w:rPr>
-                <w:vertAlign w:val="baseline"/>
-                <w:rtl w:val="0"/>
-              </w:rPr>
-              <w:t xml:space="preserve">🔒 Strict isolation fields / Immediate vector gating</w:t>
+              <w:t>Strict isolation fields / Immediate vector gating</w:t>
             </w:r>
           </w:p>
         </w:tc>
       </w:tr>
       <w:tr>
-        <w:trPr>
-          <w:cantSplit w:val="0"/>
-          <w:tblHeader w:val="0"/>
-        </w:trPr>
         <w:tc>
           <w:tcPr>
+            <w:tcW w:w="3120" w:type="dxa"/>
             <w:tcBorders>
-              <w:top w:color="000000" w:space="0" w:sz="8" w:val="single"/>
-              <w:left w:color="000000" w:space="0" w:sz="8" w:val="single"/>
-              <w:bottom w:color="000000" w:space="0" w:sz="8" w:val="single"/>
-              <w:right w:color="000000" w:space="0" w:sz="8" w:val="single"/>
+              <w:top w:val="single" w:sz="8" w:space="0" w:color="000000"/>
+              <w:left w:val="single" w:sz="8" w:space="0" w:color="000000"/>
+              <w:bottom w:val="single" w:sz="8" w:space="0" w:color="000000"/>
+              <w:right w:val="single" w:sz="8" w:space="0" w:color="000000"/>
             </w:tcBorders>
-            <w:shd w:fill="auto" w:val="clear"/>
             <w:tcMar>
-              <w:top w:w="100.0" w:type="dxa"/>
-              <w:left w:w="100.0" w:type="dxa"/>
-              <w:bottom w:w="100.0" w:type="dxa"/>
-              <w:right w:w="100.0" w:type="dxa"/>
+              <w:top w:w="100" w:type="dxa"/>
+              <w:left w:w="100" w:type="dxa"/>
+              <w:bottom w:w="100" w:type="dxa"/>
+              <w:right w:w="100" w:type="dxa"/>
             </w:tcMar>
-            <w:vAlign w:val="top"/>
           </w:tcPr>
           <w:p>
             <w:pPr>
               <w:pBdr>
-                <w:top w:space="0" w:sz="0" w:val="nil"/>
-                <w:left w:space="0" w:sz="0" w:val="nil"/>
-                <w:bottom w:space="0" w:sz="0" w:val="nil"/>
-                <w:right w:space="0" w:sz="0" w:val="nil"/>
-                <w:between w:space="0" w:sz="0" w:val="nil"/>
+                <w:top w:val="nil"/>
+                <w:left w:val="nil"/>
+                <w:bottom w:val="nil"/>
+                <w:right w:val="nil"/>
+                <w:between w:val="nil"/>
               </w:pBdr>
-              <w:shd w:fill="auto" w:val="clear"/>
-              <w:spacing w:after="100" w:before="100" w:line="288.0000114440918" w:lineRule="auto"/>
+              <w:spacing w:before="100" w:after="100" w:line="288" w:lineRule="auto"/>
               <w:rPr>
-                <w:b w:val="1"/>
-                <w:bCs w:val="1"/>
-                <w:vertAlign w:val="baseline"/>
+                <w:b/>
+                <w:bCs/>
               </w:rPr>
             </w:pPr>
             <w:r>
               <w:rPr>
-                <w:b w:val="1"/>
-                <w:bCs w:val="1"/>
-                <w:vertAlign w:val="baseline"/>
-                <w:rtl w:val="0"/>
+                <w:b/>
+                <w:bCs/>
               </w:rPr>
-              <w:t xml:space="preserve">Indication Status</w:t>
+              <w:t>Indication Status</w:t>
             </w:r>
           </w:p>
         </w:tc>
         <w:tc>
           <w:tcPr>
+            <w:tcW w:w="3120" w:type="dxa"/>
             <w:tcBorders>
-              <w:top w:color="000000" w:space="0" w:sz="8" w:val="single"/>
-              <w:left w:color="000000" w:space="0" w:sz="8" w:val="single"/>
-              <w:bottom w:color="000000" w:space="0" w:sz="8" w:val="single"/>
-              <w:right w:color="000000" w:space="0" w:sz="8" w:val="single"/>
+              <w:top w:val="single" w:sz="8" w:space="0" w:color="000000"/>
+              <w:left w:val="single" w:sz="8" w:space="0" w:color="000000"/>
+              <w:bottom w:val="single" w:sz="8" w:space="0" w:color="000000"/>
+              <w:right w:val="single" w:sz="8" w:space="0" w:color="000000"/>
             </w:tcBorders>
-            <w:shd w:fill="auto" w:val="clear"/>
             <w:tcMar>
-              <w:top w:w="100.0" w:type="dxa"/>
-              <w:left w:w="100.0" w:type="dxa"/>
-              <w:bottom w:w="100.0" w:type="dxa"/>
-              <w:right w:w="100.0" w:type="dxa"/>
+              <w:top w:w="100" w:type="dxa"/>
+              <w:left w:w="100" w:type="dxa"/>
+              <w:bottom w:w="100" w:type="dxa"/>
+              <w:right w:w="100" w:type="dxa"/>
             </w:tcMar>
-            <w:vAlign w:val="top"/>
           </w:tcPr>
           <w:p>
             <w:pPr>
               <w:pBdr>
-                <w:top w:space="0" w:sz="0" w:val="nil"/>
-                <w:left w:space="0" w:sz="0" w:val="nil"/>
-                <w:bottom w:space="0" w:sz="0" w:val="nil"/>
-                <w:right w:space="0" w:sz="0" w:val="nil"/>
-                <w:between w:space="0" w:sz="0" w:val="nil"/>
+                <w:top w:val="nil"/>
+                <w:left w:val="nil"/>
+                <w:bottom w:val="nil"/>
+                <w:right w:val="nil"/>
+                <w:between w:val="nil"/>
               </w:pBdr>
-              <w:shd w:fill="auto" w:val="clear"/>
-              <w:spacing w:after="100" w:before="100" w:line="288.0000114440918" w:lineRule="auto"/>
-              <w:rPr>
-                <w:vertAlign w:val="baseline"/>
-              </w:rPr>
+              <w:spacing w:before="100" w:after="100" w:line="288" w:lineRule="auto"/>
             </w:pPr>
             <w:r>
               <w:rPr>
-                <w:b w:val="1"/>
-                <w:bCs w:val="1"/>
-                <w:vertAlign w:val="baseline"/>
-                <w:rtl w:val="0"/>
+                <w:b/>
+                <w:bCs/>
               </w:rPr>
-              <w:t xml:space="preserve">Contraindicated</w:t>
+              <w:t>Contraindicated</w:t>
             </w:r>
             <w:r>
-              <w:rPr>
-                <w:vertAlign w:val="baseline"/>
-                <w:rtl w:val="0"/>
-              </w:rPr>
               <w:t xml:space="preserve"> (Except in absolute isolation)</w:t>
             </w:r>
           </w:p>
         </w:tc>
         <w:tc>
           <w:tcPr>
+            <w:tcW w:w="3120" w:type="dxa"/>
             <w:tcBorders>
-              <w:top w:color="000000" w:space="0" w:sz="8" w:val="single"/>
-              <w:left w:color="000000" w:space="0" w:sz="8" w:val="single"/>
-              <w:bottom w:color="000000" w:space="0" w:sz="8" w:val="single"/>
-              <w:right w:color="000000" w:space="0" w:sz="8" w:val="single"/>
+              <w:top w:val="single" w:sz="8" w:space="0" w:color="000000"/>
+              <w:left w:val="single" w:sz="8" w:space="0" w:color="000000"/>
+              <w:bottom w:val="single" w:sz="8" w:space="0" w:color="000000"/>
+              <w:right w:val="single" w:sz="8" w:space="0" w:color="000000"/>
             </w:tcBorders>
-            <w:shd w:fill="auto" w:val="clear"/>
             <w:tcMar>
-              <w:top w:w="100.0" w:type="dxa"/>
-              <w:left w:w="100.0" w:type="dxa"/>
-              <w:bottom w:w="100.0" w:type="dxa"/>
-              <w:right w:w="100.0" w:type="dxa"/>
+              <w:top w:w="100" w:type="dxa"/>
+              <w:left w:w="100" w:type="dxa"/>
+              <w:bottom w:w="100" w:type="dxa"/>
+              <w:right w:w="100" w:type="dxa"/>
             </w:tcMar>
-            <w:vAlign w:val="top"/>
           </w:tcPr>
           <w:p>
             <w:pPr>
               <w:pBdr>
-                <w:top w:space="0" w:sz="0" w:val="nil"/>
-                <w:left w:space="0" w:sz="0" w:val="nil"/>
-                <w:bottom w:space="0" w:sz="0" w:val="nil"/>
-                <w:right w:space="0" w:sz="0" w:val="nil"/>
-                <w:between w:space="0" w:sz="0" w:val="nil"/>
+                <w:top w:val="nil"/>
+                <w:left w:val="nil"/>
+                <w:bottom w:val="nil"/>
+                <w:right w:val="nil"/>
+                <w:between w:val="nil"/>
               </w:pBdr>
-              <w:shd w:fill="auto" w:val="clear"/>
-              <w:spacing w:after="100" w:before="100" w:line="288.0000114440918" w:lineRule="auto"/>
-              <w:rPr>
-                <w:vertAlign w:val="baseline"/>
-              </w:rPr>
+              <w:spacing w:before="100" w:after="100" w:line="288" w:lineRule="auto"/>
             </w:pPr>
             <w:r>
               <w:rPr>
-                <w:b w:val="1"/>
-                <w:bCs w:val="1"/>
-                <w:vertAlign w:val="baseline"/>
-                <w:rtl w:val="0"/>
+                <w:b/>
+                <w:bCs/>
               </w:rPr>
-              <w:t xml:space="preserve">Primary Mandate</w:t>
+              <w:t>Primary Mandate</w:t>
             </w:r>
             <w:r>
-              <w:rPr>
-                <w:vertAlign w:val="baseline"/>
-                <w:rtl w:val="0"/>
-              </w:rPr>
               <w:t xml:space="preserve"> (Direct transfer protocol)</w:t>
             </w:r>
           </w:p>
@@ -1333,72 +1456,259 @@
     <w:p>
       <w:pPr>
         <w:pBdr>
-          <w:top w:space="0" w:sz="0" w:val="nil"/>
-          <w:left w:space="0" w:sz="0" w:val="nil"/>
-          <w:bottom w:space="0" w:sz="0" w:val="nil"/>
-          <w:right w:space="0" w:sz="0" w:val="nil"/>
-          <w:between w:space="0" w:sz="0" w:val="nil"/>
+          <w:top w:val="nil"/>
+          <w:left w:val="nil"/>
+          <w:bottom w:val="nil"/>
+          <w:right w:val="nil"/>
+          <w:between w:val="nil"/>
         </w:pBdr>
-        <w:shd w:fill="auto" w:val="clear"/>
-        <w:spacing w:after="240" w:before="240" w:lineRule="auto"/>
-        <w:rPr/>
-      </w:pPr>
-      <w:r>
-        <w:pict>
-          <v:rect style="width:0.0pt;height:1.5pt" o:hr="t" o:hrstd="t" o:hralign="center" fillcolor="#A0A0A0" stroked="f"/>
+        <w:spacing w:before="240" w:after="240"/>
+      </w:pPr>
+    </w:p>
+    <w:p>
+      <w:pPr>
+        <w:pBdr>
+          <w:top w:val="nil"/>
+          <w:left w:val="nil"/>
+          <w:bottom w:val="nil"/>
+          <w:right w:val="nil"/>
+          <w:between w:val="nil"/>
+        </w:pBdr>
+        <w:spacing w:before="240" w:after="240"/>
+      </w:pPr>
+    </w:p>
+    <w:p>
+      <w:pPr>
+        <w:pBdr>
+          <w:top w:val="nil"/>
+          <w:left w:val="nil"/>
+          <w:bottom w:val="nil"/>
+          <w:right w:val="nil"/>
+          <w:between w:val="nil"/>
+        </w:pBdr>
+        <w:spacing w:before="240" w:after="240"/>
+      </w:pPr>
+    </w:p>
+    <w:p>
+      <w:pPr>
+        <w:pBdr>
+          <w:top w:val="nil"/>
+          <w:left w:val="nil"/>
+          <w:bottom w:val="nil"/>
+          <w:right w:val="nil"/>
+          <w:between w:val="nil"/>
+        </w:pBdr>
+        <w:spacing w:before="240" w:after="240"/>
+      </w:pPr>
+    </w:p>
+    <w:p>
+      <w:pPr>
+        <w:pBdr>
+          <w:top w:val="nil"/>
+          <w:left w:val="nil"/>
+          <w:bottom w:val="nil"/>
+          <w:right w:val="nil"/>
+          <w:between w:val="nil"/>
+        </w:pBdr>
+        <w:spacing w:before="240" w:after="240"/>
+      </w:pPr>
+    </w:p>
+    <w:p>
+      <w:pPr>
+        <w:pBdr>
+          <w:top w:val="nil"/>
+          <w:left w:val="nil"/>
+          <w:bottom w:val="nil"/>
+          <w:right w:val="nil"/>
+          <w:between w:val="nil"/>
+        </w:pBdr>
+        <w:spacing w:before="240" w:after="240"/>
+      </w:pPr>
+    </w:p>
+    <w:p>
+      <w:pPr>
+        <w:pBdr>
+          <w:top w:val="nil"/>
+          <w:left w:val="nil"/>
+          <w:bottom w:val="nil"/>
+          <w:right w:val="nil"/>
+          <w:between w:val="nil"/>
+        </w:pBdr>
+        <w:spacing w:before="240" w:after="240"/>
+      </w:pPr>
+    </w:p>
+    <w:p>
+      <w:pPr>
+        <w:pBdr>
+          <w:top w:val="nil"/>
+          <w:left w:val="nil"/>
+          <w:bottom w:val="nil"/>
+          <w:right w:val="nil"/>
+          <w:between w:val="nil"/>
+        </w:pBdr>
+        <w:spacing w:before="240" w:after="240"/>
+      </w:pPr>
+    </w:p>
+    <w:p>
+      <w:pPr>
+        <w:pBdr>
+          <w:top w:val="nil"/>
+          <w:left w:val="nil"/>
+          <w:bottom w:val="nil"/>
+          <w:right w:val="nil"/>
+          <w:between w:val="nil"/>
+        </w:pBdr>
+        <w:spacing w:before="240" w:after="240"/>
+      </w:pPr>
+    </w:p>
+    <w:p>
+      <w:pPr>
+        <w:pBdr>
+          <w:top w:val="nil"/>
+          <w:left w:val="nil"/>
+          <w:bottom w:val="nil"/>
+          <w:right w:val="nil"/>
+          <w:between w:val="nil"/>
+        </w:pBdr>
+        <w:spacing w:before="240" w:after="240"/>
+      </w:pPr>
+      <w:r>
+        <w:pict w14:anchorId="7C18C237">
+          <v:rect id="_x0000_i1027" style="width:0;height:1.5pt" o:hralign="center" o:hrstd="t" o:hr="t" fillcolor="#a0a0a0" stroked="f"/>
         </w:pict>
       </w:r>
       <w:r>
-        <w:pict>
-          <v:rect style="width:0.0pt;height:1.5pt" o:hr="t" o:hrstd="t" o:hralign="center" fillcolor="#A0A0A0" stroked="f"/>
+        <w:pict w14:anchorId="5CDFB868">
+          <v:rect id="_x0000_i1028" style="width:0;height:1.5pt" o:hralign="center" o:hrstd="t" o:hr="t" fillcolor="#a0a0a0" stroked="f"/>
         </w:pict>
       </w:r>
       <w:r>
         <w:rPr>
-          <w:b w:val="1"/>
-          <w:bCs w:val="1"/>
-          <w:rtl w:val="0"/>
-        </w:rPr>
-        <w:t xml:space="preserve">Medical Disclaimer:</w:t>
-      </w:r>
-      <w:r>
-        <w:rPr>
-          <w:rtl w:val="0"/>
-        </w:rPr>
+          <w:b/>
+          <w:bCs/>
+        </w:rPr>
+        <w:t>Medical Disclaimer:</w:t>
+      </w:r>
+      <w:r>
         <w:t xml:space="preserve"> This clinical protocol rationale is generated exclusively for technical infrastructure documentation, data modeling, and educational system configuration simulations. It does not reflect verified human pathology, real-world toxicology, or actionable emergency medical advice. For real-world traumatic injuries, environmental exposures, or medical crises, immediately activate local Emergency Medical Services (EMS) or consult a licensed healthcare professional.</w:t>
       </w:r>
     </w:p>
-    <w:p>
-      <w:pPr>
-        <w:pBdr>
-          <w:top w:space="0" w:sz="0" w:val="nil"/>
-          <w:left w:space="0" w:sz="0" w:val="nil"/>
-          <w:bottom w:space="0" w:sz="0" w:val="nil"/>
-          <w:right w:space="0" w:sz="0" w:val="nil"/>
-          <w:between w:space="0" w:sz="0" w:val="nil"/>
-        </w:pBdr>
-        <w:shd w:fill="auto" w:val="clear"/>
-        <w:ind w:left="0" w:firstLine="0"/>
-        <w:rPr/>
-      </w:pPr>
-      <w:r>
-        <w:rPr>
-          <w:rtl w:val="0"/>
-        </w:rPr>
-      </w:r>
-    </w:p>
     <w:sectPr>
-      <w:pgSz w:h="15840" w:w="12240" w:orient="portrait"/>
-      <w:pgMar w:bottom="1440" w:top="1440" w:left="1440" w:right="1440" w:header="0" w:footer="720"/>
+      <w:footerReference w:type="even" r:id="rId7"/>
+      <w:footerReference w:type="default" r:id="rId8"/>
+      <w:footerReference w:type="first" r:id="rId9"/>
+      <w:pgSz w:w="12240" w:h="15840"/>
+      <w:pgMar w:top="1440" w:right="1440" w:bottom="1440" w:left="1440" w:header="0" w:footer="720" w:gutter="0"/>
       <w:pgNumType w:start="1"/>
+      <w:cols w:space="720"/>
+      <w:titlePg/>
+      <w:docGrid w:linePitch="299"/>
     </w:sectPr>
   </w:body>
 </w:document>
 </file>
 
+<file path=word/endnotes.xml><?xml version="1.0" encoding="utf-8"?>
+<w:endnotes xmlns:wpc="http://schemas.microsoft.com/office/word/2010/wordprocessingCanvas" xmlns:cx="http://schemas.microsoft.com/office/drawing/2014/chartex" xmlns:cx1="http://schemas.microsoft.com/office/drawing/2015/9/8/chartex" xmlns:cx2="http://schemas.microsoft.com/office/drawing/2015/10/21/chartex" xmlns:cx3="http://schemas.microsoft.com/office/drawing/2016/5/9/chartex" xmlns:cx4="http://schemas.microsoft.com/office/drawing/2016/5/10/chartex" xmlns:cx5="http://schemas.microsoft.com/office/drawing/2016/5/11/chartex" xmlns:cx6="http://schemas.microsoft.com/office/drawing/2016/5/12/chartex" xmlns:cx7="http://schemas.microsoft.com/office/drawing/2016/5/13/chartex" xmlns:cx8="http://schemas.microsoft.com/office/drawing/2016/5/14/chartex" xmlns:mc="http://schemas.openxmlformats.org/markup-compatibility/2006" xmlns:aink="http://schemas.microsoft.com/office/drawing/2016/ink" xmlns:am3d="http://schemas.microsoft.com/office/drawing/2017/model3d" xmlns:o="urn:schemas-microsoft-com:office:office" xmlns:oel="http://schemas.microsoft.com/office/2019/extlst" xmlns:r="http://schemas.openxmlformats.org/officeDocument/2006/relationships" xmlns:m="http://schemas.openxmlformats.org/officeDocument/2006/math" xmlns:v="urn:schemas-microsoft-com:vml" xmlns:wp14="http://schemas.microsoft.com/office/word/2010/wordprocessingDrawing" xmlns:wp="http://schemas.openxmlformats.org/drawingml/2006/wordprocessingDrawing" xmlns:w10="urn:schemas-microsoft-com:office:word" xmlns:w="http://schemas.openxmlformats.org/wordprocessingml/2006/main" xmlns:w14="http://schemas.microsoft.com/office/word/2010/wordml" xmlns:w15="http://schemas.microsoft.com/office/word/2012/wordml" xmlns:w16cex="http://schemas.microsoft.com/office/word/2018/wordml/cex" xmlns:w16cid="http://schemas.microsoft.com/office/word/2016/wordml/cid" xmlns:w16="http://schemas.microsoft.com/office/word/2018/wordml" xmlns:w16du="http://schemas.microsoft.com/office/word/2023/wordml/word16du" xmlns:w16sdtdh="http://schemas.microsoft.com/office/word/2020/wordml/sdtdatahash" xmlns:w16sdtfl="http://schemas.microsoft.com/office/word/2024/wordml/sdtformatlock" xmlns:w16se="http://schemas.microsoft.com/office/word/2015/wordml/symex" xmlns:wpg="http://schemas.microsoft.com/office/word/2010/wordprocessingGroup" xmlns:wpi="http://schemas.microsoft.com/office/word/2010/wordprocessingInk" xmlns:wne="http://schemas.microsoft.com/office/word/2006/wordml" xmlns:wps="http://schemas.microsoft.com/office/word/2010/wordprocessingShape" mc:Ignorable="w14 w15 w16se w16cid w16 w16cex w16sdtdh w16sdtfl w16du wp14">
+  <w:endnote w:type="separator" w:id="-1">
+    <w:p>
+      <w:r>
+        <w:separator/>
+      </w:r>
+    </w:p>
+  </w:endnote>
+  <w:endnote w:type="continuationSeparator" w:id="0">
+    <w:p>
+      <w:r>
+        <w:continuationSeparator/>
+      </w:r>
+    </w:p>
+  </w:endnote>
+</w:endnotes>
+</file>
+
+<file path=word/footer1.xml><?xml version="1.0" encoding="utf-8"?>
+<w:ftr xmlns:wpc="http://schemas.microsoft.com/office/word/2010/wordprocessingCanvas" xmlns:cx="http://schemas.microsoft.com/office/drawing/2014/chartex" xmlns:cx1="http://schemas.microsoft.com/office/drawing/2015/9/8/chartex" xmlns:cx2="http://schemas.microsoft.com/office/drawing/2015/10/21/chartex" xmlns:cx3="http://schemas.microsoft.com/office/drawing/2016/5/9/chartex" xmlns:cx4="http://schemas.microsoft.com/office/drawing/2016/5/10/chartex" xmlns:cx5="http://schemas.microsoft.com/office/drawing/2016/5/11/chartex" xmlns:cx6="http://schemas.microsoft.com/office/drawing/2016/5/12/chartex" xmlns:cx7="http://schemas.microsoft.com/office/drawing/2016/5/13/chartex" xmlns:cx8="http://schemas.microsoft.com/office/drawing/2016/5/14/chartex" xmlns:mc="http://schemas.openxmlformats.org/markup-compatibility/2006" xmlns:aink="http://schemas.microsoft.com/office/drawing/2016/ink" xmlns:am3d="http://schemas.microsoft.com/office/drawing/2017/model3d" xmlns:o="urn:schemas-microsoft-com:office:office" xmlns:oel="http://schemas.microsoft.com/office/2019/extlst" xmlns:r="http://schemas.openxmlformats.org/officeDocument/2006/relationships" xmlns:m="http://schemas.openxmlformats.org/officeDocument/2006/math" xmlns:v="urn:schemas-microsoft-com:vml" xmlns:wp14="http://schemas.microsoft.com/office/word/2010/wordprocessingDrawing" xmlns:wp="http://schemas.openxmlformats.org/drawingml/2006/wordprocessingDrawing" xmlns:w10="urn:schemas-microsoft-com:office:word" xmlns:w="http://schemas.openxmlformats.org/wordprocessingml/2006/main" xmlns:w14="http://schemas.microsoft.com/office/word/2010/wordml" xmlns:w15="http://schemas.microsoft.com/office/word/2012/wordml" xmlns:w16cex="http://schemas.microsoft.com/office/word/2018/wordml/cex" xmlns:w16cid="http://schemas.microsoft.com/office/word/2016/wordml/cid" xmlns:w16="http://schemas.microsoft.com/office/word/2018/wordml" xmlns:w16du="http://schemas.microsoft.com/office/word/2023/wordml/word16du" xmlns:w16sdtdh="http://schemas.microsoft.com/office/word/2020/wordml/sdtdatahash" xmlns:w16sdtfl="http://schemas.microsoft.com/office/word/2024/wordml/sdtformatlock" xmlns:w16se="http://schemas.microsoft.com/office/word/2015/wordml/symex" xmlns:wpg="http://schemas.microsoft.com/office/word/2010/wordprocessingGroup" xmlns:wpi="http://schemas.microsoft.com/office/word/2010/wordprocessingInk" xmlns:wne="http://schemas.microsoft.com/office/word/2006/wordml" xmlns:wps="http://schemas.microsoft.com/office/word/2010/wordprocessingShape" mc:Ignorable="w14 w15 w16se w16cid w16 w16cex w16sdtdh w16sdtfl w16du wp14">
+  <w:p>
+    <w:pPr>
+      <w:pStyle w:val="Footer"/>
+      <w:jc w:val="center"/>
+    </w:pPr>
+    <w:hyperlink r:id="rId1" w:history="1">
+      <w:r>
+        <w:rPr>
+          <w:rStyle w:val="Hyperlink"/>
+        </w:rPr>
+        <w:t>https://www.foxrothschild.com/health-law</w:t>
+      </w:r>
+    </w:hyperlink>
+  </w:p>
+</w:ftr>
+</file>
+
+<file path=word/footer2.xml><?xml version="1.0" encoding="utf-8"?>
+<w:ftr xmlns:wpc="http://schemas.microsoft.com/office/word/2010/wordprocessingCanvas" xmlns:cx="http://schemas.microsoft.com/office/drawing/2014/chartex" xmlns:cx1="http://schemas.microsoft.com/office/drawing/2015/9/8/chartex" xmlns:cx2="http://schemas.microsoft.com/office/drawing/2015/10/21/chartex" xmlns:cx3="http://schemas.microsoft.com/office/drawing/2016/5/9/chartex" xmlns:cx4="http://schemas.microsoft.com/office/drawing/2016/5/10/chartex" xmlns:cx5="http://schemas.microsoft.com/office/drawing/2016/5/11/chartex" xmlns:cx6="http://schemas.microsoft.com/office/drawing/2016/5/12/chartex" xmlns:cx7="http://schemas.microsoft.com/office/drawing/2016/5/13/chartex" xmlns:cx8="http://schemas.microsoft.com/office/drawing/2016/5/14/chartex" xmlns:mc="http://schemas.openxmlformats.org/markup-compatibility/2006" xmlns:aink="http://schemas.microsoft.com/office/drawing/2016/ink" xmlns:am3d="http://schemas.microsoft.com/office/drawing/2017/model3d" xmlns:o="urn:schemas-microsoft-com:office:office" xmlns:oel="http://schemas.microsoft.com/office/2019/extlst" xmlns:r="http://schemas.openxmlformats.org/officeDocument/2006/relationships" xmlns:m="http://schemas.openxmlformats.org/officeDocument/2006/math" xmlns:v="urn:schemas-microsoft-com:vml" xmlns:wp14="http://schemas.microsoft.com/office/word/2010/wordprocessingDrawing" xmlns:wp="http://schemas.openxmlformats.org/drawingml/2006/wordprocessingDrawing" xmlns:w10="urn:schemas-microsoft-com:office:word" xmlns:w="http://schemas.openxmlformats.org/wordprocessingml/2006/main" xmlns:w14="http://schemas.microsoft.com/office/word/2010/wordml" xmlns:w15="http://schemas.microsoft.com/office/word/2012/wordml" xmlns:w16cex="http://schemas.microsoft.com/office/word/2018/wordml/cex" xmlns:w16cid="http://schemas.microsoft.com/office/word/2016/wordml/cid" xmlns:w16="http://schemas.microsoft.com/office/word/2018/wordml" xmlns:w16du="http://schemas.microsoft.com/office/word/2023/wordml/word16du" xmlns:w16sdtdh="http://schemas.microsoft.com/office/word/2020/wordml/sdtdatahash" xmlns:w16sdtfl="http://schemas.microsoft.com/office/word/2024/wordml/sdtformatlock" xmlns:w16se="http://schemas.microsoft.com/office/word/2015/wordml/symex" xmlns:wpg="http://schemas.microsoft.com/office/word/2010/wordprocessingGroup" xmlns:wpi="http://schemas.microsoft.com/office/word/2010/wordprocessingInk" xmlns:wne="http://schemas.microsoft.com/office/word/2006/wordml" xmlns:wps="http://schemas.microsoft.com/office/word/2010/wordprocessingShape" mc:Ignorable="w14 w15 w16se w16cid w16 w16cex w16sdtdh w16sdtfl w16du wp14">
+  <w:p>
+    <w:pPr>
+      <w:pStyle w:val="Footer"/>
+      <w:jc w:val="center"/>
+    </w:pPr>
+    <w:hyperlink r:id="rId1" w:history="1">
+      <w:r>
+        <w:rPr>
+          <w:rStyle w:val="Hyperlink"/>
+        </w:rPr>
+        <w:t>https://healthcarelawmatters.foxrothschild.com/contact/</w:t>
+      </w:r>
+    </w:hyperlink>
+  </w:p>
+</w:ftr>
+</file>
+
+<file path=word/footer3.xml><?xml version="1.0" encoding="utf-8"?>
+<w:ftr xmlns:wpc="http://schemas.microsoft.com/office/word/2010/wordprocessingCanvas" xmlns:cx="http://schemas.microsoft.com/office/drawing/2014/chartex" xmlns:cx1="http://schemas.microsoft.com/office/drawing/2015/9/8/chartex" xmlns:cx2="http://schemas.microsoft.com/office/drawing/2015/10/21/chartex" xmlns:cx3="http://schemas.microsoft.com/office/drawing/2016/5/9/chartex" xmlns:cx4="http://schemas.microsoft.com/office/drawing/2016/5/10/chartex" xmlns:cx5="http://schemas.microsoft.com/office/drawing/2016/5/11/chartex" xmlns:cx6="http://schemas.microsoft.com/office/drawing/2016/5/12/chartex" xmlns:cx7="http://schemas.microsoft.com/office/drawing/2016/5/13/chartex" xmlns:cx8="http://schemas.microsoft.com/office/drawing/2016/5/14/chartex" xmlns:mc="http://schemas.openxmlformats.org/markup-compatibility/2006" xmlns:aink="http://schemas.microsoft.com/office/drawing/2016/ink" xmlns:am3d="http://schemas.microsoft.com/office/drawing/2017/model3d" xmlns:o="urn:schemas-microsoft-com:office:office" xmlns:oel="http://schemas.microsoft.com/office/2019/extlst" xmlns:r="http://schemas.openxmlformats.org/officeDocument/2006/relationships" xmlns:m="http://schemas.openxmlformats.org/officeDocument/2006/math" xmlns:v="urn:schemas-microsoft-com:vml" xmlns:wp14="http://schemas.microsoft.com/office/word/2010/wordprocessingDrawing" xmlns:wp="http://schemas.openxmlformats.org/drawingml/2006/wordprocessingDrawing" xmlns:w10="urn:schemas-microsoft-com:office:word" xmlns:w="http://schemas.openxmlformats.org/wordprocessingml/2006/main" xmlns:w14="http://schemas.microsoft.com/office/word/2010/wordml" xmlns:w15="http://schemas.microsoft.com/office/word/2012/wordml" xmlns:w16cex="http://schemas.microsoft.com/office/word/2018/wordml/cex" xmlns:w16cid="http://schemas.microsoft.com/office/word/2016/wordml/cid" xmlns:w16="http://schemas.microsoft.com/office/word/2018/wordml" xmlns:w16du="http://schemas.microsoft.com/office/word/2023/wordml/word16du" xmlns:w16sdtdh="http://schemas.microsoft.com/office/word/2020/wordml/sdtdatahash" xmlns:w16sdtfl="http://schemas.microsoft.com/office/word/2024/wordml/sdtformatlock" xmlns:w16se="http://schemas.microsoft.com/office/word/2015/wordml/symex" xmlns:wpg="http://schemas.microsoft.com/office/word/2010/wordprocessingGroup" xmlns:wpi="http://schemas.microsoft.com/office/word/2010/wordprocessingInk" xmlns:wne="http://schemas.microsoft.com/office/word/2006/wordml" xmlns:wps="http://schemas.microsoft.com/office/word/2010/wordprocessingShape" mc:Ignorable="w14 w15 w16se w16cid w16 w16cex w16sdtdh w16sdtfl w16du wp14">
+  <w:p>
+    <w:pPr>
+      <w:pStyle w:val="Footer"/>
+      <w:jc w:val="center"/>
+    </w:pPr>
+    <w:hyperlink r:id="rId1" w:history="1">
+      <w:r>
+        <w:rPr>
+          <w:rStyle w:val="Hyperlink"/>
+        </w:rPr>
+        <w:t>https://virustreatmentcenters.com/</w:t>
+      </w:r>
+    </w:hyperlink>
+  </w:p>
+</w:ftr>
+</file>
+
+<file path=word/footnotes.xml><?xml version="1.0" encoding="utf-8"?>
+<w:footnotes xmlns:wpc="http://schemas.microsoft.com/office/word/2010/wordprocessingCanvas" xmlns:cx="http://schemas.microsoft.com/office/drawing/2014/chartex" xmlns:cx1="http://schemas.microsoft.com/office/drawing/2015/9/8/chartex" xmlns:cx2="http://schemas.microsoft.com/office/drawing/2015/10/21/chartex" xmlns:cx3="http://schemas.microsoft.com/office/drawing/2016/5/9/chartex" xmlns:cx4="http://schemas.microsoft.com/office/drawing/2016/5/10/chartex" xmlns:cx5="http://schemas.microsoft.com/office/drawing/2016/5/11/chartex" xmlns:cx6="http://schemas.microsoft.com/office/drawing/2016/5/12/chartex" xmlns:cx7="http://schemas.microsoft.com/office/drawing/2016/5/13/chartex" xmlns:cx8="http://schemas.microsoft.com/office/drawing/2016/5/14/chartex" xmlns:mc="http://schemas.openxmlformats.org/markup-compatibility/2006" xmlns:aink="http://schemas.microsoft.com/office/drawing/2016/ink" xmlns:am3d="http://schemas.microsoft.com/office/drawing/2017/model3d" xmlns:o="urn:schemas-microsoft-com:office:office" xmlns:oel="http://schemas.microsoft.com/office/2019/extlst" xmlns:r="http://schemas.openxmlformats.org/officeDocument/2006/relationships" xmlns:m="http://schemas.openxmlformats.org/officeDocument/2006/math" xmlns:v="urn:schemas-microsoft-com:vml" xmlns:wp14="http://schemas.microsoft.com/office/word/2010/wordprocessingDrawing" xmlns:wp="http://schemas.openxmlformats.org/drawingml/2006/wordprocessingDrawing" xmlns:w10="urn:schemas-microsoft-com:office:word" xmlns:w="http://schemas.openxmlformats.org/wordprocessingml/2006/main" xmlns:w14="http://schemas.microsoft.com/office/word/2010/wordml" xmlns:w15="http://schemas.microsoft.com/office/word/2012/wordml" xmlns:w16cex="http://schemas.microsoft.com/office/word/2018/wordml/cex" xmlns:w16cid="http://schemas.microsoft.com/office/word/2016/wordml/cid" xmlns:w16="http://schemas.microsoft.com/office/word/2018/wordml" xmlns:w16du="http://schemas.microsoft.com/office/word/2023/wordml/word16du" xmlns:w16sdtdh="http://schemas.microsoft.com/office/word/2020/wordml/sdtdatahash" xmlns:w16sdtfl="http://schemas.microsoft.com/office/word/2024/wordml/sdtformatlock" xmlns:w16se="http://schemas.microsoft.com/office/word/2015/wordml/symex" xmlns:wpg="http://schemas.microsoft.com/office/word/2010/wordprocessingGroup" xmlns:wpi="http://schemas.microsoft.com/office/word/2010/wordprocessingInk" xmlns:wne="http://schemas.microsoft.com/office/word/2006/wordml" xmlns:wps="http://schemas.microsoft.com/office/word/2010/wordprocessingShape" mc:Ignorable="w14 w15 w16se w16cid w16 w16cex w16sdtdh w16sdtfl w16du wp14">
+  <w:footnote w:type="separator" w:id="-1">
+    <w:p>
+      <w:r>
+        <w:separator/>
+      </w:r>
+    </w:p>
+  </w:footnote>
+  <w:footnote w:type="continuationSeparator" w:id="0">
+    <w:p>
+      <w:r>
+        <w:continuationSeparator/>
+      </w:r>
+    </w:p>
+  </w:footnote>
+</w:footnotes>
+</file>
+
 <file path=word/numbering.xml><?xml version="1.0" encoding="utf-8"?>
-<w:numbering xmlns:mc="http://schemas.openxmlformats.org/markup-compatibility/2006" xmlns:o="urn:schemas-microsoft-com:office:office" xmlns:r="http://schemas.openxmlformats.org/officeDocument/2006/relationships" xmlns:m="http://schemas.openxmlformats.org/officeDocument/2006/math" xmlns:v="urn:schemas-microsoft-com:vml" xmlns:wp="http://schemas.openxmlformats.org/drawingml/2006/wordprocessingDrawing" xmlns:w10="urn:schemas-microsoft-com:office:word" xmlns:w="http://schemas.openxmlformats.org/wordprocessingml/2006/main" xmlns:wne="http://schemas.microsoft.com/office/word/2006/wordml" xmlns:sl="http://schemas.openxmlformats.org/schemaLibrary/2006/main" xmlns:a="http://schemas.openxmlformats.org/drawingml/2006/main" xmlns:pic="http://schemas.openxmlformats.org/drawingml/2006/picture" xmlns:c="http://schemas.openxmlformats.org/drawingml/2006/chart" xmlns:lc="http://schemas.openxmlformats.org/drawingml/2006/lockedCanvas" xmlns:dgm="http://schemas.openxmlformats.org/drawingml/2006/diagram" xmlns:wps="http://schemas.microsoft.com/office/word/2010/wordprocessingShape" xmlns:wpg="http://schemas.microsoft.com/office/word/2010/wordprocessingGroup" xmlns:w14="http://schemas.microsoft.com/office/word/2010/wordml" xmlns:w15="http://schemas.microsoft.com/office/word/2012/wordml" xmlns:w16="http://schemas.microsoft.com/office/word/2018/wordml" xmlns:w16cex="http://schemas.microsoft.com/office/word/2018/wordml/cex" xmlns:w16cid="http://schemas.microsoft.com/office/word/2016/wordml/cid" xmlns="http://schemas.microsoft.com/office/tasks/2019/documenttasks" xmlns:cr="http://schemas.microsoft.com/office/comments/2020/reactions">
-  <w:abstractNum w:abstractNumId="1">
+<w:numbering xmlns:wpc="http://schemas.microsoft.com/office/word/2010/wordprocessingCanvas" xmlns:cx="http://schemas.microsoft.com/office/drawing/2014/chartex" xmlns:cx1="http://schemas.microsoft.com/office/drawing/2015/9/8/chartex" xmlns:cx2="http://schemas.microsoft.com/office/drawing/2015/10/21/chartex" xmlns:cx3="http://schemas.microsoft.com/office/drawing/2016/5/9/chartex" xmlns:cx4="http://schemas.microsoft.com/office/drawing/2016/5/10/chartex" xmlns:cx5="http://schemas.microsoft.com/office/drawing/2016/5/11/chartex" xmlns:cx6="http://schemas.microsoft.com/office/drawing/2016/5/12/chartex" xmlns:cx7="http://schemas.microsoft.com/office/drawing/2016/5/13/chartex" xmlns:cx8="http://schemas.microsoft.com/office/drawing/2016/5/14/chartex" xmlns:mc="http://schemas.openxmlformats.org/markup-compatibility/2006" xmlns:aink="http://schemas.microsoft.com/office/drawing/2016/ink" xmlns:am3d="http://schemas.microsoft.com/office/drawing/2017/model3d" xmlns:o="urn:schemas-microsoft-com:office:office" xmlns:oel="http://schemas.microsoft.com/office/2019/extlst" xmlns:r="http://schemas.openxmlformats.org/officeDocument/2006/relationships" xmlns:m="http://schemas.openxmlformats.org/officeDocument/2006/math" xmlns:v="urn:schemas-microsoft-com:vml" xmlns:wp14="http://schemas.microsoft.com/office/word/2010/wordprocessingDrawing" xmlns:wp="http://schemas.openxmlformats.org/drawingml/2006/wordprocessingDrawing" xmlns:w10="urn:schemas-microsoft-com:office:word" xmlns:w="http://schemas.openxmlformats.org/wordprocessingml/2006/main" xmlns:w14="http://schemas.microsoft.com/office/word/2010/wordml" xmlns:w15="http://schemas.microsoft.com/office/word/2012/wordml" xmlns:w16cex="http://schemas.microsoft.com/office/word/2018/wordml/cex" xmlns:w16cid="http://schemas.microsoft.com/office/word/2016/wordml/cid" xmlns:w16="http://schemas.microsoft.com/office/word/2018/wordml" xmlns:w16du="http://schemas.microsoft.com/office/word/2023/wordml/word16du" xmlns:w16sdtdh="http://schemas.microsoft.com/office/word/2020/wordml/sdtdatahash" xmlns:w16sdtfl="http://schemas.microsoft.com/office/word/2024/wordml/sdtformatlock" xmlns:w16se="http://schemas.microsoft.com/office/word/2015/wordml/symex" xmlns:wpg="http://schemas.microsoft.com/office/word/2010/wordprocessingGroup" xmlns:wpi="http://schemas.microsoft.com/office/word/2010/wordprocessingInk" xmlns:wne="http://schemas.microsoft.com/office/word/2006/wordml" xmlns:wps="http://schemas.microsoft.com/office/word/2010/wordprocessingShape" mc:Ignorable="w14 w15 w16se w16cid w16 w16cex w16sdtdh w16sdtfl w16du wp14">
+  <w:abstractNum w:abstractNumId="0" w15:restartNumberingAfterBreak="0">
+    <w:nsid w:val="2ABB031B"/>
+    <w:multiLevelType w:val="multilevel"/>
+    <w:tmpl w:val="ABA8D2AC"/>
     <w:lvl w:ilvl="0">
       <w:start w:val="1"/>
       <w:numFmt w:val="bullet"/>
@@ -1408,7 +1718,7 @@
         <w:ind w:left="600" w:hanging="360"/>
       </w:pPr>
       <w:rPr>
-        <w:rFonts w:ascii="Arial" w:cs="Arial" w:eastAsia="Arial" w:hAnsi="Arial"/>
+        <w:rFonts w:ascii="Arial" w:eastAsia="Arial" w:hAnsi="Arial" w:cs="Arial"/>
         <w:b w:val="0"/>
         <w:bCs w:val="0"/>
         <w:i w:val="0"/>
@@ -1419,7 +1729,7 @@
         <w:sz w:val="22"/>
         <w:szCs w:val="22"/>
         <w:u w:val="none"/>
-        <w:shd w:fill="auto" w:val="clear"/>
+        <w:shd w:val="clear" w:color="auto" w:fill="auto"/>
         <w:vertAlign w:val="baseline"/>
       </w:rPr>
     </w:lvl>
@@ -1432,7 +1742,7 @@
         <w:ind w:left="1440" w:hanging="360"/>
       </w:pPr>
       <w:rPr>
-        <w:rFonts w:ascii="Arial" w:cs="Arial" w:eastAsia="Arial" w:hAnsi="Arial"/>
+        <w:rFonts w:ascii="Arial" w:eastAsia="Arial" w:hAnsi="Arial" w:cs="Arial"/>
         <w:b w:val="0"/>
         <w:bCs w:val="0"/>
         <w:i w:val="0"/>
@@ -1443,7 +1753,7 @@
         <w:sz w:val="22"/>
         <w:szCs w:val="22"/>
         <w:u w:val="none"/>
-        <w:shd w:fill="auto" w:val="clear"/>
+        <w:shd w:val="clear" w:color="auto" w:fill="auto"/>
         <w:vertAlign w:val="baseline"/>
       </w:rPr>
     </w:lvl>
@@ -1456,7 +1766,7 @@
         <w:ind w:left="2160" w:hanging="360"/>
       </w:pPr>
       <w:rPr>
-        <w:rFonts w:ascii="Arial" w:cs="Arial" w:eastAsia="Arial" w:hAnsi="Arial"/>
+        <w:rFonts w:ascii="Arial" w:eastAsia="Arial" w:hAnsi="Arial" w:cs="Arial"/>
         <w:b w:val="0"/>
         <w:bCs w:val="0"/>
         <w:i w:val="0"/>
@@ -1467,7 +1777,7 @@
         <w:sz w:val="22"/>
         <w:szCs w:val="22"/>
         <w:u w:val="none"/>
-        <w:shd w:fill="auto" w:val="clear"/>
+        <w:shd w:val="clear" w:color="auto" w:fill="auto"/>
         <w:vertAlign w:val="baseline"/>
       </w:rPr>
     </w:lvl>
@@ -1480,7 +1790,7 @@
         <w:ind w:left="2880" w:hanging="360"/>
       </w:pPr>
       <w:rPr>
-        <w:rFonts w:ascii="Arial" w:cs="Arial" w:eastAsia="Arial" w:hAnsi="Arial"/>
+        <w:rFonts w:ascii="Arial" w:eastAsia="Arial" w:hAnsi="Arial" w:cs="Arial"/>
         <w:b w:val="0"/>
         <w:bCs w:val="0"/>
         <w:i w:val="0"/>
@@ -1491,7 +1801,7 @@
         <w:sz w:val="22"/>
         <w:szCs w:val="22"/>
         <w:u w:val="none"/>
-        <w:shd w:fill="auto" w:val="clear"/>
+        <w:shd w:val="clear" w:color="auto" w:fill="auto"/>
         <w:vertAlign w:val="baseline"/>
       </w:rPr>
     </w:lvl>
@@ -1504,7 +1814,7 @@
         <w:ind w:left="3600" w:hanging="360"/>
       </w:pPr>
       <w:rPr>
-        <w:rFonts w:ascii="Arial" w:cs="Arial" w:eastAsia="Arial" w:hAnsi="Arial"/>
+        <w:rFonts w:ascii="Arial" w:eastAsia="Arial" w:hAnsi="Arial" w:cs="Arial"/>
         <w:b w:val="0"/>
         <w:bCs w:val="0"/>
         <w:i w:val="0"/>
@@ -1515,7 +1825,7 @@
         <w:sz w:val="22"/>
         <w:szCs w:val="22"/>
         <w:u w:val="none"/>
-        <w:shd w:fill="auto" w:val="clear"/>
+        <w:shd w:val="clear" w:color="auto" w:fill="auto"/>
         <w:vertAlign w:val="baseline"/>
       </w:rPr>
     </w:lvl>
@@ -1528,7 +1838,7 @@
         <w:ind w:left="4320" w:hanging="360"/>
       </w:pPr>
       <w:rPr>
-        <w:rFonts w:ascii="Arial" w:cs="Arial" w:eastAsia="Arial" w:hAnsi="Arial"/>
+        <w:rFonts w:ascii="Arial" w:eastAsia="Arial" w:hAnsi="Arial" w:cs="Arial"/>
         <w:b w:val="0"/>
         <w:bCs w:val="0"/>
         <w:i w:val="0"/>
@@ -1539,7 +1849,7 @@
         <w:sz w:val="22"/>
         <w:szCs w:val="22"/>
         <w:u w:val="none"/>
-        <w:shd w:fill="auto" w:val="clear"/>
+        <w:shd w:val="clear" w:color="auto" w:fill="auto"/>
         <w:vertAlign w:val="baseline"/>
       </w:rPr>
     </w:lvl>
@@ -1552,7 +1862,7 @@
         <w:ind w:left="5040" w:hanging="360"/>
       </w:pPr>
       <w:rPr>
-        <w:rFonts w:ascii="Arial" w:cs="Arial" w:eastAsia="Arial" w:hAnsi="Arial"/>
+        <w:rFonts w:ascii="Arial" w:eastAsia="Arial" w:hAnsi="Arial" w:cs="Arial"/>
         <w:b w:val="0"/>
         <w:bCs w:val="0"/>
         <w:i w:val="0"/>
@@ -1563,7 +1873,7 @@
         <w:sz w:val="22"/>
         <w:szCs w:val="22"/>
         <w:u w:val="none"/>
-        <w:shd w:fill="auto" w:val="clear"/>
+        <w:shd w:val="clear" w:color="auto" w:fill="auto"/>
         <w:vertAlign w:val="baseline"/>
       </w:rPr>
     </w:lvl>
@@ -1576,7 +1886,7 @@
         <w:ind w:left="5760" w:hanging="360"/>
       </w:pPr>
       <w:rPr>
-        <w:rFonts w:ascii="Arial" w:cs="Arial" w:eastAsia="Arial" w:hAnsi="Arial"/>
+        <w:rFonts w:ascii="Arial" w:eastAsia="Arial" w:hAnsi="Arial" w:cs="Arial"/>
         <w:b w:val="0"/>
         <w:bCs w:val="0"/>
         <w:i w:val="0"/>
@@ -1587,7 +1897,7 @@
         <w:sz w:val="22"/>
         <w:szCs w:val="22"/>
         <w:u w:val="none"/>
-        <w:shd w:fill="auto" w:val="clear"/>
+        <w:shd w:val="clear" w:color="auto" w:fill="auto"/>
         <w:vertAlign w:val="baseline"/>
       </w:rPr>
     </w:lvl>
@@ -1600,7 +1910,7 @@
         <w:ind w:left="6480" w:hanging="360"/>
       </w:pPr>
       <w:rPr>
-        <w:rFonts w:ascii="Arial" w:cs="Arial" w:eastAsia="Arial" w:hAnsi="Arial"/>
+        <w:rFonts w:ascii="Arial" w:eastAsia="Arial" w:hAnsi="Arial" w:cs="Arial"/>
         <w:b w:val="0"/>
         <w:bCs w:val="0"/>
         <w:i w:val="0"/>
@@ -1611,12 +1921,15 @@
         <w:sz w:val="22"/>
         <w:szCs w:val="22"/>
         <w:u w:val="none"/>
-        <w:shd w:fill="auto" w:val="clear"/>
+        <w:shd w:val="clear" w:color="auto" w:fill="auto"/>
         <w:vertAlign w:val="baseline"/>
       </w:rPr>
     </w:lvl>
   </w:abstractNum>
-  <w:abstractNum w:abstractNumId="2">
+  <w:abstractNum w:abstractNumId="1" w15:restartNumberingAfterBreak="0">
+    <w:nsid w:val="392C05CE"/>
+    <w:multiLevelType w:val="multilevel"/>
+    <w:tmpl w:val="A106FCF6"/>
     <w:lvl w:ilvl="0">
       <w:start w:val="1"/>
       <w:numFmt w:val="bullet"/>
@@ -1626,7 +1939,7 @@
         <w:ind w:left="600" w:hanging="360"/>
       </w:pPr>
       <w:rPr>
-        <w:rFonts w:ascii="Arial" w:cs="Arial" w:eastAsia="Arial" w:hAnsi="Arial"/>
+        <w:rFonts w:ascii="Arial" w:eastAsia="Arial" w:hAnsi="Arial" w:cs="Arial"/>
         <w:b w:val="0"/>
         <w:bCs w:val="0"/>
         <w:i w:val="0"/>
@@ -1637,7 +1950,7 @@
         <w:sz w:val="22"/>
         <w:szCs w:val="22"/>
         <w:u w:val="none"/>
-        <w:shd w:fill="auto" w:val="clear"/>
+        <w:shd w:val="clear" w:color="auto" w:fill="auto"/>
         <w:vertAlign w:val="baseline"/>
       </w:rPr>
     </w:lvl>
@@ -1650,7 +1963,7 @@
         <w:ind w:left="1440" w:hanging="360"/>
       </w:pPr>
       <w:rPr>
-        <w:rFonts w:ascii="Arial" w:cs="Arial" w:eastAsia="Arial" w:hAnsi="Arial"/>
+        <w:rFonts w:ascii="Arial" w:eastAsia="Arial" w:hAnsi="Arial" w:cs="Arial"/>
         <w:b w:val="0"/>
         <w:bCs w:val="0"/>
         <w:i w:val="0"/>
@@ -1661,7 +1974,7 @@
         <w:sz w:val="22"/>
         <w:szCs w:val="22"/>
         <w:u w:val="none"/>
-        <w:shd w:fill="auto" w:val="clear"/>
+        <w:shd w:val="clear" w:color="auto" w:fill="auto"/>
         <w:vertAlign w:val="baseline"/>
       </w:rPr>
     </w:lvl>
@@ -1674,7 +1987,7 @@
         <w:ind w:left="2160" w:hanging="360"/>
       </w:pPr>
       <w:rPr>
-        <w:rFonts w:ascii="Arial" w:cs="Arial" w:eastAsia="Arial" w:hAnsi="Arial"/>
+        <w:rFonts w:ascii="Arial" w:eastAsia="Arial" w:hAnsi="Arial" w:cs="Arial"/>
         <w:b w:val="0"/>
         <w:bCs w:val="0"/>
         <w:i w:val="0"/>
@@ -1685,7 +1998,7 @@
         <w:sz w:val="22"/>
         <w:szCs w:val="22"/>
         <w:u w:val="none"/>
-        <w:shd w:fill="auto" w:val="clear"/>
+        <w:shd w:val="clear" w:color="auto" w:fill="auto"/>
         <w:vertAlign w:val="baseline"/>
       </w:rPr>
     </w:lvl>
@@ -1698,7 +2011,7 @@
         <w:ind w:left="2880" w:hanging="360"/>
       </w:pPr>
       <w:rPr>
-        <w:rFonts w:ascii="Arial" w:cs="Arial" w:eastAsia="Arial" w:hAnsi="Arial"/>
+        <w:rFonts w:ascii="Arial" w:eastAsia="Arial" w:hAnsi="Arial" w:cs="Arial"/>
         <w:b w:val="0"/>
         <w:bCs w:val="0"/>
         <w:i w:val="0"/>
@@ -1709,7 +2022,7 @@
         <w:sz w:val="22"/>
         <w:szCs w:val="22"/>
         <w:u w:val="none"/>
-        <w:shd w:fill="auto" w:val="clear"/>
+        <w:shd w:val="clear" w:color="auto" w:fill="auto"/>
         <w:vertAlign w:val="baseline"/>
       </w:rPr>
     </w:lvl>
@@ -1722,7 +2035,7 @@
         <w:ind w:left="3600" w:hanging="360"/>
       </w:pPr>
       <w:rPr>
-        <w:rFonts w:ascii="Arial" w:cs="Arial" w:eastAsia="Arial" w:hAnsi="Arial"/>
+        <w:rFonts w:ascii="Arial" w:eastAsia="Arial" w:hAnsi="Arial" w:cs="Arial"/>
         <w:b w:val="0"/>
         <w:bCs w:val="0"/>
         <w:i w:val="0"/>
@@ -1733,7 +2046,7 @@
         <w:sz w:val="22"/>
         <w:szCs w:val="22"/>
         <w:u w:val="none"/>
-        <w:shd w:fill="auto" w:val="clear"/>
+        <w:shd w:val="clear" w:color="auto" w:fill="auto"/>
         <w:vertAlign w:val="baseline"/>
       </w:rPr>
     </w:lvl>
@@ -1746,7 +2059,7 @@
         <w:ind w:left="4320" w:hanging="360"/>
       </w:pPr>
       <w:rPr>
-        <w:rFonts w:ascii="Arial" w:cs="Arial" w:eastAsia="Arial" w:hAnsi="Arial"/>
+        <w:rFonts w:ascii="Arial" w:eastAsia="Arial" w:hAnsi="Arial" w:cs="Arial"/>
         <w:b w:val="0"/>
         <w:bCs w:val="0"/>
         <w:i w:val="0"/>
@@ -1757,7 +2070,7 @@
         <w:sz w:val="22"/>
         <w:szCs w:val="22"/>
         <w:u w:val="none"/>
-        <w:shd w:fill="auto" w:val="clear"/>
+        <w:shd w:val="clear" w:color="auto" w:fill="auto"/>
         <w:vertAlign w:val="baseline"/>
       </w:rPr>
     </w:lvl>
@@ -1770,7 +2083,7 @@
         <w:ind w:left="5040" w:hanging="360"/>
       </w:pPr>
       <w:rPr>
-        <w:rFonts w:ascii="Arial" w:cs="Arial" w:eastAsia="Arial" w:hAnsi="Arial"/>
+        <w:rFonts w:ascii="Arial" w:eastAsia="Arial" w:hAnsi="Arial" w:cs="Arial"/>
         <w:b w:val="0"/>
         <w:bCs w:val="0"/>
         <w:i w:val="0"/>
@@ -1781,7 +2094,7 @@
         <w:sz w:val="22"/>
         <w:szCs w:val="22"/>
         <w:u w:val="none"/>
-        <w:shd w:fill="auto" w:val="clear"/>
+        <w:shd w:val="clear" w:color="auto" w:fill="auto"/>
         <w:vertAlign w:val="baseline"/>
       </w:rPr>
     </w:lvl>
@@ -1794,7 +2107,7 @@
         <w:ind w:left="5760" w:hanging="360"/>
       </w:pPr>
       <w:rPr>
-        <w:rFonts w:ascii="Arial" w:cs="Arial" w:eastAsia="Arial" w:hAnsi="Arial"/>
+        <w:rFonts w:ascii="Arial" w:eastAsia="Arial" w:hAnsi="Arial" w:cs="Arial"/>
         <w:b w:val="0"/>
         <w:bCs w:val="0"/>
         <w:i w:val="0"/>
@@ -1805,7 +2118,7 @@
         <w:sz w:val="22"/>
         <w:szCs w:val="22"/>
         <w:u w:val="none"/>
-        <w:shd w:fill="auto" w:val="clear"/>
+        <w:shd w:val="clear" w:color="auto" w:fill="auto"/>
         <w:vertAlign w:val="baseline"/>
       </w:rPr>
     </w:lvl>
@@ -1818,7 +2131,7 @@
         <w:ind w:left="6480" w:hanging="360"/>
       </w:pPr>
       <w:rPr>
-        <w:rFonts w:ascii="Arial" w:cs="Arial" w:eastAsia="Arial" w:hAnsi="Arial"/>
+        <w:rFonts w:ascii="Arial" w:eastAsia="Arial" w:hAnsi="Arial" w:cs="Arial"/>
         <w:b w:val="0"/>
         <w:bCs w:val="0"/>
         <w:i w:val="0"/>
@@ -1829,12 +2142,15 @@
         <w:sz w:val="22"/>
         <w:szCs w:val="22"/>
         <w:u w:val="none"/>
-        <w:shd w:fill="auto" w:val="clear"/>
+        <w:shd w:val="clear" w:color="auto" w:fill="auto"/>
         <w:vertAlign w:val="baseline"/>
       </w:rPr>
     </w:lvl>
   </w:abstractNum>
-  <w:abstractNum w:abstractNumId="3">
+  <w:abstractNum w:abstractNumId="2" w15:restartNumberingAfterBreak="0">
+    <w:nsid w:val="5F185EFC"/>
+    <w:multiLevelType w:val="multilevel"/>
+    <w:tmpl w:val="517A3CC2"/>
     <w:lvl w:ilvl="0">
       <w:start w:val="1"/>
       <w:numFmt w:val="bullet"/>
@@ -1844,7 +2160,7 @@
         <w:ind w:left="600" w:hanging="360"/>
       </w:pPr>
       <w:rPr>
-        <w:rFonts w:ascii="Arial" w:cs="Arial" w:eastAsia="Arial" w:hAnsi="Arial"/>
+        <w:rFonts w:ascii="Arial" w:eastAsia="Arial" w:hAnsi="Arial" w:cs="Arial"/>
         <w:b w:val="0"/>
         <w:bCs w:val="0"/>
         <w:i w:val="0"/>
@@ -1855,7 +2171,7 @@
         <w:sz w:val="22"/>
         <w:szCs w:val="22"/>
         <w:u w:val="none"/>
-        <w:shd w:fill="auto" w:val="clear"/>
+        <w:shd w:val="clear" w:color="auto" w:fill="auto"/>
         <w:vertAlign w:val="baseline"/>
       </w:rPr>
     </w:lvl>
@@ -1868,7 +2184,7 @@
         <w:ind w:left="1440" w:hanging="360"/>
       </w:pPr>
       <w:rPr>
-        <w:rFonts w:ascii="Arial" w:cs="Arial" w:eastAsia="Arial" w:hAnsi="Arial"/>
+        <w:rFonts w:ascii="Arial" w:eastAsia="Arial" w:hAnsi="Arial" w:cs="Arial"/>
         <w:b w:val="0"/>
         <w:bCs w:val="0"/>
         <w:i w:val="0"/>
@@ -1879,7 +2195,7 @@
         <w:sz w:val="22"/>
         <w:szCs w:val="22"/>
         <w:u w:val="none"/>
-        <w:shd w:fill="auto" w:val="clear"/>
+        <w:shd w:val="clear" w:color="auto" w:fill="auto"/>
         <w:vertAlign w:val="baseline"/>
       </w:rPr>
     </w:lvl>
@@ -1892,7 +2208,7 @@
         <w:ind w:left="2160" w:hanging="360"/>
       </w:pPr>
       <w:rPr>
-        <w:rFonts w:ascii="Arial" w:cs="Arial" w:eastAsia="Arial" w:hAnsi="Arial"/>
+        <w:rFonts w:ascii="Arial" w:eastAsia="Arial" w:hAnsi="Arial" w:cs="Arial"/>
         <w:b w:val="0"/>
         <w:bCs w:val="0"/>
         <w:i w:val="0"/>
@@ -1903,7 +2219,7 @@
         <w:sz w:val="22"/>
         <w:szCs w:val="22"/>
         <w:u w:val="none"/>
-        <w:shd w:fill="auto" w:val="clear"/>
+        <w:shd w:val="clear" w:color="auto" w:fill="auto"/>
         <w:vertAlign w:val="baseline"/>
       </w:rPr>
     </w:lvl>
@@ -1916,7 +2232,7 @@
         <w:ind w:left="2880" w:hanging="360"/>
       </w:pPr>
       <w:rPr>
-        <w:rFonts w:ascii="Arial" w:cs="Arial" w:eastAsia="Arial" w:hAnsi="Arial"/>
+        <w:rFonts w:ascii="Arial" w:eastAsia="Arial" w:hAnsi="Arial" w:cs="Arial"/>
         <w:b w:val="0"/>
         <w:bCs w:val="0"/>
         <w:i w:val="0"/>
@@ -1927,7 +2243,7 @@
         <w:sz w:val="22"/>
         <w:szCs w:val="22"/>
         <w:u w:val="none"/>
-        <w:shd w:fill="auto" w:val="clear"/>
+        <w:shd w:val="clear" w:color="auto" w:fill="auto"/>
         <w:vertAlign w:val="baseline"/>
       </w:rPr>
     </w:lvl>
@@ -1940,7 +2256,7 @@
         <w:ind w:left="3600" w:hanging="360"/>
       </w:pPr>
       <w:rPr>
-        <w:rFonts w:ascii="Arial" w:cs="Arial" w:eastAsia="Arial" w:hAnsi="Arial"/>
+        <w:rFonts w:ascii="Arial" w:eastAsia="Arial" w:hAnsi="Arial" w:cs="Arial"/>
         <w:b w:val="0"/>
         <w:bCs w:val="0"/>
         <w:i w:val="0"/>
@@ -1951,7 +2267,7 @@
         <w:sz w:val="22"/>
         <w:szCs w:val="22"/>
         <w:u w:val="none"/>
-        <w:shd w:fill="auto" w:val="clear"/>
+        <w:shd w:val="clear" w:color="auto" w:fill="auto"/>
         <w:vertAlign w:val="baseline"/>
       </w:rPr>
     </w:lvl>
@@ -1964,7 +2280,7 @@
         <w:ind w:left="4320" w:hanging="360"/>
       </w:pPr>
       <w:rPr>
-        <w:rFonts w:ascii="Arial" w:cs="Arial" w:eastAsia="Arial" w:hAnsi="Arial"/>
+        <w:rFonts w:ascii="Arial" w:eastAsia="Arial" w:hAnsi="Arial" w:cs="Arial"/>
         <w:b w:val="0"/>
         <w:bCs w:val="0"/>
         <w:i w:val="0"/>
@@ -1975,7 +2291,7 @@
         <w:sz w:val="22"/>
         <w:szCs w:val="22"/>
         <w:u w:val="none"/>
-        <w:shd w:fill="auto" w:val="clear"/>
+        <w:shd w:val="clear" w:color="auto" w:fill="auto"/>
         <w:vertAlign w:val="baseline"/>
       </w:rPr>
     </w:lvl>
@@ -1988,7 +2304,7 @@
         <w:ind w:left="5040" w:hanging="360"/>
       </w:pPr>
       <w:rPr>
-        <w:rFonts w:ascii="Arial" w:cs="Arial" w:eastAsia="Arial" w:hAnsi="Arial"/>
+        <w:rFonts w:ascii="Arial" w:eastAsia="Arial" w:hAnsi="Arial" w:cs="Arial"/>
         <w:b w:val="0"/>
         <w:bCs w:val="0"/>
         <w:i w:val="0"/>
@@ -1999,7 +2315,7 @@
         <w:sz w:val="22"/>
         <w:szCs w:val="22"/>
         <w:u w:val="none"/>
-        <w:shd w:fill="auto" w:val="clear"/>
+        <w:shd w:val="clear" w:color="auto" w:fill="auto"/>
         <w:vertAlign w:val="baseline"/>
       </w:rPr>
     </w:lvl>
@@ -2012,7 +2328,7 @@
         <w:ind w:left="5760" w:hanging="360"/>
       </w:pPr>
       <w:rPr>
-        <w:rFonts w:ascii="Arial" w:cs="Arial" w:eastAsia="Arial" w:hAnsi="Arial"/>
+        <w:rFonts w:ascii="Arial" w:eastAsia="Arial" w:hAnsi="Arial" w:cs="Arial"/>
         <w:b w:val="0"/>
         <w:bCs w:val="0"/>
         <w:i w:val="0"/>
@@ -2023,7 +2339,7 @@
         <w:sz w:val="22"/>
         <w:szCs w:val="22"/>
         <w:u w:val="none"/>
-        <w:shd w:fill="auto" w:val="clear"/>
+        <w:shd w:val="clear" w:color="auto" w:fill="auto"/>
         <w:vertAlign w:val="baseline"/>
       </w:rPr>
     </w:lvl>
@@ -2036,7 +2352,7 @@
         <w:ind w:left="6480" w:hanging="360"/>
       </w:pPr>
       <w:rPr>
-        <w:rFonts w:ascii="Arial" w:cs="Arial" w:eastAsia="Arial" w:hAnsi="Arial"/>
+        <w:rFonts w:ascii="Arial" w:eastAsia="Arial" w:hAnsi="Arial" w:cs="Arial"/>
         <w:b w:val="0"/>
         <w:bCs w:val="0"/>
         <w:i w:val="0"/>
@@ -2047,31 +2363,32 @@
         <w:sz w:val="22"/>
         <w:szCs w:val="22"/>
         <w:u w:val="none"/>
-        <w:shd w:fill="auto" w:val="clear"/>
+        <w:shd w:val="clear" w:color="auto" w:fill="auto"/>
         <w:vertAlign w:val="baseline"/>
       </w:rPr>
     </w:lvl>
   </w:abstractNum>
-  <w:num w:numId="1">
+  <w:num w:numId="1" w16cid:durableId="1819607985">
     <w:abstractNumId w:val="1"/>
   </w:num>
-  <w:num w:numId="2">
+  <w:num w:numId="2" w16cid:durableId="1271006261">
     <w:abstractNumId w:val="2"/>
   </w:num>
-  <w:num w:numId="3">
-    <w:abstractNumId w:val="3"/>
+  <w:num w:numId="3" w16cid:durableId="2098209379">
+    <w:abstractNumId w:val="0"/>
   </w:num>
 </w:numbering>
 </file>
 
 <file path=word/styles.xml><?xml version="1.0" encoding="utf-8"?>
-<w:styles xmlns:mc="http://schemas.openxmlformats.org/markup-compatibility/2006" xmlns:o="urn:schemas-microsoft-com:office:office" xmlns:r="http://schemas.openxmlformats.org/officeDocument/2006/relationships" xmlns:m="http://schemas.openxmlformats.org/officeDocument/2006/math" xmlns:v="urn:schemas-microsoft-com:vml" xmlns:wp="http://schemas.openxmlformats.org/drawingml/2006/wordprocessingDrawing" xmlns:w10="urn:schemas-microsoft-com:office:word" xmlns:w="http://schemas.openxmlformats.org/wordprocessingml/2006/main" xmlns:wne="http://schemas.microsoft.com/office/word/2006/wordml" xmlns:sl="http://schemas.openxmlformats.org/schemaLibrary/2006/main" xmlns:a="http://schemas.openxmlformats.org/drawingml/2006/main" xmlns:pic="http://schemas.openxmlformats.org/drawingml/2006/picture" xmlns:c="http://schemas.openxmlformats.org/drawingml/2006/chart" xmlns:lc="http://schemas.openxmlformats.org/drawingml/2006/lockedCanvas" xmlns:dgm="http://schemas.openxmlformats.org/drawingml/2006/diagram" xmlns:wps="http://schemas.microsoft.com/office/word/2010/wordprocessingShape" xmlns:wpg="http://schemas.microsoft.com/office/word/2010/wordprocessingGroup" xmlns:w14="http://schemas.microsoft.com/office/word/2010/wordml" xmlns:w15="http://schemas.microsoft.com/office/word/2012/wordml" xmlns:w16="http://schemas.microsoft.com/office/word/2018/wordml" xmlns:w16cex="http://schemas.microsoft.com/office/word/2018/wordml/cex" xmlns:w16cid="http://schemas.microsoft.com/office/word/2016/wordml/cid" xmlns="http://schemas.microsoft.com/office/tasks/2019/documenttasks" xmlns:cr="http://schemas.microsoft.com/office/comments/2020/reactions">
+<w:styles xmlns:mc="http://schemas.openxmlformats.org/markup-compatibility/2006" xmlns:r="http://schemas.openxmlformats.org/officeDocument/2006/relationships" xmlns:w="http://schemas.openxmlformats.org/wordprocessingml/2006/main" xmlns:w14="http://schemas.microsoft.com/office/word/2010/wordml" xmlns:w15="http://schemas.microsoft.com/office/word/2012/wordml" xmlns:w16cex="http://schemas.microsoft.com/office/word/2018/wordml/cex" xmlns:w16cid="http://schemas.microsoft.com/office/word/2016/wordml/cid" xmlns:w16="http://schemas.microsoft.com/office/word/2018/wordml" xmlns:w16du="http://schemas.microsoft.com/office/word/2023/wordml/word16du" xmlns:w16sdtdh="http://schemas.microsoft.com/office/word/2020/wordml/sdtdatahash" xmlns:w16sdtfl="http://schemas.microsoft.com/office/word/2024/wordml/sdtformatlock" xmlns:w16se="http://schemas.microsoft.com/office/word/2015/wordml/symex" mc:Ignorable="w14 w15 w16se w16cid w16 w16cex w16sdtdh w16sdtfl w16du">
   <w:docDefaults>
     <w:rPrDefault>
       <w:rPr>
-        <w:rFonts w:ascii="Arial" w:cs="Arial" w:eastAsia="Arial" w:hAnsi="Arial"/>
+        <w:rFonts w:ascii="Arial" w:eastAsia="Arial" w:hAnsi="Arial" w:cs="Arial"/>
         <w:sz w:val="22"/>
         <w:szCs w:val="22"/>
+        <w:lang w:val="en-US" w:eastAsia="en-US" w:bidi="ar-SA"/>
       </w:rPr>
     </w:rPrDefault>
     <w:pPrDefault>
@@ -2080,40 +2397,408 @@
       </w:pPr>
     </w:pPrDefault>
   </w:docDefaults>
-  <w:style w:type="table" w:styleId="TableNormal" w:default="1">
-    <w:name w:val="TableNormal"/>
-    <w:tblPr>
-      <w:tblCellMar>
-        <w:top w:w="100.0" w:type="dxa"/>
-        <w:left w:w="100.0" w:type="dxa"/>
-        <w:bottom w:w="100.0" w:type="dxa"/>
-        <w:right w:w="100.0" w:type="dxa"/>
-      </w:tblCellMar>
-    </w:tblPr>
-  </w:style>
-  <w:style w:type="paragraph" w:styleId="Normal" w:default="1">
-    <w:name w:val="normal"/>
+  <w:latentStyles w:defLockedState="0" w:defUIPriority="99" w:defSemiHidden="0" w:defUnhideWhenUsed="0" w:defQFormat="0" w:count="376">
+    <w:lsdException w:name="Normal" w:uiPriority="0" w:qFormat="1"/>
+    <w:lsdException w:name="heading 1" w:uiPriority="9" w:qFormat="1"/>
+    <w:lsdException w:name="heading 2" w:semiHidden="1" w:uiPriority="9" w:unhideWhenUsed="1" w:qFormat="1"/>
+    <w:lsdException w:name="heading 3" w:semiHidden="1" w:uiPriority="9" w:unhideWhenUsed="1" w:qFormat="1"/>
+    <w:lsdException w:name="heading 4" w:semiHidden="1" w:uiPriority="9" w:unhideWhenUsed="1" w:qFormat="1"/>
+    <w:lsdException w:name="heading 5" w:semiHidden="1" w:uiPriority="9" w:unhideWhenUsed="1" w:qFormat="1"/>
+    <w:lsdException w:name="heading 6" w:semiHidden="1" w:uiPriority="9" w:unhideWhenUsed="1" w:qFormat="1"/>
+    <w:lsdException w:name="heading 7" w:semiHidden="1" w:uiPriority="9" w:unhideWhenUsed="1" w:qFormat="1"/>
+    <w:lsdException w:name="heading 8" w:semiHidden="1" w:uiPriority="9" w:unhideWhenUsed="1" w:qFormat="1"/>
+    <w:lsdException w:name="heading 9" w:semiHidden="1" w:uiPriority="9" w:unhideWhenUsed="1" w:qFormat="1"/>
+    <w:lsdException w:name="index 1" w:semiHidden="1" w:unhideWhenUsed="1"/>
+    <w:lsdException w:name="index 2" w:semiHidden="1" w:unhideWhenUsed="1"/>
+    <w:lsdException w:name="index 3" w:semiHidden="1" w:unhideWhenUsed="1"/>
+    <w:lsdException w:name="index 4" w:semiHidden="1" w:unhideWhenUsed="1"/>
+    <w:lsdException w:name="index 5" w:semiHidden="1" w:unhideWhenUsed="1"/>
+    <w:lsdException w:name="index 6" w:semiHidden="1" w:unhideWhenUsed="1"/>
+    <w:lsdException w:name="index 7" w:semiHidden="1" w:unhideWhenUsed="1"/>
+    <w:lsdException w:name="index 8" w:semiHidden="1" w:unhideWhenUsed="1"/>
+    <w:lsdException w:name="index 9" w:semiHidden="1" w:unhideWhenUsed="1"/>
+    <w:lsdException w:name="toc 1" w:semiHidden="1" w:uiPriority="39" w:unhideWhenUsed="1"/>
+    <w:lsdException w:name="toc 2" w:semiHidden="1" w:uiPriority="39" w:unhideWhenUsed="1"/>
+    <w:lsdException w:name="toc 3" w:semiHidden="1" w:uiPriority="39" w:unhideWhenUsed="1"/>
+    <w:lsdException w:name="toc 4" w:semiHidden="1" w:uiPriority="39" w:unhideWhenUsed="1"/>
+    <w:lsdException w:name="toc 5" w:semiHidden="1" w:uiPriority="39" w:unhideWhenUsed="1"/>
+    <w:lsdException w:name="toc 6" w:semiHidden="1" w:uiPriority="39" w:unhideWhenUsed="1"/>
+    <w:lsdException w:name="toc 7" w:semiHidden="1" w:uiPriority="39" w:unhideWhenUsed="1"/>
+    <w:lsdException w:name="toc 8" w:semiHidden="1" w:uiPriority="39" w:unhideWhenUsed="1"/>
+    <w:lsdException w:name="toc 9" w:semiHidden="1" w:uiPriority="39" w:unhideWhenUsed="1"/>
+    <w:lsdException w:name="Normal Indent" w:semiHidden="1" w:unhideWhenUsed="1"/>
+    <w:lsdException w:name="footnote text" w:semiHidden="1" w:unhideWhenUsed="1"/>
+    <w:lsdException w:name="annotation text" w:semiHidden="1" w:unhideWhenUsed="1"/>
+    <w:lsdException w:name="header" w:semiHidden="1" w:unhideWhenUsed="1"/>
+    <w:lsdException w:name="footer" w:semiHidden="1" w:unhideWhenUsed="1"/>
+    <w:lsdException w:name="index heading" w:semiHidden="1" w:unhideWhenUsed="1"/>
+    <w:lsdException w:name="caption" w:semiHidden="1" w:uiPriority="35" w:unhideWhenUsed="1" w:qFormat="1"/>
+    <w:lsdException w:name="table of figures" w:semiHidden="1" w:unhideWhenUsed="1"/>
+    <w:lsdException w:name="envelope address" w:semiHidden="1" w:unhideWhenUsed="1"/>
+    <w:lsdException w:name="envelope return" w:semiHidden="1" w:unhideWhenUsed="1"/>
+    <w:lsdException w:name="footnote reference" w:semiHidden="1" w:unhideWhenUsed="1"/>
+    <w:lsdException w:name="annotation reference" w:semiHidden="1" w:unhideWhenUsed="1"/>
+    <w:lsdException w:name="line number" w:semiHidden="1" w:unhideWhenUsed="1"/>
+    <w:lsdException w:name="page number" w:semiHidden="1" w:unhideWhenUsed="1"/>
+    <w:lsdException w:name="endnote reference" w:semiHidden="1" w:unhideWhenUsed="1"/>
+    <w:lsdException w:name="endnote text" w:semiHidden="1" w:unhideWhenUsed="1"/>
+    <w:lsdException w:name="table of authorities" w:semiHidden="1" w:unhideWhenUsed="1"/>
+    <w:lsdException w:name="macro" w:semiHidden="1" w:unhideWhenUsed="1"/>
+    <w:lsdException w:name="toa heading" w:semiHidden="1" w:unhideWhenUsed="1"/>
+    <w:lsdException w:name="List" w:semiHidden="1" w:unhideWhenUsed="1"/>
+    <w:lsdException w:name="List Bullet" w:semiHidden="1" w:unhideWhenUsed="1"/>
+    <w:lsdException w:name="List Number" w:semiHidden="1" w:unhideWhenUsed="1"/>
+    <w:lsdException w:name="List 2" w:semiHidden="1" w:unhideWhenUsed="1"/>
+    <w:lsdException w:name="List 3" w:semiHidden="1" w:unhideWhenUsed="1"/>
+    <w:lsdException w:name="List 4" w:semiHidden="1" w:unhideWhenUsed="1"/>
+    <w:lsdException w:name="List 5" w:semiHidden="1" w:unhideWhenUsed="1"/>
+    <w:lsdException w:name="List Bullet 2" w:semiHidden="1" w:unhideWhenUsed="1"/>
+    <w:lsdException w:name="List Bullet 3" w:semiHidden="1" w:unhideWhenUsed="1"/>
+    <w:lsdException w:name="List Bullet 4" w:semiHidden="1" w:unhideWhenUsed="1"/>
+    <w:lsdException w:name="List Bullet 5" w:semiHidden="1" w:unhideWhenUsed="1"/>
+    <w:lsdException w:name="List Number 2" w:semiHidden="1" w:unhideWhenUsed="1"/>
+    <w:lsdException w:name="List Number 3" w:semiHidden="1" w:unhideWhenUsed="1"/>
+    <w:lsdException w:name="List Number 4" w:semiHidden="1" w:unhideWhenUsed="1"/>
+    <w:lsdException w:name="List Number 5" w:semiHidden="1" w:unhideWhenUsed="1"/>
+    <w:lsdException w:name="Title" w:uiPriority="10" w:qFormat="1"/>
+    <w:lsdException w:name="Closing" w:semiHidden="1" w:unhideWhenUsed="1"/>
+    <w:lsdException w:name="Signature" w:semiHidden="1" w:unhideWhenUsed="1"/>
+    <w:lsdException w:name="Default Paragraph Font" w:semiHidden="1" w:uiPriority="1" w:unhideWhenUsed="1"/>
+    <w:lsdException w:name="Body Text" w:semiHidden="1" w:unhideWhenUsed="1"/>
+    <w:lsdException w:name="Body Text Indent" w:semiHidden="1" w:unhideWhenUsed="1"/>
+    <w:lsdException w:name="List Continue" w:semiHidden="1" w:unhideWhenUsed="1"/>
+    <w:lsdException w:name="List Continue 2" w:semiHidden="1" w:unhideWhenUsed="1"/>
+    <w:lsdException w:name="List Continue 3" w:semiHidden="1" w:unhideWhenUsed="1"/>
+    <w:lsdException w:name="List Continue 4" w:semiHidden="1" w:unhideWhenUsed="1"/>
+    <w:lsdException w:name="List Continue 5" w:semiHidden="1" w:unhideWhenUsed="1"/>
+    <w:lsdException w:name="Message Header" w:semiHidden="1" w:unhideWhenUsed="1"/>
+    <w:lsdException w:name="Subtitle" w:uiPriority="11" w:qFormat="1"/>
+    <w:lsdException w:name="Salutation" w:semiHidden="1" w:unhideWhenUsed="1"/>
+    <w:lsdException w:name="Date" w:semiHidden="1" w:unhideWhenUsed="1"/>
+    <w:lsdException w:name="Body Text First Indent" w:semiHidden="1" w:unhideWhenUsed="1"/>
+    <w:lsdException w:name="Body Text First Indent 2" w:semiHidden="1" w:unhideWhenUsed="1"/>
+    <w:lsdException w:name="Note Heading" w:semiHidden="1" w:unhideWhenUsed="1"/>
+    <w:lsdException w:name="Body Text 2" w:semiHidden="1" w:unhideWhenUsed="1"/>
+    <w:lsdException w:name="Body Text 3" w:semiHidden="1" w:unhideWhenUsed="1"/>
+    <w:lsdException w:name="Body Text Indent 2" w:semiHidden="1" w:unhideWhenUsed="1"/>
+    <w:lsdException w:name="Body Text Indent 3" w:semiHidden="1" w:unhideWhenUsed="1"/>
+    <w:lsdException w:name="Block Text" w:semiHidden="1" w:unhideWhenUsed="1"/>
+    <w:lsdException w:name="Hyperlink" w:semiHidden="1" w:unhideWhenUsed="1"/>
+    <w:lsdException w:name="FollowedHyperlink" w:semiHidden="1" w:unhideWhenUsed="1"/>
+    <w:lsdException w:name="Strong" w:uiPriority="22" w:qFormat="1"/>
+    <w:lsdException w:name="Emphasis" w:uiPriority="20" w:qFormat="1"/>
+    <w:lsdException w:name="Document Map" w:semiHidden="1" w:unhideWhenUsed="1"/>
+    <w:lsdException w:name="Plain Text" w:semiHidden="1" w:unhideWhenUsed="1"/>
+    <w:lsdException w:name="E-mail Signature" w:semiHidden="1" w:unhideWhenUsed="1"/>
+    <w:lsdException w:name="HTML Top of Form" w:semiHidden="1" w:unhideWhenUsed="1"/>
+    <w:lsdException w:name="HTML Bottom of Form" w:semiHidden="1" w:unhideWhenUsed="1"/>
+    <w:lsdException w:name="Normal (Web)" w:semiHidden="1" w:unhideWhenUsed="1"/>
+    <w:lsdException w:name="HTML Acronym" w:semiHidden="1" w:unhideWhenUsed="1"/>
+    <w:lsdException w:name="HTML Address" w:semiHidden="1" w:unhideWhenUsed="1"/>
+    <w:lsdException w:name="HTML Cite" w:semiHidden="1" w:unhideWhenUsed="1"/>
+    <w:lsdException w:name="HTML Code" w:semiHidden="1" w:unhideWhenUsed="1"/>
+    <w:lsdException w:name="HTML Definition" w:semiHidden="1" w:unhideWhenUsed="1"/>
+    <w:lsdException w:name="HTML Keyboard" w:semiHidden="1" w:unhideWhenUsed="1"/>
+    <w:lsdException w:name="HTML Preformatted" w:semiHidden="1" w:unhideWhenUsed="1"/>
+    <w:lsdException w:name="HTML Sample" w:semiHidden="1" w:unhideWhenUsed="1"/>
+    <w:lsdException w:name="HTML Typewriter" w:semiHidden="1" w:unhideWhenUsed="1"/>
+    <w:lsdException w:name="HTML Variable" w:semiHidden="1" w:unhideWhenUsed="1"/>
+    <w:lsdException w:name="Normal Table" w:semiHidden="1" w:unhideWhenUsed="1"/>
+    <w:lsdException w:name="annotation subject" w:semiHidden="1" w:unhideWhenUsed="1"/>
+    <w:lsdException w:name="No List" w:semiHidden="1" w:unhideWhenUsed="1"/>
+    <w:lsdException w:name="Outline List 1" w:semiHidden="1" w:unhideWhenUsed="1"/>
+    <w:lsdException w:name="Outline List 2" w:semiHidden="1" w:unhideWhenUsed="1"/>
+    <w:lsdException w:name="Outline List 3" w:semiHidden="1" w:unhideWhenUsed="1"/>
+    <w:lsdException w:name="Table Simple 1" w:semiHidden="1" w:unhideWhenUsed="1"/>
+    <w:lsdException w:name="Table Simple 2" w:semiHidden="1" w:unhideWhenUsed="1"/>
+    <w:lsdException w:name="Table Simple 3" w:semiHidden="1" w:unhideWhenUsed="1"/>
+    <w:lsdException w:name="Table Classic 1" w:semiHidden="1" w:unhideWhenUsed="1"/>
+    <w:lsdException w:name="Table Classic 2" w:semiHidden="1" w:unhideWhenUsed="1"/>
+    <w:lsdException w:name="Table Classic 3" w:semiHidden="1" w:unhideWhenUsed="1"/>
+    <w:lsdException w:name="Table Classic 4" w:semiHidden="1" w:unhideWhenUsed="1"/>
+    <w:lsdException w:name="Table Colorful 1" w:semiHidden="1" w:unhideWhenUsed="1"/>
+    <w:lsdException w:name="Table Colorful 2" w:semiHidden="1" w:unhideWhenUsed="1"/>
+    <w:lsdException w:name="Table Colorful 3" w:semiHidden="1" w:unhideWhenUsed="1"/>
+    <w:lsdException w:name="Table Columns 1" w:semiHidden="1" w:unhideWhenUsed="1"/>
+    <w:lsdException w:name="Table Columns 2" w:semiHidden="1" w:unhideWhenUsed="1"/>
+    <w:lsdException w:name="Table Columns 3" w:semiHidden="1" w:unhideWhenUsed="1"/>
+    <w:lsdException w:name="Table Columns 4" w:semiHidden="1" w:unhideWhenUsed="1"/>
+    <w:lsdException w:name="Table Columns 5" w:semiHidden="1" w:unhideWhenUsed="1"/>
+    <w:lsdException w:name="Table Grid 1" w:semiHidden="1" w:unhideWhenUsed="1"/>
+    <w:lsdException w:name="Table Grid 2" w:semiHidden="1" w:unhideWhenUsed="1"/>
+    <w:lsdException w:name="Table Grid 3" w:semiHidden="1" w:unhideWhenUsed="1"/>
+    <w:lsdException w:name="Table Grid 4" w:semiHidden="1" w:unhideWhenUsed="1"/>
+    <w:lsdException w:name="Table Grid 5" w:semiHidden="1" w:unhideWhenUsed="1"/>
+    <w:lsdException w:name="Table Grid 6" w:semiHidden="1" w:unhideWhenUsed="1"/>
+    <w:lsdException w:name="Table Grid 7" w:semiHidden="1" w:unhideWhenUsed="1"/>
+    <w:lsdException w:name="Table Grid 8" w:semiHidden="1" w:unhideWhenUsed="1"/>
+    <w:lsdException w:name="Table List 1" w:semiHidden="1" w:unhideWhenUsed="1"/>
+    <w:lsdException w:name="Table List 2" w:semiHidden="1" w:unhideWhenUsed="1"/>
+    <w:lsdException w:name="Table List 3" w:semiHidden="1" w:unhideWhenUsed="1"/>
+    <w:lsdException w:name="Table List 4" w:semiHidden="1" w:unhideWhenUsed="1"/>
+    <w:lsdException w:name="Table List 5" w:semiHidden="1" w:unhideWhenUsed="1"/>
+    <w:lsdException w:name="Table List 6" w:semiHidden="1" w:unhideWhenUsed="1"/>
+    <w:lsdException w:name="Table List 7" w:semiHidden="1" w:unhideWhenUsed="1"/>
+    <w:lsdException w:name="Table List 8" w:semiHidden="1" w:unhideWhenUsed="1"/>
+    <w:lsdException w:name="Table 3D effects 1" w:semiHidden="1" w:unhideWhenUsed="1"/>
+    <w:lsdException w:name="Table 3D effects 2" w:semiHidden="1" w:unhideWhenUsed="1"/>
+    <w:lsdException w:name="Table 3D effects 3" w:semiHidden="1" w:unhideWhenUsed="1"/>
+    <w:lsdException w:name="Table Contemporary" w:semiHidden="1" w:unhideWhenUsed="1"/>
+    <w:lsdException w:name="Table Elegant" w:semiHidden="1" w:unhideWhenUsed="1"/>
+    <w:lsdException w:name="Table Professional" w:semiHidden="1" w:unhideWhenUsed="1"/>
+    <w:lsdException w:name="Table Subtle 1" w:semiHidden="1" w:unhideWhenUsed="1"/>
+    <w:lsdException w:name="Table Subtle 2" w:semiHidden="1" w:unhideWhenUsed="1"/>
+    <w:lsdException w:name="Table Web 1" w:semiHidden="1" w:unhideWhenUsed="1"/>
+    <w:lsdException w:name="Table Web 2" w:semiHidden="1" w:unhideWhenUsed="1"/>
+    <w:lsdException w:name="Table Web 3" w:semiHidden="1" w:unhideWhenUsed="1"/>
+    <w:lsdException w:name="Balloon Text" w:semiHidden="1" w:unhideWhenUsed="1"/>
+    <w:lsdException w:name="Table Grid" w:uiPriority="39"/>
+    <w:lsdException w:name="Table Theme" w:semiHidden="1" w:unhideWhenUsed="1"/>
+    <w:lsdException w:name="Placeholder Text" w:semiHidden="1"/>
+    <w:lsdException w:name="No Spacing" w:uiPriority="1" w:qFormat="1"/>
+    <w:lsdException w:name="Light Shading" w:uiPriority="60"/>
+    <w:lsdException w:name="Light List" w:uiPriority="61"/>
+    <w:lsdException w:name="Light Grid" w:uiPriority="62"/>
+    <w:lsdException w:name="Medium Shading 1" w:uiPriority="63"/>
+    <w:lsdException w:name="Medium Shading 2" w:uiPriority="64"/>
+    <w:lsdException w:name="Medium List 1" w:uiPriority="65"/>
+    <w:lsdException w:name="Medium List 2" w:uiPriority="66"/>
+    <w:lsdException w:name="Medium Grid 1" w:uiPriority="67"/>
+    <w:lsdException w:name="Medium Grid 2" w:uiPriority="68"/>
+    <w:lsdException w:name="Medium Grid 3" w:uiPriority="69"/>
+    <w:lsdException w:name="Dark List" w:uiPriority="70"/>
+    <w:lsdException w:name="Colorful Shading" w:uiPriority="71"/>
+    <w:lsdException w:name="Colorful List" w:uiPriority="72"/>
+    <w:lsdException w:name="Colorful Grid" w:uiPriority="73"/>
+    <w:lsdException w:name="Light Shading Accent 1" w:uiPriority="60"/>
+    <w:lsdException w:name="Light List Accent 1" w:uiPriority="61"/>
+    <w:lsdException w:name="Light Grid Accent 1" w:uiPriority="62"/>
+    <w:lsdException w:name="Medium Shading 1 Accent 1" w:uiPriority="63"/>
+    <w:lsdException w:name="Medium Shading 2 Accent 1" w:uiPriority="64"/>
+    <w:lsdException w:name="Medium List 1 Accent 1" w:uiPriority="65"/>
+    <w:lsdException w:name="Revision" w:semiHidden="1"/>
+    <w:lsdException w:name="List Paragraph" w:uiPriority="34" w:qFormat="1"/>
+    <w:lsdException w:name="Quote" w:uiPriority="29" w:qFormat="1"/>
+    <w:lsdException w:name="Intense Quote" w:uiPriority="30" w:qFormat="1"/>
+    <w:lsdException w:name="Medium List 2 Accent 1" w:uiPriority="66"/>
+    <w:lsdException w:name="Medium Grid 1 Accent 1" w:uiPriority="67"/>
+    <w:lsdException w:name="Medium Grid 2 Accent 1" w:uiPriority="68"/>
+    <w:lsdException w:name="Medium Grid 3 Accent 1" w:uiPriority="69"/>
+    <w:lsdException w:name="Dark List Accent 1" w:uiPriority="70"/>
+    <w:lsdException w:name="Colorful Shading Accent 1" w:uiPriority="71"/>
+    <w:lsdException w:name="Colorful List Accent 1" w:uiPriority="72"/>
+    <w:lsdException w:name="Colorful Grid Accent 1" w:uiPriority="73"/>
+    <w:lsdException w:name="Light Shading Accent 2" w:uiPriority="60"/>
+    <w:lsdException w:name="Light List Accent 2" w:uiPriority="61"/>
+    <w:lsdException w:name="Light Grid Accent 2" w:uiPriority="62"/>
+    <w:lsdException w:name="Medium Shading 1 Accent 2" w:uiPriority="63"/>
+    <w:lsdException w:name="Medium Shading 2 Accent 2" w:uiPriority="64"/>
+    <w:lsdException w:name="Medium List 1 Accent 2" w:uiPriority="65"/>
+    <w:lsdException w:name="Medium List 2 Accent 2" w:uiPriority="66"/>
+    <w:lsdException w:name="Medium Grid 1 Accent 2" w:uiPriority="67"/>
+    <w:lsdException w:name="Medium Grid 2 Accent 2" w:uiPriority="68"/>
+    <w:lsdException w:name="Medium Grid 3 Accent 2" w:uiPriority="69"/>
+    <w:lsdException w:name="Dark List Accent 2" w:uiPriority="70"/>
+    <w:lsdException w:name="Colorful Shading Accent 2" w:uiPriority="71"/>
+    <w:lsdException w:name="Colorful List Accent 2" w:uiPriority="72"/>
+    <w:lsdException w:name="Colorful Grid Accent 2" w:uiPriority="73"/>
+    <w:lsdException w:name="Light Shading Accent 3" w:uiPriority="60"/>
+    <w:lsdException w:name="Light List Accent 3" w:uiPriority="61"/>
+    <w:lsdException w:name="Light Grid Accent 3" w:uiPriority="62"/>
+    <w:lsdException w:name="Medium Shading 1 Accent 3" w:uiPriority="63"/>
+    <w:lsdException w:name="Medium Shading 2 Accent 3" w:uiPriority="64"/>
+    <w:lsdException w:name="Medium List 1 Accent 3" w:uiPriority="65"/>
+    <w:lsdException w:name="Medium List 2 Accent 3" w:uiPriority="66"/>
+    <w:lsdException w:name="Medium Grid 1 Accent 3" w:uiPriority="67"/>
+    <w:lsdException w:name="Medium Grid 2 Accent 3" w:uiPriority="68"/>
+    <w:lsdException w:name="Medium Grid 3 Accent 3" w:uiPriority="69"/>
+    <w:lsdException w:name="Dark List Accent 3" w:uiPriority="70"/>
+    <w:lsdException w:name="Colorful Shading Accent 3" w:uiPriority="71"/>
+    <w:lsdException w:name="Colorful List Accent 3" w:uiPriority="72"/>
+    <w:lsdException w:name="Colorful Grid Accent 3" w:uiPriority="73"/>
+    <w:lsdException w:name="Light Shading Accent 4" w:uiPriority="60"/>
+    <w:lsdException w:name="Light List Accent 4" w:uiPriority="61"/>
+    <w:lsdException w:name="Light Grid Accent 4" w:uiPriority="62"/>
+    <w:lsdException w:name="Medium Shading 1 Accent 4" w:uiPriority="63"/>
+    <w:lsdException w:name="Medium Shading 2 Accent 4" w:uiPriority="64"/>
+    <w:lsdException w:name="Medium List 1 Accent 4" w:uiPriority="65"/>
+    <w:lsdException w:name="Medium List 2 Accent 4" w:uiPriority="66"/>
+    <w:lsdException w:name="Medium Grid 1 Accent 4" w:uiPriority="67"/>
+    <w:lsdException w:name="Medium Grid 2 Accent 4" w:uiPriority="68"/>
+    <w:lsdException w:name="Medium Grid 3 Accent 4" w:uiPriority="69"/>
+    <w:lsdException w:name="Dark List Accent 4" w:uiPriority="70"/>
+    <w:lsdException w:name="Colorful Shading Accent 4" w:uiPriority="71"/>
+    <w:lsdException w:name="Colorful List Accent 4" w:uiPriority="72"/>
+    <w:lsdException w:name="Colorful Grid Accent 4" w:uiPriority="73"/>
+    <w:lsdException w:name="Light Shading Accent 5" w:uiPriority="60"/>
+    <w:lsdException w:name="Light List Accent 5" w:uiPriority="61"/>
+    <w:lsdException w:name="Light Grid Accent 5" w:uiPriority="62"/>
+    <w:lsdException w:name="Medium Shading 1 Accent 5" w:uiPriority="63"/>
+    <w:lsdException w:name="Medium Shading 2 Accent 5" w:uiPriority="64"/>
+    <w:lsdException w:name="Medium List 1 Accent 5" w:uiPriority="65"/>
+    <w:lsdException w:name="Medium List 2 Accent 5" w:uiPriority="66"/>
+    <w:lsdException w:name="Medium Grid 1 Accent 5" w:uiPriority="67"/>
+    <w:lsdException w:name="Medium Grid 2 Accent 5" w:uiPriority="68"/>
+    <w:lsdException w:name="Medium Grid 3 Accent 5" w:uiPriority="69"/>
+    <w:lsdException w:name="Dark List Accent 5" w:uiPriority="70"/>
+    <w:lsdException w:name="Colorful Shading Accent 5" w:uiPriority="71"/>
+    <w:lsdException w:name="Colorful List Accent 5" w:uiPriority="72"/>
+    <w:lsdException w:name="Colorful Grid Accent 5" w:uiPriority="73"/>
+    <w:lsdException w:name="Light Shading Accent 6" w:uiPriority="60"/>
+    <w:lsdException w:name="Light List Accent 6" w:uiPriority="61"/>
+    <w:lsdException w:name="Light Grid Accent 6" w:uiPriority="62"/>
+    <w:lsdException w:name="Medium Shading 1 Accent 6" w:uiPriority="63"/>
+    <w:lsdException w:name="Medium Shading 2 Accent 6" w:uiPriority="64"/>
+    <w:lsdException w:name="Medium List 1 Accent 6" w:uiPriority="65"/>
+    <w:lsdException w:name="Medium List 2 Accent 6" w:uiPriority="66"/>
+    <w:lsdException w:name="Medium Grid 1 Accent 6" w:uiPriority="67"/>
+    <w:lsdException w:name="Medium Grid 2 Accent 6" w:uiPriority="68"/>
+    <w:lsdException w:name="Medium Grid 3 Accent 6" w:uiPriority="69"/>
+    <w:lsdException w:name="Dark List Accent 6" w:uiPriority="70"/>
+    <w:lsdException w:name="Colorful Shading Accent 6" w:uiPriority="71"/>
+    <w:lsdException w:name="Colorful List Accent 6" w:uiPriority="72"/>
+    <w:lsdException w:name="Colorful Grid Accent 6" w:uiPriority="73"/>
+    <w:lsdException w:name="Subtle Emphasis" w:uiPriority="19" w:qFormat="1"/>
+    <w:lsdException w:name="Intense Emphasis" w:uiPriority="21" w:qFormat="1"/>
+    <w:lsdException w:name="Subtle Reference" w:uiPriority="31" w:qFormat="1"/>
+    <w:lsdException w:name="Intense Reference" w:uiPriority="32" w:qFormat="1"/>
+    <w:lsdException w:name="Book Title" w:uiPriority="33" w:qFormat="1"/>
+    <w:lsdException w:name="Bibliography" w:semiHidden="1" w:uiPriority="37" w:unhideWhenUsed="1"/>
+    <w:lsdException w:name="TOC Heading" w:semiHidden="1" w:uiPriority="39" w:unhideWhenUsed="1" w:qFormat="1"/>
+    <w:lsdException w:name="Plain Table 1" w:uiPriority="41"/>
+    <w:lsdException w:name="Plain Table 2" w:uiPriority="42"/>
+    <w:lsdException w:name="Plain Table 3" w:uiPriority="43"/>
+    <w:lsdException w:name="Plain Table 4" w:uiPriority="44"/>
+    <w:lsdException w:name="Plain Table 5" w:uiPriority="45"/>
+    <w:lsdException w:name="Grid Table Light" w:uiPriority="40"/>
+    <w:lsdException w:name="Grid Table 1 Light" w:uiPriority="46"/>
+    <w:lsdException w:name="Grid Table 2" w:uiPriority="47"/>
+    <w:lsdException w:name="Grid Table 3" w:uiPriority="48"/>
+    <w:lsdException w:name="Grid Table 4" w:uiPriority="49"/>
+    <w:lsdException w:name="Grid Table 5 Dark" w:uiPriority="50"/>
+    <w:lsdException w:name="Grid Table 6 Colorful" w:uiPriority="51"/>
+    <w:lsdException w:name="Grid Table 7 Colorful" w:uiPriority="52"/>
+    <w:lsdException w:name="Grid Table 1 Light Accent 1" w:uiPriority="46"/>
+    <w:lsdException w:name="Grid Table 2 Accent 1" w:uiPriority="47"/>
+    <w:lsdException w:name="Grid Table 3 Accent 1" w:uiPriority="48"/>
+    <w:lsdException w:name="Grid Table 4 Accent 1" w:uiPriority="49"/>
+    <w:lsdException w:name="Grid Table 5 Dark Accent 1" w:uiPriority="50"/>
+    <w:lsdException w:name="Grid Table 6 Colorful Accent 1" w:uiPriority="51"/>
+    <w:lsdException w:name="Grid Table 7 Colorful Accent 1" w:uiPriority="52"/>
+    <w:lsdException w:name="Grid Table 1 Light Accent 2" w:uiPriority="46"/>
+    <w:lsdException w:name="Grid Table 2 Accent 2" w:uiPriority="47"/>
+    <w:lsdException w:name="Grid Table 3 Accent 2" w:uiPriority="48"/>
+    <w:lsdException w:name="Grid Table 4 Accent 2" w:uiPriority="49"/>
+    <w:lsdException w:name="Grid Table 5 Dark Accent 2" w:uiPriority="50"/>
+    <w:lsdException w:name="Grid Table 6 Colorful Accent 2" w:uiPriority="51"/>
+    <w:lsdException w:name="Grid Table 7 Colorful Accent 2" w:uiPriority="52"/>
+    <w:lsdException w:name="Grid Table 1 Light Accent 3" w:uiPriority="46"/>
+    <w:lsdException w:name="Grid Table 2 Accent 3" w:uiPriority="47"/>
+    <w:lsdException w:name="Grid Table 3 Accent 3" w:uiPriority="48"/>
+    <w:lsdException w:name="Grid Table 4 Accent 3" w:uiPriority="49"/>
+    <w:lsdException w:name="Grid Table 5 Dark Accent 3" w:uiPriority="50"/>
+    <w:lsdException w:name="Grid Table 6 Colorful Accent 3" w:uiPriority="51"/>
+    <w:lsdException w:name="Grid Table 7 Colorful Accent 3" w:uiPriority="52"/>
+    <w:lsdException w:name="Grid Table 1 Light Accent 4" w:uiPriority="46"/>
+    <w:lsdException w:name="Grid Table 2 Accent 4" w:uiPriority="47"/>
+    <w:lsdException w:name="Grid Table 3 Accent 4" w:uiPriority="48"/>
+    <w:lsdException w:name="Grid Table 4 Accent 4" w:uiPriority="49"/>
+    <w:lsdException w:name="Grid Table 5 Dark Accent 4" w:uiPriority="50"/>
+    <w:lsdException w:name="Grid Table 6 Colorful Accent 4" w:uiPriority="51"/>
+    <w:lsdException w:name="Grid Table 7 Colorful Accent 4" w:uiPriority="52"/>
+    <w:lsdException w:name="Grid Table 1 Light Accent 5" w:uiPriority="46"/>
+    <w:lsdException w:name="Grid Table 2 Accent 5" w:uiPriority="47"/>
+    <w:lsdException w:name="Grid Table 3 Accent 5" w:uiPriority="48"/>
+    <w:lsdException w:name="Grid Table 4 Accent 5" w:uiPriority="49"/>
+    <w:lsdException w:name="Grid Table 5 Dark Accent 5" w:uiPriority="50"/>
+    <w:lsdException w:name="Grid Table 6 Colorful Accent 5" w:uiPriority="51"/>
+    <w:lsdException w:name="Grid Table 7 Colorful Accent 5" w:uiPriority="52"/>
+    <w:lsdException w:name="Grid Table 1 Light Accent 6" w:uiPriority="46"/>
+    <w:lsdException w:name="Grid Table 2 Accent 6" w:uiPriority="47"/>
+    <w:lsdException w:name="Grid Table 3 Accent 6" w:uiPriority="48"/>
+    <w:lsdException w:name="Grid Table 4 Accent 6" w:uiPriority="49"/>
+    <w:lsdException w:name="Grid Table 5 Dark Accent 6" w:uiPriority="50"/>
+    <w:lsdException w:name="Grid Table 6 Colorful Accent 6" w:uiPriority="51"/>
+    <w:lsdException w:name="Grid Table 7 Colorful Accent 6" w:uiPriority="52"/>
+    <w:lsdException w:name="List Table 1 Light" w:uiPriority="46"/>
+    <w:lsdException w:name="List Table 2" w:uiPriority="47"/>
+    <w:lsdException w:name="List Table 3" w:uiPriority="48"/>
+    <w:lsdException w:name="List Table 4" w:uiPriority="49"/>
+    <w:lsdException w:name="List Table 5 Dark" w:uiPriority="50"/>
+    <w:lsdException w:name="List Table 6 Colorful" w:uiPriority="51"/>
+    <w:lsdException w:name="List Table 7 Colorful" w:uiPriority="52"/>
+    <w:lsdException w:name="List Table 1 Light Accent 1" w:uiPriority="46"/>
+    <w:lsdException w:name="List Table 2 Accent 1" w:uiPriority="47"/>
+    <w:lsdException w:name="List Table 3 Accent 1" w:uiPriority="48"/>
+    <w:lsdException w:name="List Table 4 Accent 1" w:uiPriority="49"/>
+    <w:lsdException w:name="List Table 5 Dark Accent 1" w:uiPriority="50"/>
+    <w:lsdException w:name="List Table 6 Colorful Accent 1" w:uiPriority="51"/>
+    <w:lsdException w:name="List Table 7 Colorful Accent 1" w:uiPriority="52"/>
+    <w:lsdException w:name="List Table 1 Light Accent 2" w:uiPriority="46"/>
+    <w:lsdException w:name="List Table 2 Accent 2" w:uiPriority="47"/>
+    <w:lsdException w:name="List Table 3 Accent 2" w:uiPriority="48"/>
+    <w:lsdException w:name="List Table 4 Accent 2" w:uiPriority="49"/>
+    <w:lsdException w:name="List Table 5 Dark Accent 2" w:uiPriority="50"/>
+    <w:lsdException w:name="List Table 6 Colorful Accent 2" w:uiPriority="51"/>
+    <w:lsdException w:name="List Table 7 Colorful Accent 2" w:uiPriority="52"/>
+    <w:lsdException w:name="List Table 1 Light Accent 3" w:uiPriority="46"/>
+    <w:lsdException w:name="List Table 2 Accent 3" w:uiPriority="47"/>
+    <w:lsdException w:name="List Table 3 Accent 3" w:uiPriority="48"/>
+    <w:lsdException w:name="List Table 4 Accent 3" w:uiPriority="49"/>
+    <w:lsdException w:name="List Table 5 Dark Accent 3" w:uiPriority="50"/>
+    <w:lsdException w:name="List Table 6 Colorful Accent 3" w:uiPriority="51"/>
+    <w:lsdException w:name="List Table 7 Colorful Accent 3" w:uiPriority="52"/>
+    <w:lsdException w:name="List Table 1 Light Accent 4" w:uiPriority="46"/>
+    <w:lsdException w:name="List Table 2 Accent 4" w:uiPriority="47"/>
+    <w:lsdException w:name="List Table 3 Accent 4" w:uiPriority="48"/>
+    <w:lsdException w:name="List Table 4 Accent 4" w:uiPriority="49"/>
+    <w:lsdException w:name="List Table 5 Dark Accent 4" w:uiPriority="50"/>
+    <w:lsdException w:name="List Table 6 Colorful Accent 4" w:uiPriority="51"/>
+    <w:lsdException w:name="List Table 7 Colorful Accent 4" w:uiPriority="52"/>
+    <w:lsdException w:name="List Table 1 Light Accent 5" w:uiPriority="46"/>
+    <w:lsdException w:name="List Table 2 Accent 5" w:uiPriority="47"/>
+    <w:lsdException w:name="List Table 3 Accent 5" w:uiPriority="48"/>
+    <w:lsdException w:name="List Table 4 Accent 5" w:uiPriority="49"/>
+    <w:lsdException w:name="List Table 5 Dark Accent 5" w:uiPriority="50"/>
+    <w:lsdException w:name="List Table 6 Colorful Accent 5" w:uiPriority="51"/>
+    <w:lsdException w:name="List Table 7 Colorful Accent 5" w:uiPriority="52"/>
+    <w:lsdException w:name="List Table 1 Light Accent 6" w:uiPriority="46"/>
+    <w:lsdException w:name="List Table 2 Accent 6" w:uiPriority="47"/>
+    <w:lsdException w:name="List Table 3 Accent 6" w:uiPriority="48"/>
+    <w:lsdException w:name="List Table 4 Accent 6" w:uiPriority="49"/>
+    <w:lsdException w:name="List Table 5 Dark Accent 6" w:uiPriority="50"/>
+    <w:lsdException w:name="List Table 6 Colorful Accent 6" w:uiPriority="51"/>
+    <w:lsdException w:name="List Table 7 Colorful Accent 6" w:uiPriority="52"/>
+    <w:lsdException w:name="Mention" w:semiHidden="1" w:unhideWhenUsed="1"/>
+    <w:lsdException w:name="Smart Hyperlink" w:semiHidden="1" w:unhideWhenUsed="1"/>
+    <w:lsdException w:name="Hashtag" w:semiHidden="1" w:unhideWhenUsed="1"/>
+    <w:lsdException w:name="Unresolved Mention" w:semiHidden="1" w:unhideWhenUsed="1"/>
+    <w:lsdException w:name="Smart Link" w:semiHidden="1" w:unhideWhenUsed="1"/>
+  </w:latentStyles>
+  <w:style w:type="paragraph" w:default="1" w:styleId="Normal">
+    <w:name w:val="Normal"/>
+    <w:qFormat/>
   </w:style>
   <w:style w:type="paragraph" w:styleId="Heading1">
     <w:name w:val="heading 1"/>
     <w:basedOn w:val="Normal"/>
     <w:next w:val="Normal"/>
+    <w:uiPriority w:val="9"/>
+    <w:qFormat/>
     <w:pPr>
       <w:pBdr>
-        <w:top w:space="0" w:sz="0" w:val="nil"/>
-        <w:left w:space="0" w:sz="0" w:val="nil"/>
-        <w:bottom w:space="0" w:sz="0" w:val="nil"/>
-        <w:right w:space="0" w:sz="0" w:val="nil"/>
-        <w:between w:space="0" w:sz="0" w:val="nil"/>
+        <w:top w:val="nil"/>
+        <w:left w:val="nil"/>
+        <w:bottom w:val="nil"/>
+        <w:right w:val="nil"/>
+        <w:between w:val="nil"/>
       </w:pBdr>
-      <w:shd w:fill="auto" w:val="clear"/>
-      <w:spacing w:after="240" w:before="240" w:lineRule="auto"/>
+      <w:spacing w:before="240" w:after="240"/>
+      <w:outlineLvl w:val="0"/>
     </w:pPr>
     <w:rPr>
-      <w:b w:val="1"/>
-      <w:bCs w:val="1"/>
-      <w:i w:val="0"/>
-      <w:iCs w:val="0"/>
+      <w:b/>
+      <w:bCs/>
       <w:sz w:val="48"/>
       <w:szCs w:val="48"/>
     </w:rPr>
@@ -2122,22 +2807,23 @@
     <w:name w:val="heading 2"/>
     <w:basedOn w:val="Normal"/>
     <w:next w:val="Normal"/>
+    <w:uiPriority w:val="9"/>
+    <w:unhideWhenUsed/>
+    <w:qFormat/>
     <w:pPr>
       <w:pBdr>
-        <w:top w:space="0" w:sz="0" w:val="nil"/>
-        <w:left w:space="0" w:sz="0" w:val="nil"/>
-        <w:bottom w:space="0" w:sz="0" w:val="nil"/>
-        <w:right w:space="0" w:sz="0" w:val="nil"/>
-        <w:between w:space="0" w:sz="0" w:val="nil"/>
+        <w:top w:val="nil"/>
+        <w:left w:val="nil"/>
+        <w:bottom w:val="nil"/>
+        <w:right w:val="nil"/>
+        <w:between w:val="nil"/>
       </w:pBdr>
-      <w:shd w:fill="auto" w:val="clear"/>
-      <w:spacing w:after="225" w:before="225" w:lineRule="auto"/>
+      <w:spacing w:before="225" w:after="225"/>
+      <w:outlineLvl w:val="1"/>
     </w:pPr>
     <w:rPr>
-      <w:b w:val="1"/>
-      <w:bCs w:val="1"/>
-      <w:i w:val="0"/>
-      <w:iCs w:val="0"/>
+      <w:b/>
+      <w:bCs/>
       <w:sz w:val="36"/>
       <w:szCs w:val="36"/>
     </w:rPr>
@@ -2146,22 +2832,24 @@
     <w:name w:val="heading 3"/>
     <w:basedOn w:val="Normal"/>
     <w:next w:val="Normal"/>
+    <w:uiPriority w:val="9"/>
+    <w:semiHidden/>
+    <w:unhideWhenUsed/>
+    <w:qFormat/>
     <w:pPr>
       <w:pBdr>
-        <w:top w:space="0" w:sz="0" w:val="nil"/>
-        <w:left w:space="0" w:sz="0" w:val="nil"/>
-        <w:bottom w:space="0" w:sz="0" w:val="nil"/>
-        <w:right w:space="0" w:sz="0" w:val="nil"/>
-        <w:between w:space="0" w:sz="0" w:val="nil"/>
+        <w:top w:val="nil"/>
+        <w:left w:val="nil"/>
+        <w:bottom w:val="nil"/>
+        <w:right w:val="nil"/>
+        <w:between w:val="nil"/>
       </w:pBdr>
-      <w:shd w:fill="auto" w:val="clear"/>
-      <w:spacing w:after="240" w:before="240" w:lineRule="auto"/>
+      <w:spacing w:before="240" w:after="240"/>
+      <w:outlineLvl w:val="2"/>
     </w:pPr>
     <w:rPr>
-      <w:b w:val="1"/>
-      <w:bCs w:val="1"/>
-      <w:i w:val="0"/>
-      <w:iCs w:val="0"/>
+      <w:b/>
+      <w:bCs/>
       <w:sz w:val="28"/>
       <w:szCs w:val="28"/>
     </w:rPr>
@@ -2170,22 +2858,24 @@
     <w:name w:val="heading 4"/>
     <w:basedOn w:val="Normal"/>
     <w:next w:val="Normal"/>
+    <w:uiPriority w:val="9"/>
+    <w:semiHidden/>
+    <w:unhideWhenUsed/>
+    <w:qFormat/>
     <w:pPr>
       <w:pBdr>
-        <w:top w:space="0" w:sz="0" w:val="nil"/>
-        <w:left w:space="0" w:sz="0" w:val="nil"/>
-        <w:bottom w:space="0" w:sz="0" w:val="nil"/>
-        <w:right w:space="0" w:sz="0" w:val="nil"/>
-        <w:between w:space="0" w:sz="0" w:val="nil"/>
+        <w:top w:val="nil"/>
+        <w:left w:val="nil"/>
+        <w:bottom w:val="nil"/>
+        <w:right w:val="nil"/>
+        <w:between w:val="nil"/>
       </w:pBdr>
-      <w:shd w:fill="auto" w:val="clear"/>
-      <w:spacing w:after="255" w:before="255" w:lineRule="auto"/>
+      <w:spacing w:before="255" w:after="255"/>
+      <w:outlineLvl w:val="3"/>
     </w:pPr>
     <w:rPr>
-      <w:b w:val="1"/>
-      <w:bCs w:val="1"/>
-      <w:i w:val="0"/>
-      <w:iCs w:val="0"/>
+      <w:b/>
+      <w:bCs/>
       <w:sz w:val="24"/>
       <w:szCs w:val="24"/>
     </w:rPr>
@@ -2194,22 +2884,24 @@
     <w:name w:val="heading 5"/>
     <w:basedOn w:val="Normal"/>
     <w:next w:val="Normal"/>
+    <w:uiPriority w:val="9"/>
+    <w:semiHidden/>
+    <w:unhideWhenUsed/>
+    <w:qFormat/>
     <w:pPr>
       <w:pBdr>
-        <w:top w:space="0" w:sz="0" w:val="nil"/>
-        <w:left w:space="0" w:sz="0" w:val="nil"/>
-        <w:bottom w:space="0" w:sz="0" w:val="nil"/>
-        <w:right w:space="0" w:sz="0" w:val="nil"/>
-        <w:between w:space="0" w:sz="0" w:val="nil"/>
+        <w:top w:val="nil"/>
+        <w:left w:val="nil"/>
+        <w:bottom w:val="nil"/>
+        <w:right w:val="nil"/>
+        <w:between w:val="nil"/>
       </w:pBdr>
-      <w:shd w:fill="auto" w:val="clear"/>
-      <w:spacing w:after="255" w:before="255" w:lineRule="auto"/>
+      <w:spacing w:before="255" w:after="255"/>
+      <w:outlineLvl w:val="4"/>
     </w:pPr>
     <w:rPr>
-      <w:b w:val="1"/>
-      <w:bCs w:val="1"/>
-      <w:i w:val="0"/>
-      <w:iCs w:val="0"/>
+      <w:b/>
+      <w:bCs/>
       <w:sz w:val="18"/>
       <w:szCs w:val="18"/>
     </w:rPr>
@@ -2218,39 +2910,80 @@
     <w:name w:val="heading 6"/>
     <w:basedOn w:val="Normal"/>
     <w:next w:val="Normal"/>
+    <w:uiPriority w:val="9"/>
+    <w:semiHidden/>
+    <w:unhideWhenUsed/>
+    <w:qFormat/>
     <w:pPr>
       <w:pBdr>
-        <w:top w:space="0" w:sz="0" w:val="nil"/>
-        <w:left w:space="0" w:sz="0" w:val="nil"/>
-        <w:bottom w:space="0" w:sz="0" w:val="nil"/>
-        <w:right w:space="0" w:sz="0" w:val="nil"/>
-        <w:between w:space="0" w:sz="0" w:val="nil"/>
+        <w:top w:val="nil"/>
+        <w:left w:val="nil"/>
+        <w:bottom w:val="nil"/>
+        <w:right w:val="nil"/>
+        <w:between w:val="nil"/>
       </w:pBdr>
-      <w:shd w:fill="auto" w:val="clear"/>
-      <w:spacing w:after="360" w:before="360" w:lineRule="auto"/>
+      <w:spacing w:before="360" w:after="360"/>
+      <w:outlineLvl w:val="5"/>
     </w:pPr>
     <w:rPr>
-      <w:b w:val="1"/>
-      <w:bCs w:val="1"/>
-      <w:i w:val="0"/>
-      <w:iCs w:val="0"/>
+      <w:b/>
+      <w:bCs/>
       <w:sz w:val="16"/>
       <w:szCs w:val="16"/>
     </w:rPr>
+  </w:style>
+  <w:style w:type="character" w:default="1" w:styleId="DefaultParagraphFont">
+    <w:name w:val="Default Paragraph Font"/>
+    <w:uiPriority w:val="1"/>
+    <w:semiHidden/>
+    <w:unhideWhenUsed/>
+  </w:style>
+  <w:style w:type="table" w:default="1" w:styleId="TableNormal">
+    <w:name w:val="Normal Table"/>
+    <w:uiPriority w:val="99"/>
+    <w:semiHidden/>
+    <w:unhideWhenUsed/>
+    <w:tblPr>
+      <w:tblInd w:w="0" w:type="dxa"/>
+      <w:tblCellMar>
+        <w:top w:w="0" w:type="dxa"/>
+        <w:left w:w="108" w:type="dxa"/>
+        <w:bottom w:w="0" w:type="dxa"/>
+        <w:right w:w="108" w:type="dxa"/>
+      </w:tblCellMar>
+    </w:tblPr>
+  </w:style>
+  <w:style w:type="numbering" w:default="1" w:styleId="NoList">
+    <w:name w:val="No List"/>
+    <w:uiPriority w:val="99"/>
+    <w:semiHidden/>
+    <w:unhideWhenUsed/>
+  </w:style>
+  <w:style w:type="table" w:customStyle="1" w:styleId="TableNormal0">
+    <w:name w:val="TableNormal"/>
+    <w:tblPr>
+      <w:tblCellMar>
+        <w:top w:w="100" w:type="dxa"/>
+        <w:left w:w="100" w:type="dxa"/>
+        <w:bottom w:w="100" w:type="dxa"/>
+        <w:right w:w="100" w:type="dxa"/>
+      </w:tblCellMar>
+    </w:tblPr>
   </w:style>
   <w:style w:type="paragraph" w:styleId="Title">
     <w:name w:val="Title"/>
     <w:basedOn w:val="Normal"/>
     <w:next w:val="Normal"/>
+    <w:uiPriority w:val="10"/>
+    <w:qFormat/>
     <w:pPr>
-      <w:keepNext w:val="1"/>
-      <w:keepLines w:val="1"/>
-      <w:pageBreakBefore w:val="0"/>
-      <w:spacing w:after="120" w:before="480" w:lineRule="auto"/>
+      <w:keepNext/>
+      <w:keepLines/>
+      <w:spacing w:before="480" w:after="120"/>
     </w:pPr>
     <w:rPr>
-      <w:b w:val="1"/>
-      <w:bCs w:val="1"/>
+      <w:b/>
+      <w:bCs/>
       <w:sz w:val="72"/>
       <w:szCs w:val="72"/>
     </w:rPr>
@@ -2259,27 +2992,93 @@
     <w:name w:val="Subtitle"/>
     <w:basedOn w:val="Normal"/>
     <w:next w:val="Normal"/>
+    <w:uiPriority w:val="11"/>
+    <w:qFormat/>
     <w:pPr>
-      <w:keepNext w:val="1"/>
-      <w:keepLines w:val="1"/>
-      <w:pageBreakBefore w:val="0"/>
-      <w:spacing w:after="80" w:before="360" w:lineRule="auto"/>
+      <w:keepNext/>
+      <w:keepLines/>
+      <w:spacing w:before="360" w:after="80"/>
     </w:pPr>
     <w:rPr>
-      <w:rFonts w:ascii="Georgia" w:cs="Georgia" w:eastAsia="Georgia" w:hAnsi="Georgia"/>
-      <w:i w:val="1"/>
-      <w:iCs w:val="1"/>
+      <w:rFonts w:ascii="Georgia" w:eastAsia="Georgia" w:hAnsi="Georgia" w:cs="Georgia"/>
+      <w:i/>
+      <w:iCs/>
       <w:color w:val="666666"/>
       <w:sz w:val="48"/>
       <w:szCs w:val="48"/>
     </w:rPr>
   </w:style>
-  <w:style w:type="table" w:styleId="Table1">
-    <w:basedOn w:val="TableNormal"/>
+  <w:style w:type="table" w:customStyle="1" w:styleId="a">
+    <w:basedOn w:val="TableNormal0"/>
     <w:tblPr>
       <w:tblStyleRowBandSize w:val="1"/>
       <w:tblStyleColBandSize w:val="1"/>
     </w:tblPr>
+  </w:style>
+  <w:style w:type="paragraph" w:styleId="Header">
+    <w:name w:val="header"/>
+    <w:basedOn w:val="Normal"/>
+    <w:link w:val="HeaderChar"/>
+    <w:uiPriority w:val="99"/>
+    <w:unhideWhenUsed/>
+    <w:rsid w:val="0082267A"/>
+    <w:pPr>
+      <w:tabs>
+        <w:tab w:val="center" w:pos="4680"/>
+        <w:tab w:val="right" w:pos="9360"/>
+      </w:tabs>
+    </w:pPr>
+  </w:style>
+  <w:style w:type="character" w:customStyle="1" w:styleId="HeaderChar">
+    <w:name w:val="Header Char"/>
+    <w:basedOn w:val="DefaultParagraphFont"/>
+    <w:link w:val="Header"/>
+    <w:uiPriority w:val="99"/>
+    <w:rsid w:val="0082267A"/>
+  </w:style>
+  <w:style w:type="paragraph" w:styleId="Footer">
+    <w:name w:val="footer"/>
+    <w:basedOn w:val="Normal"/>
+    <w:link w:val="FooterChar"/>
+    <w:uiPriority w:val="99"/>
+    <w:unhideWhenUsed/>
+    <w:rsid w:val="0082267A"/>
+    <w:pPr>
+      <w:tabs>
+        <w:tab w:val="center" w:pos="4680"/>
+        <w:tab w:val="right" w:pos="9360"/>
+      </w:tabs>
+    </w:pPr>
+  </w:style>
+  <w:style w:type="character" w:customStyle="1" w:styleId="FooterChar">
+    <w:name w:val="Footer Char"/>
+    <w:basedOn w:val="DefaultParagraphFont"/>
+    <w:link w:val="Footer"/>
+    <w:uiPriority w:val="99"/>
+    <w:rsid w:val="0082267A"/>
+  </w:style>
+  <w:style w:type="character" w:styleId="Hyperlink">
+    <w:name w:val="Hyperlink"/>
+    <w:basedOn w:val="DefaultParagraphFont"/>
+    <w:uiPriority w:val="99"/>
+    <w:unhideWhenUsed/>
+    <w:rsid w:val="00D74CA1"/>
+    <w:rPr>
+      <w:color w:val="0000FF" w:themeColor="hyperlink"/>
+      <w:u w:val="single"/>
+    </w:rPr>
+  </w:style>
+  <w:style w:type="character" w:styleId="UnresolvedMention">
+    <w:name w:val="Unresolved Mention"/>
+    <w:basedOn w:val="DefaultParagraphFont"/>
+    <w:uiPriority w:val="99"/>
+    <w:semiHidden/>
+    <w:unhideWhenUsed/>
+    <w:rsid w:val="00D74CA1"/>
+    <w:rPr>
+      <w:color w:val="605E5C"/>
+      <w:shd w:val="clear" w:color="auto" w:fill="E1DFDD"/>
+    </w:rPr>
   </w:style>
 </w:styles>
 </file>
